--- a/OptimizerAlgorithmsReport.docx
+++ b/OptimizerAlgorithmsReport.docx
@@ -1,6 +1,6 @@
 
 <file path=word/document.xml><?xml version="1.0" encoding="utf-8"?>
-<w:document xmlns:wpc="http://schemas.microsoft.com/office/word/2010/wordprocessingCanvas" xmlns:cx="http://schemas.microsoft.com/office/drawing/2014/chartex" xmlns:cx1="http://schemas.microsoft.com/office/drawing/2015/9/8/chartex" xmlns:cx2="http://schemas.microsoft.com/office/drawing/2015/10/21/chartex" xmlns:cx3="http://schemas.microsoft.com/office/drawing/2016/5/9/chartex" xmlns:cx4="http://schemas.microsoft.com/office/drawing/2016/5/10/chartex" xmlns:cx5="http://schemas.microsoft.com/office/drawing/2016/5/11/chartex" xmlns:cx6="http://schemas.microsoft.com/office/drawing/2016/5/12/chartex" xmlns:cx7="http://schemas.microsoft.com/office/drawing/2016/5/13/chartex" xmlns:cx8="http://schemas.microsoft.com/office/drawing/2016/5/14/chartex" xmlns:mc="http://schemas.openxmlformats.org/markup-compatibility/2006" xmlns:aink="http://schemas.microsoft.com/office/drawing/2016/ink" xmlns:am3d="http://schemas.microsoft.com/office/drawing/2017/model3d" xmlns:o="urn:schemas-microsoft-com:office:office" xmlns:r="http://schemas.openxmlformats.org/officeDocument/2006/relationships" xmlns:m="http://schemas.openxmlformats.org/officeDocument/2006/math" xmlns:v="urn:schemas-microsoft-com:vml" xmlns:wp14="http://schemas.microsoft.com/office/word/2010/wordprocessingDrawing" xmlns:wp="http://schemas.openxmlformats.org/drawingml/2006/wordprocessingDrawing" xmlns:w10="urn:schemas-microsoft-com:office:word" xmlns:w="http://schemas.openxmlformats.org/wordprocessingml/2006/main" xmlns:w14="http://schemas.microsoft.com/office/word/2010/wordml" xmlns:w15="http://schemas.microsoft.com/office/word/2012/wordml" xmlns:w16cex="http://schemas.microsoft.com/office/word/2018/wordml/cex" xmlns:w16cid="http://schemas.microsoft.com/office/word/2016/wordml/cid" xmlns:w16="http://schemas.microsoft.com/office/word/2018/wordml" xmlns:w16sdtdh="http://schemas.microsoft.com/office/word/2020/wordml/sdtdatahash" xmlns:w16se="http://schemas.microsoft.com/office/word/2015/wordml/symex" xmlns:wpg="http://schemas.microsoft.com/office/word/2010/wordprocessingGroup" xmlns:wpi="http://schemas.microsoft.com/office/word/2010/wordprocessingInk" xmlns:wne="http://schemas.microsoft.com/office/word/2006/wordml" xmlns:wps="http://schemas.microsoft.com/office/word/2010/wordprocessingShape" mc:Ignorable="w14 w15 w16se w16cid w16 w16cex w16sdtdh wp14">
+<w:document xmlns:wpc="http://schemas.microsoft.com/office/word/2010/wordprocessingCanvas" xmlns:cx="http://schemas.microsoft.com/office/drawing/2014/chartex" xmlns:cx1="http://schemas.microsoft.com/office/drawing/2015/9/8/chartex" xmlns:cx2="http://schemas.microsoft.com/office/drawing/2015/10/21/chartex" xmlns:cx3="http://schemas.microsoft.com/office/drawing/2016/5/9/chartex" xmlns:cx4="http://schemas.microsoft.com/office/drawing/2016/5/10/chartex" xmlns:cx5="http://schemas.microsoft.com/office/drawing/2016/5/11/chartex" xmlns:cx6="http://schemas.microsoft.com/office/drawing/2016/5/12/chartex" xmlns:cx7="http://schemas.microsoft.com/office/drawing/2016/5/13/chartex" xmlns:cx8="http://schemas.microsoft.com/office/drawing/2016/5/14/chartex" xmlns:mc="http://schemas.openxmlformats.org/markup-compatibility/2006" xmlns:aink="http://schemas.microsoft.com/office/drawing/2016/ink" xmlns:am3d="http://schemas.microsoft.com/office/drawing/2017/model3d" xmlns:o="urn:schemas-microsoft-com:office:office" xmlns:oel="http://schemas.microsoft.com/office/2019/extlst" xmlns:r="http://schemas.openxmlformats.org/officeDocument/2006/relationships" xmlns:m="http://schemas.openxmlformats.org/officeDocument/2006/math" xmlns:v="urn:schemas-microsoft-com:vml" xmlns:wp14="http://schemas.microsoft.com/office/word/2010/wordprocessingDrawing" xmlns:wp="http://schemas.openxmlformats.org/drawingml/2006/wordprocessingDrawing" xmlns:w10="urn:schemas-microsoft-com:office:word" xmlns:w="http://schemas.openxmlformats.org/wordprocessingml/2006/main" xmlns:w14="http://schemas.microsoft.com/office/word/2010/wordml" xmlns:w15="http://schemas.microsoft.com/office/word/2012/wordml" xmlns:w16cex="http://schemas.microsoft.com/office/word/2018/wordml/cex" xmlns:w16cid="http://schemas.microsoft.com/office/word/2016/wordml/cid" xmlns:w16="http://schemas.microsoft.com/office/word/2018/wordml" xmlns:w16du="http://schemas.microsoft.com/office/word/2023/wordml/word16du" xmlns:w16sdtdh="http://schemas.microsoft.com/office/word/2020/wordml/sdtdatahash" xmlns:w16sdtfl="http://schemas.microsoft.com/office/word/2024/wordml/sdtformatlock" xmlns:w16se="http://schemas.microsoft.com/office/word/2015/wordml/symex" xmlns:wpg="http://schemas.microsoft.com/office/word/2010/wordprocessingGroup" xmlns:wpi="http://schemas.microsoft.com/office/word/2010/wordprocessingInk" xmlns:wne="http://schemas.microsoft.com/office/word/2006/wordml" xmlns:wps="http://schemas.microsoft.com/office/word/2010/wordprocessingShape" mc:Ignorable="w14 w15 w16se w16cid w16 w16cex w16sdtdh w16sdtfl w16du wp14">
   <w:body>
     <w:sdt>
       <w:sdtPr>
@@ -114,7 +114,6 @@
               <w:temporary/>
               <w:showingPlcHdr/>
             </w:sdtPr>
-            <w:sdtEndPr/>
             <w:sdtContent>
               <w:r>
                 <w:rPr>
@@ -169,7 +168,6 @@
               <w:temporary/>
               <w:showingPlcHdr/>
             </w:sdtPr>
-            <w:sdtEndPr/>
             <w:sdtContent>
               <w:r>
                 <w:rPr>
@@ -226,7 +224,6 @@
               <w:temporary/>
               <w:showingPlcHdr/>
             </w:sdtPr>
-            <w:sdtEndPr/>
             <w:sdtContent>
               <w:r>
                 <w:rPr>
@@ -281,7 +278,6 @@
               <w:temporary/>
               <w:showingPlcHdr/>
             </w:sdtPr>
-            <w:sdtEndPr/>
             <w:sdtContent>
               <w:r>
                 <w:rPr>
@@ -346,7 +342,6 @@
               <w:temporary/>
               <w:showingPlcHdr/>
             </w:sdtPr>
-            <w:sdtEndPr/>
             <w:sdtContent>
               <w:r>
                 <w:rPr>
@@ -424,7 +419,7 @@
           <w:color w:val="000000"/>
           <w:sz w:val="21"/>
           <w:szCs w:val="21"/>
-          <w:lang w:val="en-PT" w:eastAsia="en-GB"/>
+          <w:lang w:eastAsia="en-GB"/>
         </w:rPr>
       </w:pPr>
       <w:r>
@@ -433,7 +428,7 @@
           <w:color w:val="000000"/>
           <w:sz w:val="21"/>
           <w:szCs w:val="21"/>
-          <w:lang w:val="en-PT" w:eastAsia="en-GB"/>
+          <w:lang w:eastAsia="en-GB"/>
         </w:rPr>
         <w:t>Within the scope of the Optimization Algorithms course, this project aims to apply theoretical concepts of bio-inspired computing and swarm intelligence to a real-world Machine Learning problem. The central focus of this work is to train an Artificial Neural Network (ANN) by replacing the standard gradient-based learning procedure (such as backpropagation) with two population-based meta-heuristic optimization approaches. The selected algorithms for this comparative study are the Genetic Algorithm (GA), previously developed during practical classes, and the Grey Wolf Optimizer (GWO), a stochastic swarm intelligence algorithm inspired by the social hierarchy and hunting behavior of grey wolves.</w:t>
       </w:r>
@@ -447,7 +442,7 @@
           <w:color w:val="000000"/>
           <w:sz w:val="21"/>
           <w:szCs w:val="21"/>
-          <w:lang w:val="en-PT" w:eastAsia="en-GB"/>
+          <w:lang w:eastAsia="en-GB"/>
         </w:rPr>
       </w:pPr>
       <w:r>
@@ -456,7 +451,7 @@
           <w:color w:val="000000"/>
           <w:sz w:val="21"/>
           <w:szCs w:val="21"/>
-          <w:lang w:val="en-PT" w:eastAsia="en-GB"/>
+          <w:lang w:eastAsia="en-GB"/>
         </w:rPr>
         <w:t>The classification task addresses the </w:t>
       </w:r>
@@ -468,7 +463,7 @@
           <w:color w:val="000000"/>
           <w:sz w:val="21"/>
           <w:szCs w:val="21"/>
-          <w:lang w:val="en-PT" w:eastAsia="en-GB"/>
+          <w:lang w:eastAsia="en-GB"/>
         </w:rPr>
         <w:t>Oxford Parkinson's Disease Detection Dataset</w:t>
       </w:r>
@@ -478,7 +473,7 @@
           <w:color w:val="000000"/>
           <w:sz w:val="21"/>
           <w:szCs w:val="21"/>
-          <w:lang w:val="en-PT" w:eastAsia="en-GB"/>
+          <w:lang w:eastAsia="en-GB"/>
         </w:rPr>
         <w:t>, provided in a preprocessed and standardized format. The objective is to process a set of biomedical voice measurements collected from multiple individuals and accurately distinguish between healthy subjects and those diagnosed with Parkinson's disease. Since the behavior and generalization capability of a neural network with a fixed architecture are entirely dictated by its internal parameters, the problem is formulated as searching a continuous numerical space for the weight configuration that maximizes the predictive performance of the model.</w:t>
       </w:r>
@@ -492,7 +487,7 @@
           <w:color w:val="000000"/>
           <w:sz w:val="21"/>
           <w:szCs w:val="21"/>
-          <w:lang w:val="en-PT" w:eastAsia="en-GB"/>
+          <w:lang w:eastAsia="en-GB"/>
         </w:rPr>
       </w:pPr>
       <w:r>
@@ -501,7 +496,7 @@
           <w:color w:val="000000"/>
           <w:sz w:val="21"/>
           <w:szCs w:val="21"/>
-          <w:lang w:val="en-PT" w:eastAsia="en-GB"/>
+          <w:lang w:eastAsia="en-GB"/>
         </w:rPr>
         <w:t>As an optional extension designed to elevate the technical rigor of this project and explore further parameters of the </w:t>
       </w:r>
@@ -511,7 +506,7 @@
           <w:color w:val="000000"/>
           <w:sz w:val="16"/>
           <w:szCs w:val="16"/>
-          <w:lang w:val="en-PT" w:eastAsia="en-GB"/>
+          <w:lang w:eastAsia="en-GB"/>
         </w:rPr>
         <w:t>MLPClassifier</w:t>
       </w:r>
@@ -521,7 +516,7 @@
           <w:color w:val="000000"/>
           <w:sz w:val="21"/>
           <w:szCs w:val="21"/>
-          <w:lang w:val="en-PT" w:eastAsia="en-GB"/>
+          <w:lang w:eastAsia="en-GB"/>
         </w:rPr>
         <w:t> from </w:t>
       </w:r>
@@ -531,7 +526,7 @@
           <w:color w:val="000000"/>
           <w:sz w:val="16"/>
           <w:szCs w:val="16"/>
-          <w:lang w:val="en-PT" w:eastAsia="en-GB"/>
+          <w:lang w:eastAsia="en-GB"/>
         </w:rPr>
         <w:t>scikit-learn</w:t>
       </w:r>
@@ -541,7 +536,7 @@
           <w:color w:val="000000"/>
           <w:sz w:val="21"/>
           <w:szCs w:val="21"/>
-          <w:lang w:val="en-PT" w:eastAsia="en-GB"/>
+          <w:lang w:eastAsia="en-GB"/>
         </w:rPr>
         <w:t>, this work introduces a joint optimization strategy. Beyond mapping and optimizing the network's total weights and biases within the solution vector, the GWO algorithm has been adapted to dynamically search for the ideal initial learning rate. This approach allows us to analyze whether the simultaneous tuning of structural parameters and operational hyperparameters yields faster convergence and more statistically robust results for this clinical diagnostic task</w:t>
       </w:r>
@@ -555,7 +550,7 @@
           <w:color w:val="000000"/>
           <w:sz w:val="21"/>
           <w:szCs w:val="21"/>
-          <w:lang w:val="en-PT" w:eastAsia="en-GB"/>
+          <w:lang w:eastAsia="en-GB"/>
         </w:rPr>
       </w:pPr>
     </w:p>
@@ -692,7 +687,7 @@
           <w:color w:val="000000"/>
           <w:sz w:val="21"/>
           <w:szCs w:val="21"/>
-          <w:lang w:val="en-PT" w:eastAsia="en-GB"/>
+          <w:lang w:eastAsia="en-GB"/>
         </w:rPr>
       </w:pPr>
       <w:r>
@@ -701,7 +696,7 @@
           <w:color w:val="000000"/>
           <w:sz w:val="21"/>
           <w:szCs w:val="21"/>
-          <w:lang w:val="en-PT" w:eastAsia="en-GB"/>
+          <w:lang w:eastAsia="en-GB"/>
         </w:rPr>
         <w:t>Each algorithm applied in this project navigates the neural network's weight space using a fundamentally different strategy</w:t>
       </w:r>
@@ -711,7 +706,7 @@
           <w:color w:val="000000"/>
           <w:sz w:val="21"/>
           <w:szCs w:val="21"/>
-          <w:lang w:val="en-PT" w:eastAsia="en-GB"/>
+          <w:lang w:eastAsia="en-GB"/>
         </w:rPr>
         <w:t>:</w:t>
       </w:r>
@@ -729,7 +724,7 @@
           <w:color w:val="000000"/>
           <w:sz w:val="21"/>
           <w:szCs w:val="21"/>
-          <w:lang w:val="en-PT" w:eastAsia="en-GB"/>
+          <w:lang w:eastAsia="en-GB"/>
         </w:rPr>
       </w:pPr>
       <w:r>
@@ -739,7 +734,7 @@
           <w:sz w:val="21"/>
           <w:szCs w:val="21"/>
           <w:u w:val="single"/>
-          <w:lang w:val="en-PT" w:eastAsia="en-GB"/>
+          <w:lang w:eastAsia="en-GB"/>
         </w:rPr>
         <w:t>Genetic Algorithm (GA)</w:t>
       </w:r>
@@ -752,7 +747,7 @@
           <w:color w:val="000000"/>
           <w:sz w:val="21"/>
           <w:szCs w:val="21"/>
-          <w:lang w:val="en-PT" w:eastAsia="en-GB"/>
+          <w:lang w:eastAsia="en-GB"/>
         </w:rPr>
       </w:pPr>
       <w:r>
@@ -761,7 +756,7 @@
           <w:color w:val="000000"/>
           <w:sz w:val="21"/>
           <w:szCs w:val="21"/>
-          <w:lang w:val="en-PT" w:eastAsia="en-GB"/>
+          <w:lang w:eastAsia="en-GB"/>
         </w:rPr>
         <w:t>GA creates new offspring by calculating a linear combination of two parent chromosomes using a random blending factor (α</w:t>
       </w:r>
@@ -771,7 +766,7 @@
           <w:color w:val="000000"/>
           <w:sz w:val="21"/>
           <w:szCs w:val="21"/>
-          <w:lang w:val="en-PT" w:eastAsia="en-GB"/>
+          <w:lang w:eastAsia="en-GB"/>
         </w:rPr>
         <w:t>∈</w:t>
       </w:r>
@@ -781,7 +776,7 @@
           <w:color w:val="000000"/>
           <w:sz w:val="21"/>
           <w:szCs w:val="21"/>
-          <w:lang w:val="en-PT" w:eastAsia="en-GB"/>
+          <w:lang w:eastAsia="en-GB"/>
         </w:rPr>
         <w:t>[0,1]):</w:t>
       </w:r>
@@ -794,7 +789,7 @@
           <w:color w:val="000000"/>
           <w:sz w:val="21"/>
           <w:szCs w:val="21"/>
-          <w:lang w:val="en-PT" w:eastAsia="en-GB"/>
+          <w:lang w:eastAsia="en-GB"/>
         </w:rPr>
       </w:pPr>
     </w:p>
@@ -806,7 +801,7 @@
           <w:color w:val="000000"/>
           <w:sz w:val="21"/>
           <w:szCs w:val="21"/>
-          <w:lang w:val="en-PT" w:eastAsia="en-GB"/>
+          <w:lang w:eastAsia="en-GB"/>
         </w:rPr>
       </w:pPr>
       <m:oMathPara>
@@ -817,7 +812,7 @@
               <w:color w:val="000000"/>
               <w:sz w:val="21"/>
               <w:szCs w:val="21"/>
-              <w:lang w:val="en-PT" w:eastAsia="en-GB"/>
+              <w:lang w:eastAsia="en-GB"/>
             </w:rPr>
             <m:t>child1= α × parent1+</m:t>
           </m:r>
@@ -830,7 +825,7 @@
                   <w:color w:val="000000"/>
                   <w:sz w:val="21"/>
                   <w:szCs w:val="21"/>
-                  <w:lang w:val="en-PT" w:eastAsia="en-GB"/>
+                  <w:lang w:eastAsia="en-GB"/>
                 </w:rPr>
               </m:ctrlPr>
             </m:dPr>
@@ -841,7 +836,7 @@
                   <w:color w:val="000000"/>
                   <w:sz w:val="21"/>
                   <w:szCs w:val="21"/>
-                  <w:lang w:val="en-PT" w:eastAsia="en-GB"/>
+                  <w:lang w:eastAsia="en-GB"/>
                 </w:rPr>
                 <m:t>1-α</m:t>
               </m:r>
@@ -853,7 +848,7 @@
               <w:color w:val="000000"/>
               <w:sz w:val="21"/>
               <w:szCs w:val="21"/>
-              <w:lang w:val="en-PT" w:eastAsia="en-GB"/>
+              <w:lang w:eastAsia="en-GB"/>
             </w:rPr>
             <m:t xml:space="preserve"> × parent2</m:t>
           </m:r>
@@ -868,7 +863,7 @@
           <w:color w:val="000000"/>
           <w:sz w:val="21"/>
           <w:szCs w:val="21"/>
-          <w:lang w:val="en-PT" w:eastAsia="en-GB"/>
+          <w:lang w:eastAsia="en-GB"/>
         </w:rPr>
       </w:pPr>
     </w:p>
@@ -880,7 +875,7 @@
           <w:color w:val="000000"/>
           <w:sz w:val="21"/>
           <w:szCs w:val="21"/>
-          <w:lang w:val="en-PT" w:eastAsia="en-GB"/>
+          <w:lang w:eastAsia="en-GB"/>
         </w:rPr>
       </w:pPr>
       <m:oMathPara>
@@ -891,7 +886,7 @@
               <w:color w:val="000000"/>
               <w:sz w:val="21"/>
               <w:szCs w:val="21"/>
-              <w:lang w:val="en-PT" w:eastAsia="en-GB"/>
+              <w:lang w:eastAsia="en-GB"/>
             </w:rPr>
             <m:t>child2= α × parent2+</m:t>
           </m:r>
@@ -904,7 +899,7 @@
                   <w:color w:val="000000"/>
                   <w:sz w:val="21"/>
                   <w:szCs w:val="21"/>
-                  <w:lang w:val="en-PT" w:eastAsia="en-GB"/>
+                  <w:lang w:eastAsia="en-GB"/>
                 </w:rPr>
               </m:ctrlPr>
             </m:dPr>
@@ -915,7 +910,7 @@
                   <w:color w:val="000000"/>
                   <w:sz w:val="21"/>
                   <w:szCs w:val="21"/>
-                  <w:lang w:val="en-PT" w:eastAsia="en-GB"/>
+                  <w:lang w:eastAsia="en-GB"/>
                 </w:rPr>
                 <m:t>1-α</m:t>
               </m:r>
@@ -927,7 +922,7 @@
               <w:color w:val="000000"/>
               <w:sz w:val="21"/>
               <w:szCs w:val="21"/>
-              <w:lang w:val="en-PT" w:eastAsia="en-GB"/>
+              <w:lang w:eastAsia="en-GB"/>
             </w:rPr>
             <m:t xml:space="preserve"> × parent1</m:t>
           </m:r>
@@ -942,7 +937,7 @@
           <w:color w:val="000000"/>
           <w:sz w:val="21"/>
           <w:szCs w:val="21"/>
-          <w:lang w:val="en-PT" w:eastAsia="en-GB"/>
+          <w:lang w:eastAsia="en-GB"/>
         </w:rPr>
       </w:pPr>
     </w:p>
@@ -955,7 +950,7 @@
           <w:color w:val="000000"/>
           <w:sz w:val="21"/>
           <w:szCs w:val="21"/>
-          <w:lang w:val="en-PT" w:eastAsia="en-GB"/>
+          <w:lang w:eastAsia="en-GB"/>
         </w:rPr>
       </w:pPr>
       <w:r>
@@ -964,7 +959,7 @@
           <w:color w:val="000000"/>
           <w:sz w:val="21"/>
           <w:szCs w:val="21"/>
-          <w:lang w:val="en-PT" w:eastAsia="en-GB"/>
+          <w:lang w:eastAsia="en-GB"/>
         </w:rPr>
         <w:t>This operator primarily increases Exploitation. Instead of jumping to completely unseen zones, it performs "exploration on existing knowledge" by searching inside the bounded hyper-space located exactly between two known successful networks.</w:t>
       </w:r>
@@ -977,7 +972,7 @@
           <w:color w:val="000000"/>
           <w:sz w:val="21"/>
           <w:szCs w:val="21"/>
-          <w:lang w:val="en-PT" w:eastAsia="en-GB"/>
+          <w:lang w:eastAsia="en-GB"/>
         </w:rPr>
       </w:pPr>
     </w:p>
@@ -989,7 +984,7 @@
           <w:color w:val="000000"/>
           <w:sz w:val="21"/>
           <w:szCs w:val="21"/>
-          <w:lang w:val="en-PT" w:eastAsia="en-GB"/>
+          <w:lang w:eastAsia="en-GB"/>
         </w:rPr>
       </w:pPr>
     </w:p>
@@ -1009,7 +1004,6 @@
           <w:lang w:val="pt-PT" w:eastAsia="en-GB"/>
         </w:rPr>
       </w:pPr>
-      <w:proofErr w:type="spellStart"/>
       <w:r>
         <w:rPr>
           <w:rFonts w:eastAsia="Times New Roman" w:cstheme="minorHAnsi"/>
@@ -1019,67 +1013,7 @@
           <w:u w:val="single"/>
           <w:lang w:val="pt-PT" w:eastAsia="en-GB"/>
         </w:rPr>
-        <w:t>Grey</w:t>
-      </w:r>
-      <w:proofErr w:type="spellEnd"/>
-      <w:r>
-        <w:rPr>
-          <w:rFonts w:eastAsia="Times New Roman" w:cstheme="minorHAnsi"/>
-          <w:color w:val="000000"/>
-          <w:sz w:val="21"/>
-          <w:szCs w:val="21"/>
-          <w:u w:val="single"/>
-          <w:lang w:val="pt-PT" w:eastAsia="en-GB"/>
-        </w:rPr>
-        <w:t xml:space="preserve"> </w:t>
-      </w:r>
-      <w:proofErr w:type="spellStart"/>
-      <w:r>
-        <w:rPr>
-          <w:rFonts w:eastAsia="Times New Roman" w:cstheme="minorHAnsi"/>
-          <w:color w:val="000000"/>
-          <w:sz w:val="21"/>
-          <w:szCs w:val="21"/>
-          <w:u w:val="single"/>
-          <w:lang w:val="pt-PT" w:eastAsia="en-GB"/>
-        </w:rPr>
-        <w:t>Wolf</w:t>
-      </w:r>
-      <w:proofErr w:type="spellEnd"/>
-      <w:r>
-        <w:rPr>
-          <w:rFonts w:eastAsia="Times New Roman" w:cstheme="minorHAnsi"/>
-          <w:color w:val="000000"/>
-          <w:sz w:val="21"/>
-          <w:szCs w:val="21"/>
-          <w:u w:val="single"/>
-          <w:lang w:val="pt-PT" w:eastAsia="en-GB"/>
-        </w:rPr>
-        <w:t xml:space="preserve"> </w:t>
-      </w:r>
-      <w:proofErr w:type="spellStart"/>
-      <w:r>
-        <w:rPr>
-          <w:rFonts w:eastAsia="Times New Roman" w:cstheme="minorHAnsi"/>
-          <w:color w:val="000000"/>
-          <w:sz w:val="21"/>
-          <w:szCs w:val="21"/>
-          <w:u w:val="single"/>
-          <w:lang w:val="pt-PT" w:eastAsia="en-GB"/>
-        </w:rPr>
-        <w:t>Optimizer</w:t>
-      </w:r>
-      <w:proofErr w:type="spellEnd"/>
-      <w:r>
-        <w:rPr>
-          <w:rFonts w:eastAsia="Times New Roman" w:cstheme="minorHAnsi"/>
-          <w:color w:val="000000"/>
-          <w:sz w:val="21"/>
-          <w:szCs w:val="21"/>
-          <w:u w:val="single"/>
-          <w:lang w:val="pt-PT" w:eastAsia="en-GB"/>
-        </w:rPr>
-        <w:t xml:space="preserve"> (GWO)</w:t>
+        <w:t>Grey Wolf Optimizer (GWO)</w:t>
       </w:r>
     </w:p>
     <w:p>
@@ -1094,7 +1028,7 @@
           <w:rFonts w:ascii="Times New Roman" w:eastAsia="Times New Roman" w:hAnsi="Times New Roman" w:cs="Times New Roman"/>
           <w:sz w:val="24"/>
           <w:szCs w:val="24"/>
-          <w:lang w:val="en-PT" w:eastAsia="en-GB"/>
+          <w:lang w:eastAsia="en-GB"/>
         </w:rPr>
       </w:pPr>
       <w:r>
@@ -1103,7 +1037,7 @@
           <w:color w:val="000000"/>
           <w:sz w:val="27"/>
           <w:szCs w:val="27"/>
-          <w:lang w:val="en-PT" w:eastAsia="en-GB"/>
+          <w:lang w:eastAsia="en-GB"/>
         </w:rPr>
         <w:t>This operator primarily increases </w:t>
       </w:r>
@@ -1115,7 +1049,7 @@
           <w:color w:val="000000"/>
           <w:sz w:val="24"/>
           <w:szCs w:val="24"/>
-          <w:lang w:val="en-PT" w:eastAsia="en-GB"/>
+          <w:lang w:eastAsia="en-GB"/>
         </w:rPr>
         <w:t>Exploitation</w:t>
       </w:r>
@@ -1125,7 +1059,7 @@
           <w:color w:val="000000"/>
           <w:sz w:val="27"/>
           <w:szCs w:val="27"/>
-          <w:lang w:val="en-PT" w:eastAsia="en-GB"/>
+          <w:lang w:eastAsia="en-GB"/>
         </w:rPr>
         <w:t>. Instead of jumping to completely unseen zones, it performs "exploration on existing knowledge" by searching inside the bounded hyper-space located exactly between two known successful networks.</w:t>
       </w:r>
@@ -1139,7 +1073,7 @@
           <w:color w:val="000000"/>
           <w:sz w:val="21"/>
           <w:szCs w:val="21"/>
-          <w:lang w:val="en-PT" w:eastAsia="en-GB"/>
+          <w:lang w:eastAsia="en-GB"/>
         </w:rPr>
       </w:pPr>
     </w:p>
@@ -1151,7 +1085,7 @@
           <w:color w:val="000000"/>
           <w:sz w:val="21"/>
           <w:szCs w:val="21"/>
-          <w:lang w:val="en-PT" w:eastAsia="en-GB"/>
+          <w:lang w:eastAsia="en-GB"/>
         </w:rPr>
       </w:pPr>
       <w:r>
@@ -1160,7 +1094,7 @@
           <w:color w:val="000000"/>
           <w:sz w:val="21"/>
           <w:szCs w:val="21"/>
-          <w:lang w:val="en-PT" w:eastAsia="en-GB"/>
+          <w:lang w:eastAsia="en-GB"/>
         </w:rPr>
         <w:t>Grey Wolf Optimizer (GWO): Instead of discrete evolutionary steps, GWO uses a continuous geometric mechanism. The three best solutions found so far (α,β,δ) act as leaders, creating an invisible attraction zone around the estimated target. The other solutions (wolves) update their parameters by calculating their multi-dimensional distance to these leaders. Over time, this hunting zone shrinks, forcing the entire population to converge and fine-tune the parameters in the most promising area.</w:t>
       </w:r>
@@ -1168,13 +1102,47 @@
     <w:p>
       <w:pPr>
         <w:spacing w:before="100" w:beforeAutospacing="1" w:after="100" w:afterAutospacing="1" w:line="240" w:lineRule="auto"/>
-        <w:jc w:val="both"/>
         <w:rPr>
           <w:rFonts w:eastAsia="Times New Roman" w:cstheme="minorHAnsi"/>
           <w:color w:val="000000"/>
           <w:sz w:val="21"/>
           <w:szCs w:val="21"/>
-          <w:lang w:val="en-PT" w:eastAsia="en-GB"/>
+          <w:lang w:eastAsia="en-GB"/>
+        </w:rPr>
+      </w:pPr>
+    </w:p>
+    <w:p>
+      <w:pPr>
+        <w:spacing w:before="100" w:beforeAutospacing="1" w:after="100" w:afterAutospacing="1" w:line="240" w:lineRule="auto"/>
+        <w:rPr>
+          <w:rFonts w:eastAsia="Times New Roman" w:cstheme="minorHAnsi"/>
+          <w:color w:val="000000"/>
+          <w:sz w:val="21"/>
+          <w:szCs w:val="21"/>
+          <w:lang w:eastAsia="en-GB"/>
+        </w:rPr>
+      </w:pPr>
+      <w:r>
+        <w:rPr>
+          <w:rFonts w:eastAsia="Times New Roman" w:cstheme="minorHAnsi"/>
+          <w:color w:val="000000"/>
+          <w:sz w:val="21"/>
+          <w:szCs w:val="21"/>
+          <w:lang w:eastAsia="en-GB"/>
+        </w:rPr>
+        <w:t>Particle Swarm Optimizer</w:t>
+      </w:r>
+    </w:p>
+    <w:p>
+      <w:pPr>
+        <w:spacing w:before="100" w:beforeAutospacing="1" w:after="100" w:afterAutospacing="1" w:line="240" w:lineRule="auto"/>
+        <w:jc w:val="both"/>
+        <w:rPr>
+          <w:rFonts w:eastAsia="Times New Roman" w:cstheme="minorHAnsi"/>
+          <w:color w:val="000000"/>
+          <w:sz w:val="21"/>
+          <w:szCs w:val="21"/>
+          <w:lang w:eastAsia="en-GB"/>
         </w:rPr>
       </w:pPr>
     </w:p>
@@ -1280,7 +1248,7 @@
 </file>
 
 <file path=word/endnotes.xml><?xml version="1.0" encoding="utf-8"?>
-<w:endnotes xmlns:wpc="http://schemas.microsoft.com/office/word/2010/wordprocessingCanvas" xmlns:cx="http://schemas.microsoft.com/office/drawing/2014/chartex" xmlns:cx1="http://schemas.microsoft.com/office/drawing/2015/9/8/chartex" xmlns:cx2="http://schemas.microsoft.com/office/drawing/2015/10/21/chartex" xmlns:cx3="http://schemas.microsoft.com/office/drawing/2016/5/9/chartex" xmlns:cx4="http://schemas.microsoft.com/office/drawing/2016/5/10/chartex" xmlns:cx5="http://schemas.microsoft.com/office/drawing/2016/5/11/chartex" xmlns:cx6="http://schemas.microsoft.com/office/drawing/2016/5/12/chartex" xmlns:cx7="http://schemas.microsoft.com/office/drawing/2016/5/13/chartex" xmlns:cx8="http://schemas.microsoft.com/office/drawing/2016/5/14/chartex" xmlns:mc="http://schemas.openxmlformats.org/markup-compatibility/2006" xmlns:aink="http://schemas.microsoft.com/office/drawing/2016/ink" xmlns:am3d="http://schemas.microsoft.com/office/drawing/2017/model3d" xmlns:o="urn:schemas-microsoft-com:office:office" xmlns:r="http://schemas.openxmlformats.org/officeDocument/2006/relationships" xmlns:m="http://schemas.openxmlformats.org/officeDocument/2006/math" xmlns:v="urn:schemas-microsoft-com:vml" xmlns:wp14="http://schemas.microsoft.com/office/word/2010/wordprocessingDrawing" xmlns:wp="http://schemas.openxmlformats.org/drawingml/2006/wordprocessingDrawing" xmlns:w10="urn:schemas-microsoft-com:office:word" xmlns:w="http://schemas.openxmlformats.org/wordprocessingml/2006/main" xmlns:w14="http://schemas.microsoft.com/office/word/2010/wordml" xmlns:w15="http://schemas.microsoft.com/office/word/2012/wordml" xmlns:w16cex="http://schemas.microsoft.com/office/word/2018/wordml/cex" xmlns:w16cid="http://schemas.microsoft.com/office/word/2016/wordml/cid" xmlns:w16="http://schemas.microsoft.com/office/word/2018/wordml" xmlns:w16sdtdh="http://schemas.microsoft.com/office/word/2020/wordml/sdtdatahash" xmlns:w16se="http://schemas.microsoft.com/office/word/2015/wordml/symex" xmlns:wpg="http://schemas.microsoft.com/office/word/2010/wordprocessingGroup" xmlns:wpi="http://schemas.microsoft.com/office/word/2010/wordprocessingInk" xmlns:wne="http://schemas.microsoft.com/office/word/2006/wordml" xmlns:wps="http://schemas.microsoft.com/office/word/2010/wordprocessingShape" mc:Ignorable="w14 w15 w16se w16cid w16 w16cex w16sdtdh wp14">
+<w:endnotes xmlns:wpc="http://schemas.microsoft.com/office/word/2010/wordprocessingCanvas" xmlns:cx="http://schemas.microsoft.com/office/drawing/2014/chartex" xmlns:cx1="http://schemas.microsoft.com/office/drawing/2015/9/8/chartex" xmlns:cx2="http://schemas.microsoft.com/office/drawing/2015/10/21/chartex" xmlns:cx3="http://schemas.microsoft.com/office/drawing/2016/5/9/chartex" xmlns:cx4="http://schemas.microsoft.com/office/drawing/2016/5/10/chartex" xmlns:cx5="http://schemas.microsoft.com/office/drawing/2016/5/11/chartex" xmlns:cx6="http://schemas.microsoft.com/office/drawing/2016/5/12/chartex" xmlns:cx7="http://schemas.microsoft.com/office/drawing/2016/5/13/chartex" xmlns:cx8="http://schemas.microsoft.com/office/drawing/2016/5/14/chartex" xmlns:mc="http://schemas.openxmlformats.org/markup-compatibility/2006" xmlns:aink="http://schemas.microsoft.com/office/drawing/2016/ink" xmlns:am3d="http://schemas.microsoft.com/office/drawing/2017/model3d" xmlns:o="urn:schemas-microsoft-com:office:office" xmlns:oel="http://schemas.microsoft.com/office/2019/extlst" xmlns:r="http://schemas.openxmlformats.org/officeDocument/2006/relationships" xmlns:m="http://schemas.openxmlformats.org/officeDocument/2006/math" xmlns:v="urn:schemas-microsoft-com:vml" xmlns:wp14="http://schemas.microsoft.com/office/word/2010/wordprocessingDrawing" xmlns:wp="http://schemas.openxmlformats.org/drawingml/2006/wordprocessingDrawing" xmlns:w10="urn:schemas-microsoft-com:office:word" xmlns:w="http://schemas.openxmlformats.org/wordprocessingml/2006/main" xmlns:w14="http://schemas.microsoft.com/office/word/2010/wordml" xmlns:w15="http://schemas.microsoft.com/office/word/2012/wordml" xmlns:w16cex="http://schemas.microsoft.com/office/word/2018/wordml/cex" xmlns:w16cid="http://schemas.microsoft.com/office/word/2016/wordml/cid" xmlns:w16="http://schemas.microsoft.com/office/word/2018/wordml" xmlns:w16du="http://schemas.microsoft.com/office/word/2023/wordml/word16du" xmlns:w16sdtdh="http://schemas.microsoft.com/office/word/2020/wordml/sdtdatahash" xmlns:w16sdtfl="http://schemas.microsoft.com/office/word/2024/wordml/sdtformatlock" xmlns:w16se="http://schemas.microsoft.com/office/word/2015/wordml/symex" xmlns:wpg="http://schemas.microsoft.com/office/word/2010/wordprocessingGroup" xmlns:wpi="http://schemas.microsoft.com/office/word/2010/wordprocessingInk" xmlns:wne="http://schemas.microsoft.com/office/word/2006/wordml" xmlns:wps="http://schemas.microsoft.com/office/word/2010/wordprocessingShape" mc:Ignorable="w14 w15 w16se w16cid w16 w16cex w16sdtdh w16sdtfl w16du wp14">
   <w:endnote w:type="separator" w:id="-1">
     <w:p>
       <w:pPr>
@@ -1307,7 +1275,7 @@
 </file>
 
 <file path=word/footer1.xml><?xml version="1.0" encoding="utf-8"?>
-<w:ftr xmlns:wpc="http://schemas.microsoft.com/office/word/2010/wordprocessingCanvas" xmlns:cx="http://schemas.microsoft.com/office/drawing/2014/chartex" xmlns:cx1="http://schemas.microsoft.com/office/drawing/2015/9/8/chartex" xmlns:cx2="http://schemas.microsoft.com/office/drawing/2015/10/21/chartex" xmlns:cx3="http://schemas.microsoft.com/office/drawing/2016/5/9/chartex" xmlns:cx4="http://schemas.microsoft.com/office/drawing/2016/5/10/chartex" xmlns:cx5="http://schemas.microsoft.com/office/drawing/2016/5/11/chartex" xmlns:cx6="http://schemas.microsoft.com/office/drawing/2016/5/12/chartex" xmlns:cx7="http://schemas.microsoft.com/office/drawing/2016/5/13/chartex" xmlns:cx8="http://schemas.microsoft.com/office/drawing/2016/5/14/chartex" xmlns:mc="http://schemas.openxmlformats.org/markup-compatibility/2006" xmlns:aink="http://schemas.microsoft.com/office/drawing/2016/ink" xmlns:am3d="http://schemas.microsoft.com/office/drawing/2017/model3d" xmlns:o="urn:schemas-microsoft-com:office:office" xmlns:r="http://schemas.openxmlformats.org/officeDocument/2006/relationships" xmlns:m="http://schemas.openxmlformats.org/officeDocument/2006/math" xmlns:v="urn:schemas-microsoft-com:vml" xmlns:wp14="http://schemas.microsoft.com/office/word/2010/wordprocessingDrawing" xmlns:wp="http://schemas.openxmlformats.org/drawingml/2006/wordprocessingDrawing" xmlns:w10="urn:schemas-microsoft-com:office:word" xmlns:w="http://schemas.openxmlformats.org/wordprocessingml/2006/main" xmlns:w14="http://schemas.microsoft.com/office/word/2010/wordml" xmlns:w15="http://schemas.microsoft.com/office/word/2012/wordml" xmlns:w16cex="http://schemas.microsoft.com/office/word/2018/wordml/cex" xmlns:w16cid="http://schemas.microsoft.com/office/word/2016/wordml/cid" xmlns:w16="http://schemas.microsoft.com/office/word/2018/wordml" xmlns:w16sdtdh="http://schemas.microsoft.com/office/word/2020/wordml/sdtdatahash" xmlns:w16se="http://schemas.microsoft.com/office/word/2015/wordml/symex" xmlns:wpg="http://schemas.microsoft.com/office/word/2010/wordprocessingGroup" xmlns:wpi="http://schemas.microsoft.com/office/word/2010/wordprocessingInk" xmlns:wne="http://schemas.microsoft.com/office/word/2006/wordml" xmlns:wps="http://schemas.microsoft.com/office/word/2010/wordprocessingShape" mc:Ignorable="w14 w15 w16se w16cid w16 w16cex w16sdtdh wp14">
+<w:ftr xmlns:wpc="http://schemas.microsoft.com/office/word/2010/wordprocessingCanvas" xmlns:cx="http://schemas.microsoft.com/office/drawing/2014/chartex" xmlns:cx1="http://schemas.microsoft.com/office/drawing/2015/9/8/chartex" xmlns:cx2="http://schemas.microsoft.com/office/drawing/2015/10/21/chartex" xmlns:cx3="http://schemas.microsoft.com/office/drawing/2016/5/9/chartex" xmlns:cx4="http://schemas.microsoft.com/office/drawing/2016/5/10/chartex" xmlns:cx5="http://schemas.microsoft.com/office/drawing/2016/5/11/chartex" xmlns:cx6="http://schemas.microsoft.com/office/drawing/2016/5/12/chartex" xmlns:cx7="http://schemas.microsoft.com/office/drawing/2016/5/13/chartex" xmlns:cx8="http://schemas.microsoft.com/office/drawing/2016/5/14/chartex" xmlns:mc="http://schemas.openxmlformats.org/markup-compatibility/2006" xmlns:aink="http://schemas.microsoft.com/office/drawing/2016/ink" xmlns:am3d="http://schemas.microsoft.com/office/drawing/2017/model3d" xmlns:o="urn:schemas-microsoft-com:office:office" xmlns:oel="http://schemas.microsoft.com/office/2019/extlst" xmlns:r="http://schemas.openxmlformats.org/officeDocument/2006/relationships" xmlns:m="http://schemas.openxmlformats.org/officeDocument/2006/math" xmlns:v="urn:schemas-microsoft-com:vml" xmlns:wp14="http://schemas.microsoft.com/office/word/2010/wordprocessingDrawing" xmlns:wp="http://schemas.openxmlformats.org/drawingml/2006/wordprocessingDrawing" xmlns:w10="urn:schemas-microsoft-com:office:word" xmlns:w="http://schemas.openxmlformats.org/wordprocessingml/2006/main" xmlns:w14="http://schemas.microsoft.com/office/word/2010/wordml" xmlns:w15="http://schemas.microsoft.com/office/word/2012/wordml" xmlns:w16cex="http://schemas.microsoft.com/office/word/2018/wordml/cex" xmlns:w16cid="http://schemas.microsoft.com/office/word/2016/wordml/cid" xmlns:w16="http://schemas.microsoft.com/office/word/2018/wordml" xmlns:w16du="http://schemas.microsoft.com/office/word/2023/wordml/word16du" xmlns:w16sdtdh="http://schemas.microsoft.com/office/word/2020/wordml/sdtdatahash" xmlns:w16sdtfl="http://schemas.microsoft.com/office/word/2024/wordml/sdtformatlock" xmlns:w16se="http://schemas.microsoft.com/office/word/2015/wordml/symex" xmlns:wpg="http://schemas.microsoft.com/office/word/2010/wordprocessingGroup" xmlns:wpi="http://schemas.microsoft.com/office/word/2010/wordprocessingInk" xmlns:wne="http://schemas.microsoft.com/office/word/2006/wordml" xmlns:wps="http://schemas.microsoft.com/office/word/2010/wordprocessingShape" mc:Ignorable="w14 w15 w16se w16cid w16 w16cex w16sdtdh w16sdtfl w16du wp14">
   <w:sdt>
     <w:sdtPr>
       <w:id w:val="-142820326"/>
@@ -1316,7 +1284,6 @@
         <w:docPartUnique/>
       </w:docPartObj>
     </w:sdtPr>
-    <w:sdtEndPr/>
     <w:sdtContent>
       <w:p>
         <w:pPr>
@@ -1347,7 +1314,7 @@
 </file>
 
 <file path=word/footnotes.xml><?xml version="1.0" encoding="utf-8"?>
-<w:footnotes xmlns:wpc="http://schemas.microsoft.com/office/word/2010/wordprocessingCanvas" xmlns:cx="http://schemas.microsoft.com/office/drawing/2014/chartex" xmlns:cx1="http://schemas.microsoft.com/office/drawing/2015/9/8/chartex" xmlns:cx2="http://schemas.microsoft.com/office/drawing/2015/10/21/chartex" xmlns:cx3="http://schemas.microsoft.com/office/drawing/2016/5/9/chartex" xmlns:cx4="http://schemas.microsoft.com/office/drawing/2016/5/10/chartex" xmlns:cx5="http://schemas.microsoft.com/office/drawing/2016/5/11/chartex" xmlns:cx6="http://schemas.microsoft.com/office/drawing/2016/5/12/chartex" xmlns:cx7="http://schemas.microsoft.com/office/drawing/2016/5/13/chartex" xmlns:cx8="http://schemas.microsoft.com/office/drawing/2016/5/14/chartex" xmlns:mc="http://schemas.openxmlformats.org/markup-compatibility/2006" xmlns:aink="http://schemas.microsoft.com/office/drawing/2016/ink" xmlns:am3d="http://schemas.microsoft.com/office/drawing/2017/model3d" xmlns:o="urn:schemas-microsoft-com:office:office" xmlns:r="http://schemas.openxmlformats.org/officeDocument/2006/relationships" xmlns:m="http://schemas.openxmlformats.org/officeDocument/2006/math" xmlns:v="urn:schemas-microsoft-com:vml" xmlns:wp14="http://schemas.microsoft.com/office/word/2010/wordprocessingDrawing" xmlns:wp="http://schemas.openxmlformats.org/drawingml/2006/wordprocessingDrawing" xmlns:w10="urn:schemas-microsoft-com:office:word" xmlns:w="http://schemas.openxmlformats.org/wordprocessingml/2006/main" xmlns:w14="http://schemas.microsoft.com/office/word/2010/wordml" xmlns:w15="http://schemas.microsoft.com/office/word/2012/wordml" xmlns:w16cex="http://schemas.microsoft.com/office/word/2018/wordml/cex" xmlns:w16cid="http://schemas.microsoft.com/office/word/2016/wordml/cid" xmlns:w16="http://schemas.microsoft.com/office/word/2018/wordml" xmlns:w16sdtdh="http://schemas.microsoft.com/office/word/2020/wordml/sdtdatahash" xmlns:w16se="http://schemas.microsoft.com/office/word/2015/wordml/symex" xmlns:wpg="http://schemas.microsoft.com/office/word/2010/wordprocessingGroup" xmlns:wpi="http://schemas.microsoft.com/office/word/2010/wordprocessingInk" xmlns:wne="http://schemas.microsoft.com/office/word/2006/wordml" xmlns:wps="http://schemas.microsoft.com/office/word/2010/wordprocessingShape" mc:Ignorable="w14 w15 w16se w16cid w16 w16cex w16sdtdh wp14">
+<w:footnotes xmlns:wpc="http://schemas.microsoft.com/office/word/2010/wordprocessingCanvas" xmlns:cx="http://schemas.microsoft.com/office/drawing/2014/chartex" xmlns:cx1="http://schemas.microsoft.com/office/drawing/2015/9/8/chartex" xmlns:cx2="http://schemas.microsoft.com/office/drawing/2015/10/21/chartex" xmlns:cx3="http://schemas.microsoft.com/office/drawing/2016/5/9/chartex" xmlns:cx4="http://schemas.microsoft.com/office/drawing/2016/5/10/chartex" xmlns:cx5="http://schemas.microsoft.com/office/drawing/2016/5/11/chartex" xmlns:cx6="http://schemas.microsoft.com/office/drawing/2016/5/12/chartex" xmlns:cx7="http://schemas.microsoft.com/office/drawing/2016/5/13/chartex" xmlns:cx8="http://schemas.microsoft.com/office/drawing/2016/5/14/chartex" xmlns:mc="http://schemas.openxmlformats.org/markup-compatibility/2006" xmlns:aink="http://schemas.microsoft.com/office/drawing/2016/ink" xmlns:am3d="http://schemas.microsoft.com/office/drawing/2017/model3d" xmlns:o="urn:schemas-microsoft-com:office:office" xmlns:oel="http://schemas.microsoft.com/office/2019/extlst" xmlns:r="http://schemas.openxmlformats.org/officeDocument/2006/relationships" xmlns:m="http://schemas.openxmlformats.org/officeDocument/2006/math" xmlns:v="urn:schemas-microsoft-com:vml" xmlns:wp14="http://schemas.microsoft.com/office/word/2010/wordprocessingDrawing" xmlns:wp="http://schemas.openxmlformats.org/drawingml/2006/wordprocessingDrawing" xmlns:w10="urn:schemas-microsoft-com:office:word" xmlns:w="http://schemas.openxmlformats.org/wordprocessingml/2006/main" xmlns:w14="http://schemas.microsoft.com/office/word/2010/wordml" xmlns:w15="http://schemas.microsoft.com/office/word/2012/wordml" xmlns:w16cex="http://schemas.microsoft.com/office/word/2018/wordml/cex" xmlns:w16cid="http://schemas.microsoft.com/office/word/2016/wordml/cid" xmlns:w16="http://schemas.microsoft.com/office/word/2018/wordml" xmlns:w16du="http://schemas.microsoft.com/office/word/2023/wordml/word16du" xmlns:w16sdtdh="http://schemas.microsoft.com/office/word/2020/wordml/sdtdatahash" xmlns:w16sdtfl="http://schemas.microsoft.com/office/word/2024/wordml/sdtformatlock" xmlns:w16se="http://schemas.microsoft.com/office/word/2015/wordml/symex" xmlns:wpg="http://schemas.microsoft.com/office/word/2010/wordprocessingGroup" xmlns:wpi="http://schemas.microsoft.com/office/word/2010/wordprocessingInk" xmlns:wne="http://schemas.microsoft.com/office/word/2006/wordml" xmlns:wps="http://schemas.microsoft.com/office/word/2010/wordprocessingShape" mc:Ignorable="w14 w15 w16se w16cid w16 w16cex w16sdtdh w16sdtfl w16du wp14">
   <w:footnote w:type="separator" w:id="-1">
     <w:p>
       <w:pPr>
@@ -1374,7 +1341,7 @@
 </file>
 
 <file path=word/numbering.xml><?xml version="1.0" encoding="utf-8"?>
-<w:numbering xmlns:wpc="http://schemas.microsoft.com/office/word/2010/wordprocessingCanvas" xmlns:cx="http://schemas.microsoft.com/office/drawing/2014/chartex" xmlns:cx1="http://schemas.microsoft.com/office/drawing/2015/9/8/chartex" xmlns:cx2="http://schemas.microsoft.com/office/drawing/2015/10/21/chartex" xmlns:cx3="http://schemas.microsoft.com/office/drawing/2016/5/9/chartex" xmlns:cx4="http://schemas.microsoft.com/office/drawing/2016/5/10/chartex" xmlns:cx5="http://schemas.microsoft.com/office/drawing/2016/5/11/chartex" xmlns:cx6="http://schemas.microsoft.com/office/drawing/2016/5/12/chartex" xmlns:cx7="http://schemas.microsoft.com/office/drawing/2016/5/13/chartex" xmlns:cx8="http://schemas.microsoft.com/office/drawing/2016/5/14/chartex" xmlns:mc="http://schemas.openxmlformats.org/markup-compatibility/2006" xmlns:aink="http://schemas.microsoft.com/office/drawing/2016/ink" xmlns:am3d="http://schemas.microsoft.com/office/drawing/2017/model3d" xmlns:o="urn:schemas-microsoft-com:office:office" xmlns:r="http://schemas.openxmlformats.org/officeDocument/2006/relationships" xmlns:m="http://schemas.openxmlformats.org/officeDocument/2006/math" xmlns:v="urn:schemas-microsoft-com:vml" xmlns:wp14="http://schemas.microsoft.com/office/word/2010/wordprocessingDrawing" xmlns:wp="http://schemas.openxmlformats.org/drawingml/2006/wordprocessingDrawing" xmlns:w10="urn:schemas-microsoft-com:office:word" xmlns:w="http://schemas.openxmlformats.org/wordprocessingml/2006/main" xmlns:w14="http://schemas.microsoft.com/office/word/2010/wordml" xmlns:w15="http://schemas.microsoft.com/office/word/2012/wordml" xmlns:w16cex="http://schemas.microsoft.com/office/word/2018/wordml/cex" xmlns:w16cid="http://schemas.microsoft.com/office/word/2016/wordml/cid" xmlns:w16="http://schemas.microsoft.com/office/word/2018/wordml" xmlns:w16sdtdh="http://schemas.microsoft.com/office/word/2020/wordml/sdtdatahash" xmlns:w16se="http://schemas.microsoft.com/office/word/2015/wordml/symex" xmlns:wpg="http://schemas.microsoft.com/office/word/2010/wordprocessingGroup" xmlns:wpi="http://schemas.microsoft.com/office/word/2010/wordprocessingInk" xmlns:wne="http://schemas.microsoft.com/office/word/2006/wordml" xmlns:wps="http://schemas.microsoft.com/office/word/2010/wordprocessingShape" mc:Ignorable="w14 w15 w16se w16cid w16 w16cex w16sdtdh wp14">
+<w:numbering xmlns:wpc="http://schemas.microsoft.com/office/word/2010/wordprocessingCanvas" xmlns:cx="http://schemas.microsoft.com/office/drawing/2014/chartex" xmlns:cx1="http://schemas.microsoft.com/office/drawing/2015/9/8/chartex" xmlns:cx2="http://schemas.microsoft.com/office/drawing/2015/10/21/chartex" xmlns:cx3="http://schemas.microsoft.com/office/drawing/2016/5/9/chartex" xmlns:cx4="http://schemas.microsoft.com/office/drawing/2016/5/10/chartex" xmlns:cx5="http://schemas.microsoft.com/office/drawing/2016/5/11/chartex" xmlns:cx6="http://schemas.microsoft.com/office/drawing/2016/5/12/chartex" xmlns:cx7="http://schemas.microsoft.com/office/drawing/2016/5/13/chartex" xmlns:cx8="http://schemas.microsoft.com/office/drawing/2016/5/14/chartex" xmlns:mc="http://schemas.openxmlformats.org/markup-compatibility/2006" xmlns:aink="http://schemas.microsoft.com/office/drawing/2016/ink" xmlns:am3d="http://schemas.microsoft.com/office/drawing/2017/model3d" xmlns:o="urn:schemas-microsoft-com:office:office" xmlns:oel="http://schemas.microsoft.com/office/2019/extlst" xmlns:r="http://schemas.openxmlformats.org/officeDocument/2006/relationships" xmlns:m="http://schemas.openxmlformats.org/officeDocument/2006/math" xmlns:v="urn:schemas-microsoft-com:vml" xmlns:wp14="http://schemas.microsoft.com/office/word/2010/wordprocessingDrawing" xmlns:wp="http://schemas.openxmlformats.org/drawingml/2006/wordprocessingDrawing" xmlns:w10="urn:schemas-microsoft-com:office:word" xmlns:w="http://schemas.openxmlformats.org/wordprocessingml/2006/main" xmlns:w14="http://schemas.microsoft.com/office/word/2010/wordml" xmlns:w15="http://schemas.microsoft.com/office/word/2012/wordml" xmlns:w16cex="http://schemas.microsoft.com/office/word/2018/wordml/cex" xmlns:w16cid="http://schemas.microsoft.com/office/word/2016/wordml/cid" xmlns:w16="http://schemas.microsoft.com/office/word/2018/wordml" xmlns:w16du="http://schemas.microsoft.com/office/word/2023/wordml/word16du" xmlns:w16sdtdh="http://schemas.microsoft.com/office/word/2020/wordml/sdtdatahash" xmlns:w16sdtfl="http://schemas.microsoft.com/office/word/2024/wordml/sdtformatlock" xmlns:w16se="http://schemas.microsoft.com/office/word/2015/wordml/symex" xmlns:wpg="http://schemas.microsoft.com/office/word/2010/wordprocessingGroup" xmlns:wpi="http://schemas.microsoft.com/office/word/2010/wordprocessingInk" xmlns:wne="http://schemas.microsoft.com/office/word/2006/wordml" xmlns:wps="http://schemas.microsoft.com/office/word/2010/wordprocessingShape" mc:Ignorable="w14 w15 w16se w16cid w16 w16cex w16sdtdh w16sdtfl w16du wp14">
   <w:abstractNum w:abstractNumId="0" w15:restartNumberingAfterBreak="0">
     <w:nsid w:val="02C14345"/>
     <w:multiLevelType w:val="multilevel"/>
@@ -1907,23 +1874,23 @@
       </w:rPr>
     </w:lvl>
   </w:abstractNum>
-  <w:num w:numId="1">
+  <w:num w:numId="1" w16cid:durableId="143086476">
     <w:abstractNumId w:val="0"/>
   </w:num>
-  <w:num w:numId="2">
+  <w:num w:numId="2" w16cid:durableId="557323302">
     <w:abstractNumId w:val="1"/>
   </w:num>
-  <w:num w:numId="3">
+  <w:num w:numId="3" w16cid:durableId="1749422372">
     <w:abstractNumId w:val="3"/>
   </w:num>
-  <w:num w:numId="4">
+  <w:num w:numId="4" w16cid:durableId="2066249697">
     <w:abstractNumId w:val="2"/>
   </w:num>
 </w:numbering>
 </file>
 
 <file path=word/styles.xml><?xml version="1.0" encoding="utf-8"?>
-<w:styles xmlns:mc="http://schemas.openxmlformats.org/markup-compatibility/2006" xmlns:r="http://schemas.openxmlformats.org/officeDocument/2006/relationships" xmlns:w="http://schemas.openxmlformats.org/wordprocessingml/2006/main" xmlns:w14="http://schemas.microsoft.com/office/word/2010/wordml" xmlns:w15="http://schemas.microsoft.com/office/word/2012/wordml" xmlns:w16cex="http://schemas.microsoft.com/office/word/2018/wordml/cex" xmlns:w16cid="http://schemas.microsoft.com/office/word/2016/wordml/cid" xmlns:w16="http://schemas.microsoft.com/office/word/2018/wordml" xmlns:w16sdtdh="http://schemas.microsoft.com/office/word/2020/wordml/sdtdatahash" xmlns:w16se="http://schemas.microsoft.com/office/word/2015/wordml/symex" mc:Ignorable="w14 w15 w16se w16cid w16 w16cex w16sdtdh">
+<w:styles xmlns:mc="http://schemas.openxmlformats.org/markup-compatibility/2006" xmlns:r="http://schemas.openxmlformats.org/officeDocument/2006/relationships" xmlns:w="http://schemas.openxmlformats.org/wordprocessingml/2006/main" xmlns:w14="http://schemas.microsoft.com/office/word/2010/wordml" xmlns:w15="http://schemas.microsoft.com/office/word/2012/wordml" xmlns:w16cex="http://schemas.microsoft.com/office/word/2018/wordml/cex" xmlns:w16cid="http://schemas.microsoft.com/office/word/2016/wordml/cid" xmlns:w16="http://schemas.microsoft.com/office/word/2018/wordml" xmlns:w16du="http://schemas.microsoft.com/office/word/2023/wordml/word16du" xmlns:w16sdtdh="http://schemas.microsoft.com/office/word/2020/wordml/sdtdatahash" xmlns:w16sdtfl="http://schemas.microsoft.com/office/word/2024/wordml/sdtformatlock" xmlns:w16se="http://schemas.microsoft.com/office/word/2015/wordml/symex" mc:Ignorable="w14 w15 w16se w16cid w16 w16cex w16sdtdh w16sdtfl w16du">
   <w:docDefaults>
     <w:rPrDefault>
       <w:rPr>
@@ -3109,7 +3076,7 @@
       <w:rFonts w:ascii="Times New Roman" w:eastAsia="Times New Roman" w:hAnsi="Times New Roman" w:cs="Times New Roman"/>
       <w:sz w:val="24"/>
       <w:szCs w:val="24"/>
-      <w:lang w:val="en-PT" w:eastAsia="en-GB"/>
+      <w:lang w:eastAsia="en-GB"/>
     </w:rPr>
   </w:style>
   <w:style w:type="paragraph" w:styleId="TOC1">
@@ -3596,7 +3563,7 @@
 </file>
 
 <file path=word/glossary/document.xml><?xml version="1.0" encoding="utf-8"?>
-<w:glossaryDocument xmlns:wpc="http://schemas.microsoft.com/office/word/2010/wordprocessingCanvas" xmlns:cx="http://schemas.microsoft.com/office/drawing/2014/chartex" xmlns:cx1="http://schemas.microsoft.com/office/drawing/2015/9/8/chartex" xmlns:cx2="http://schemas.microsoft.com/office/drawing/2015/10/21/chartex" xmlns:cx3="http://schemas.microsoft.com/office/drawing/2016/5/9/chartex" xmlns:cx4="http://schemas.microsoft.com/office/drawing/2016/5/10/chartex" xmlns:cx5="http://schemas.microsoft.com/office/drawing/2016/5/11/chartex" xmlns:cx6="http://schemas.microsoft.com/office/drawing/2016/5/12/chartex" xmlns:cx7="http://schemas.microsoft.com/office/drawing/2016/5/13/chartex" xmlns:cx8="http://schemas.microsoft.com/office/drawing/2016/5/14/chartex" xmlns:mc="http://schemas.openxmlformats.org/markup-compatibility/2006" xmlns:aink="http://schemas.microsoft.com/office/drawing/2016/ink" xmlns:am3d="http://schemas.microsoft.com/office/drawing/2017/model3d" xmlns:o="urn:schemas-microsoft-com:office:office" xmlns:r="http://schemas.openxmlformats.org/officeDocument/2006/relationships" xmlns:m="http://schemas.openxmlformats.org/officeDocument/2006/math" xmlns:v="urn:schemas-microsoft-com:vml" xmlns:wp14="http://schemas.microsoft.com/office/word/2010/wordprocessingDrawing" xmlns:wp="http://schemas.openxmlformats.org/drawingml/2006/wordprocessingDrawing" xmlns:w10="urn:schemas-microsoft-com:office:word" xmlns:w="http://schemas.openxmlformats.org/wordprocessingml/2006/main" xmlns:w14="http://schemas.microsoft.com/office/word/2010/wordml" xmlns:w15="http://schemas.microsoft.com/office/word/2012/wordml" xmlns:w16cex="http://schemas.microsoft.com/office/word/2018/wordml/cex" xmlns:w16cid="http://schemas.microsoft.com/office/word/2016/wordml/cid" xmlns:w16="http://schemas.microsoft.com/office/word/2018/wordml" xmlns:w16sdtdh="http://schemas.microsoft.com/office/word/2020/wordml/sdtdatahash" xmlns:w16se="http://schemas.microsoft.com/office/word/2015/wordml/symex" xmlns:wpg="http://schemas.microsoft.com/office/word/2010/wordprocessingGroup" xmlns:wpi="http://schemas.microsoft.com/office/word/2010/wordprocessingInk" xmlns:wne="http://schemas.microsoft.com/office/word/2006/wordml" xmlns:wps="http://schemas.microsoft.com/office/word/2010/wordprocessingShape" mc:Ignorable="w14 w15 w16se w16cid w16 w16cex w16sdtdh wp14">
+<w:glossaryDocument xmlns:wpc="http://schemas.microsoft.com/office/word/2010/wordprocessingCanvas" xmlns:cx="http://schemas.microsoft.com/office/drawing/2014/chartex" xmlns:cx1="http://schemas.microsoft.com/office/drawing/2015/9/8/chartex" xmlns:cx2="http://schemas.microsoft.com/office/drawing/2015/10/21/chartex" xmlns:cx3="http://schemas.microsoft.com/office/drawing/2016/5/9/chartex" xmlns:cx4="http://schemas.microsoft.com/office/drawing/2016/5/10/chartex" xmlns:cx5="http://schemas.microsoft.com/office/drawing/2016/5/11/chartex" xmlns:cx6="http://schemas.microsoft.com/office/drawing/2016/5/12/chartex" xmlns:cx7="http://schemas.microsoft.com/office/drawing/2016/5/13/chartex" xmlns:cx8="http://schemas.microsoft.com/office/drawing/2016/5/14/chartex" xmlns:mc="http://schemas.openxmlformats.org/markup-compatibility/2006" xmlns:aink="http://schemas.microsoft.com/office/drawing/2016/ink" xmlns:am3d="http://schemas.microsoft.com/office/drawing/2017/model3d" xmlns:o="urn:schemas-microsoft-com:office:office" xmlns:oel="http://schemas.microsoft.com/office/2019/extlst" xmlns:r="http://schemas.openxmlformats.org/officeDocument/2006/relationships" xmlns:m="http://schemas.openxmlformats.org/officeDocument/2006/math" xmlns:v="urn:schemas-microsoft-com:vml" xmlns:wp14="http://schemas.microsoft.com/office/word/2010/wordprocessingDrawing" xmlns:wp="http://schemas.openxmlformats.org/drawingml/2006/wordprocessingDrawing" xmlns:w10="urn:schemas-microsoft-com:office:word" xmlns:w="http://schemas.openxmlformats.org/wordprocessingml/2006/main" xmlns:w14="http://schemas.microsoft.com/office/word/2010/wordml" xmlns:w15="http://schemas.microsoft.com/office/word/2012/wordml" xmlns:w16cex="http://schemas.microsoft.com/office/word/2018/wordml/cex" xmlns:w16cid="http://schemas.microsoft.com/office/word/2016/wordml/cid" xmlns:w16="http://schemas.microsoft.com/office/word/2018/wordml" xmlns:w16du="http://schemas.microsoft.com/office/word/2023/wordml/word16du" xmlns:w16sdtdh="http://schemas.microsoft.com/office/word/2020/wordml/sdtdatahash" xmlns:w16sdtfl="http://schemas.microsoft.com/office/word/2024/wordml/sdtformatlock" xmlns:w16se="http://schemas.microsoft.com/office/word/2015/wordml/symex" xmlns:wpg="http://schemas.microsoft.com/office/word/2010/wordprocessingGroup" xmlns:wpi="http://schemas.microsoft.com/office/word/2010/wordprocessingInk" xmlns:wne="http://schemas.microsoft.com/office/word/2006/wordml" xmlns:wps="http://schemas.microsoft.com/office/word/2010/wordprocessingShape" mc:Ignorable="w14 w15 w16se w16cid w16 w16cex w16sdtdh w16sdtfl w16du wp14">
   <w:docParts>
     <w:docPart>
       <w:docPartPr>
@@ -3757,11 +3724,11 @@
 </file>
 
 <file path=word/glossary/fontTable.xml><?xml version="1.0" encoding="utf-8"?>
-<w:fonts xmlns:mc="http://schemas.openxmlformats.org/markup-compatibility/2006" xmlns:r="http://schemas.openxmlformats.org/officeDocument/2006/relationships" xmlns:w="http://schemas.openxmlformats.org/wordprocessingml/2006/main" xmlns:w14="http://schemas.microsoft.com/office/word/2010/wordml" xmlns:w15="http://schemas.microsoft.com/office/word/2012/wordml" xmlns:w16cex="http://schemas.microsoft.com/office/word/2018/wordml/cex" xmlns:w16cid="http://schemas.microsoft.com/office/word/2016/wordml/cid" xmlns:w16="http://schemas.microsoft.com/office/word/2018/wordml" xmlns:w16sdtdh="http://schemas.microsoft.com/office/word/2020/wordml/sdtdatahash" xmlns:w16se="http://schemas.microsoft.com/office/word/2015/wordml/symex" mc:Ignorable="w14 w15 w16se w16cid w16 w16cex w16sdtdh">
+<w:fonts xmlns:mc="http://schemas.openxmlformats.org/markup-compatibility/2006" xmlns:r="http://schemas.openxmlformats.org/officeDocument/2006/relationships" xmlns:w="http://schemas.openxmlformats.org/wordprocessingml/2006/main" xmlns:w14="http://schemas.microsoft.com/office/word/2010/wordml" xmlns:w15="http://schemas.microsoft.com/office/word/2012/wordml" xmlns:w16cex="http://schemas.microsoft.com/office/word/2018/wordml/cex" xmlns:w16cid="http://schemas.microsoft.com/office/word/2016/wordml/cid" xmlns:w16="http://schemas.microsoft.com/office/word/2018/wordml" xmlns:w16du="http://schemas.microsoft.com/office/word/2023/wordml/word16du" xmlns:w16sdtdh="http://schemas.microsoft.com/office/word/2020/wordml/sdtdatahash" xmlns:w16sdtfl="http://schemas.microsoft.com/office/word/2024/wordml/sdtformatlock" xmlns:w16se="http://schemas.microsoft.com/office/word/2015/wordml/symex" mc:Ignorable="w14 w15 w16se w16cid w16 w16cex w16sdtdh w16sdtfl w16du">
   <w:font w:name="Symbol">
     <w:panose1 w:val="05050102010706020507"/>
     <w:charset w:val="02"/>
-    <w:family w:val="decorative"/>
+    <w:family w:val="roman"/>
     <w:pitch w:val="variable"/>
     <w:sig w:usb0="00000000" w:usb1="10000000" w:usb2="00000000" w:usb3="00000000" w:csb0="80000000" w:csb1="00000000"/>
   </w:font>
@@ -3777,14 +3744,14 @@
     <w:charset w:val="00"/>
     <w:family w:val="modern"/>
     <w:pitch w:val="fixed"/>
-    <w:sig w:usb0="E0002AFF" w:usb1="C0007843" w:usb2="00000009" w:usb3="00000000" w:csb0="000001FF" w:csb1="00000000"/>
+    <w:sig w:usb0="E0002EFF" w:usb1="C0007843" w:usb2="00000009" w:usb3="00000000" w:csb0="000001FF" w:csb1="00000000"/>
   </w:font>
   <w:font w:name="Wingdings">
     <w:panose1 w:val="05000000000000000000"/>
-    <w:charset w:val="4D"/>
-    <w:family w:val="decorative"/>
+    <w:charset w:val="02"/>
+    <w:family w:val="auto"/>
     <w:pitch w:val="variable"/>
-    <w:sig w:usb0="00000003" w:usb1="00000000" w:usb2="00000000" w:usb3="00000000" w:csb0="80000001" w:csb1="00000000"/>
+    <w:sig w:usb0="00000000" w:usb1="10000000" w:usb2="00000000" w:usb3="00000000" w:csb0="80000000" w:csb1="00000000"/>
   </w:font>
   <w:font w:name="Tahoma">
     <w:panose1 w:val="020B0604030504040204"/>
@@ -3805,42 +3772,40 @@
     <w:charset w:val="00"/>
     <w:family w:val="roman"/>
     <w:pitch w:val="variable"/>
-    <w:sig w:usb0="E00002FF" w:usb1="400004FF" w:usb2="00000000" w:usb3="00000000" w:csb0="0000019F" w:csb1="00000000"/>
+    <w:sig w:usb0="E00006FF" w:usb1="420024FF" w:usb2="02000000" w:usb3="00000000" w:csb0="0000019F" w:csb1="00000000"/>
   </w:font>
   <w:font w:name="Cambria Math">
     <w:panose1 w:val="02040503050406030204"/>
     <w:charset w:val="00"/>
     <w:family w:val="roman"/>
     <w:pitch w:val="variable"/>
-    <w:sig w:usb0="E00002FF" w:usb1="420024FF" w:usb2="00000000" w:usb3="00000000" w:csb0="0000019F" w:csb1="00000000"/>
+    <w:sig w:usb0="E00006FF" w:usb1="420024FF" w:usb2="02000000" w:usb3="00000000" w:csb0="0000019F" w:csb1="00000000"/>
   </w:font>
   <w:font w:name="-webkit-standard">
     <w:altName w:val="Cambria"/>
-    <w:panose1 w:val="020B0604020202020204"/>
+    <w:panose1 w:val="00000000000000000000"/>
     <w:charset w:val="00"/>
     <w:family w:val="roman"/>
     <w:notTrueType/>
     <w:pitch w:val="default"/>
   </w:font>
-  <w:font w:name="Calibri">
-    <w:panose1 w:val="020F0502020204030204"/>
+  <w:font w:name="Aptos">
     <w:charset w:val="00"/>
     <w:family w:val="swiss"/>
     <w:pitch w:val="variable"/>
-    <w:sig w:usb0="E4002EFF" w:usb1="C000247B" w:usb2="00000009" w:usb3="00000000" w:csb0="000001FF" w:csb1="00000000"/>
+    <w:sig w:usb0="20000287" w:usb1="00000003" w:usb2="00000000" w:usb3="00000000" w:csb0="0000019F" w:csb1="00000000"/>
   </w:font>
-  <w:font w:name="Calibri Light">
-    <w:panose1 w:val="020F0302020204030204"/>
+  <w:font w:name="Aptos Display">
     <w:charset w:val="00"/>
     <w:family w:val="swiss"/>
     <w:pitch w:val="variable"/>
-    <w:sig w:usb0="E0002AFF" w:usb1="C000247B" w:usb2="00000009" w:usb3="00000000" w:csb0="000001FF" w:csb1="00000000"/>
+    <w:sig w:usb0="20000287" w:usb1="00000003" w:usb2="00000000" w:usb3="00000000" w:csb0="0000019F" w:csb1="00000000"/>
   </w:font>
 </w:fonts>
 </file>
 
 <file path=word/glossary/settings.xml><?xml version="1.0" encoding="utf-8"?>
-<w:settings xmlns:mc="http://schemas.openxmlformats.org/markup-compatibility/2006" xmlns:o="urn:schemas-microsoft-com:office:office" xmlns:r="http://schemas.openxmlformats.org/officeDocument/2006/relationships" xmlns:m="http://schemas.openxmlformats.org/officeDocument/2006/math" xmlns:v="urn:schemas-microsoft-com:vml" xmlns:w10="urn:schemas-microsoft-com:office:word" xmlns:w="http://schemas.openxmlformats.org/wordprocessingml/2006/main" xmlns:w14="http://schemas.microsoft.com/office/word/2010/wordml" xmlns:w15="http://schemas.microsoft.com/office/word/2012/wordml" xmlns:w16cex="http://schemas.microsoft.com/office/word/2018/wordml/cex" xmlns:w16cid="http://schemas.microsoft.com/office/word/2016/wordml/cid" xmlns:w16="http://schemas.microsoft.com/office/word/2018/wordml" xmlns:w16sdtdh="http://schemas.microsoft.com/office/word/2020/wordml/sdtdatahash" xmlns:w16se="http://schemas.microsoft.com/office/word/2015/wordml/symex" xmlns:sl="http://schemas.openxmlformats.org/schemaLibrary/2006/main" mc:Ignorable="w14 w15 w16se w16cid w16 w16cex w16sdtdh">
+<w:settings xmlns:mc="http://schemas.openxmlformats.org/markup-compatibility/2006" xmlns:o="urn:schemas-microsoft-com:office:office" xmlns:r="http://schemas.openxmlformats.org/officeDocument/2006/relationships" xmlns:m="http://schemas.openxmlformats.org/officeDocument/2006/math" xmlns:v="urn:schemas-microsoft-com:vml" xmlns:w10="urn:schemas-microsoft-com:office:word" xmlns:w="http://schemas.openxmlformats.org/wordprocessingml/2006/main" xmlns:w14="http://schemas.microsoft.com/office/word/2010/wordml" xmlns:w15="http://schemas.microsoft.com/office/word/2012/wordml" xmlns:w16cex="http://schemas.microsoft.com/office/word/2018/wordml/cex" xmlns:w16cid="http://schemas.microsoft.com/office/word/2016/wordml/cid" xmlns:w16="http://schemas.microsoft.com/office/word/2018/wordml" xmlns:w16du="http://schemas.microsoft.com/office/word/2023/wordml/word16du" xmlns:w16sdtdh="http://schemas.microsoft.com/office/word/2020/wordml/sdtdatahash" xmlns:w16sdtfl="http://schemas.microsoft.com/office/word/2024/wordml/sdtformatlock" xmlns:w16se="http://schemas.microsoft.com/office/word/2015/wordml/symex" xmlns:sl="http://schemas.openxmlformats.org/schemaLibrary/2006/main" mc:Ignorable="w14 w15 w16se w16cid w16 w16cex w16sdtdh w16sdtfl w16du">
   <w:view w:val="normal"/>
   <w:defaultTabStop w:val="720"/>
   <w:characterSpacingControl w:val="doNotCompress"/>
@@ -3857,6 +3822,8 @@
     <w:rsidRoot w:val="002D2290"/>
     <w:rsid w:val="002D2290"/>
     <w:rsid w:val="00395405"/>
+    <w:rsid w:val="00BE0FDE"/>
+    <w:rsid w:val="00CE364A"/>
     <w:rsid w:val="00E73FD2"/>
     <w:rsid w:val="00EC5675"/>
   </w:rsids>
@@ -3873,23 +3840,23 @@
     <m:intLim m:val="subSup"/>
     <m:naryLim m:val="undOvr"/>
   </m:mathPr>
-  <w:themeFontLang w:val="en-PT"/>
+  <w:themeFontLang/>
   <w:clrSchemeMapping w:bg1="light1" w:t1="dark1" w:bg2="light2" w:t2="dark2" w:accent1="accent1" w:accent2="accent2" w:accent3="accent3" w:accent4="accent4" w:accent5="accent5" w:accent6="accent6" w:hyperlink="hyperlink" w:followedHyperlink="followedHyperlink"/>
-  <w:decimalSymbol w:val=","/>
+  <w:decimalSymbol w:val="."/>
   <w:listSeparator w:val=","/>
   <w15:chartTrackingRefBased/>
 </w:settings>
 </file>
 
 <file path=word/glossary/styles.xml><?xml version="1.0" encoding="utf-8"?>
-<w:styles xmlns:mc="http://schemas.openxmlformats.org/markup-compatibility/2006" xmlns:r="http://schemas.openxmlformats.org/officeDocument/2006/relationships" xmlns:w="http://schemas.openxmlformats.org/wordprocessingml/2006/main" xmlns:w14="http://schemas.microsoft.com/office/word/2010/wordml" xmlns:w15="http://schemas.microsoft.com/office/word/2012/wordml" xmlns:w16cex="http://schemas.microsoft.com/office/word/2018/wordml/cex" xmlns:w16cid="http://schemas.microsoft.com/office/word/2016/wordml/cid" xmlns:w16="http://schemas.microsoft.com/office/word/2018/wordml" xmlns:w16sdtdh="http://schemas.microsoft.com/office/word/2020/wordml/sdtdatahash" xmlns:w16se="http://schemas.microsoft.com/office/word/2015/wordml/symex" mc:Ignorable="w14 w15 w16se w16cid w16 w16cex w16sdtdh">
+<w:styles xmlns:mc="http://schemas.openxmlformats.org/markup-compatibility/2006" xmlns:r="http://schemas.openxmlformats.org/officeDocument/2006/relationships" xmlns:w="http://schemas.openxmlformats.org/wordprocessingml/2006/main" xmlns:w14="http://schemas.microsoft.com/office/word/2010/wordml" xmlns:w15="http://schemas.microsoft.com/office/word/2012/wordml" xmlns:w16cex="http://schemas.microsoft.com/office/word/2018/wordml/cex" xmlns:w16cid="http://schemas.microsoft.com/office/word/2016/wordml/cid" xmlns:w16="http://schemas.microsoft.com/office/word/2018/wordml" xmlns:w16du="http://schemas.microsoft.com/office/word/2023/wordml/word16du" xmlns:w16sdtdh="http://schemas.microsoft.com/office/word/2020/wordml/sdtdatahash" xmlns:w16sdtfl="http://schemas.microsoft.com/office/word/2024/wordml/sdtformatlock" xmlns:w16se="http://schemas.microsoft.com/office/word/2015/wordml/symex" mc:Ignorable="w14 w15 w16se w16cid w16 w16cex w16sdtdh w16sdtfl w16du">
   <w:docDefaults>
     <w:rPrDefault>
       <w:rPr>
         <w:rFonts w:asciiTheme="minorHAnsi" w:eastAsiaTheme="minorEastAsia" w:hAnsiTheme="minorHAnsi" w:cstheme="minorBidi"/>
         <w:sz w:val="24"/>
         <w:szCs w:val="24"/>
-        <w:lang w:val="en-PT" w:eastAsia="en-GB" w:bidi="ar-SA"/>
+        <w:lang w:eastAsia="en-GB" w:bidi="ar-SA"/>
       </w:rPr>
     </w:rPrDefault>
     <w:pPrDefault/>
@@ -4337,7 +4304,7 @@
 </file>
 
 <file path=word/glossary/webSettings.xml><?xml version="1.0" encoding="utf-8"?>
-<w:webSettings xmlns:mc="http://schemas.openxmlformats.org/markup-compatibility/2006" xmlns:r="http://schemas.openxmlformats.org/officeDocument/2006/relationships" xmlns:w="http://schemas.openxmlformats.org/wordprocessingml/2006/main" xmlns:w14="http://schemas.microsoft.com/office/word/2010/wordml" xmlns:w15="http://schemas.microsoft.com/office/word/2012/wordml" xmlns:w16cex="http://schemas.microsoft.com/office/word/2018/wordml/cex" xmlns:w16cid="http://schemas.microsoft.com/office/word/2016/wordml/cid" xmlns:w16="http://schemas.microsoft.com/office/word/2018/wordml" xmlns:w16sdtdh="http://schemas.microsoft.com/office/word/2020/wordml/sdtdatahash" xmlns:w16se="http://schemas.microsoft.com/office/word/2015/wordml/symex" mc:Ignorable="w14 w15 w16se w16cid w16 w16cex w16sdtdh">
+<w:webSettings xmlns:mc="http://schemas.openxmlformats.org/markup-compatibility/2006" xmlns:r="http://schemas.openxmlformats.org/officeDocument/2006/relationships" xmlns:w="http://schemas.openxmlformats.org/wordprocessingml/2006/main" xmlns:w14="http://schemas.microsoft.com/office/word/2010/wordml" xmlns:w15="http://schemas.microsoft.com/office/word/2012/wordml" xmlns:w16cex="http://schemas.microsoft.com/office/word/2018/wordml/cex" xmlns:w16cid="http://schemas.microsoft.com/office/word/2016/wordml/cid" xmlns:w16="http://schemas.microsoft.com/office/word/2018/wordml" xmlns:w16du="http://schemas.microsoft.com/office/word/2023/wordml/word16du" xmlns:w16sdtdh="http://schemas.microsoft.com/office/word/2020/wordml/sdtdatahash" xmlns:w16sdtfl="http://schemas.microsoft.com/office/word/2024/wordml/sdtformatlock" xmlns:w16se="http://schemas.microsoft.com/office/word/2015/wordml/symex" mc:Ignorable="w14 w15 w16se w16cid w16 w16cex w16sdtdh w16sdtfl w16du">
   <w:optimizeForBrowser/>
   <w:allowPNG/>
 </w:webSettings>

--- a/OptimizerAlgorithmsReport.docx
+++ b/OptimizerAlgorithmsReport.docx
@@ -2,400 +2,246 @@
 <file path=word/document.xml><?xml version="1.0" encoding="utf-8"?>
 <w:document xmlns:wpc="http://schemas.microsoft.com/office/word/2010/wordprocessingCanvas" xmlns:cx="http://schemas.microsoft.com/office/drawing/2014/chartex" xmlns:cx1="http://schemas.microsoft.com/office/drawing/2015/9/8/chartex" xmlns:cx2="http://schemas.microsoft.com/office/drawing/2015/10/21/chartex" xmlns:cx3="http://schemas.microsoft.com/office/drawing/2016/5/9/chartex" xmlns:cx4="http://schemas.microsoft.com/office/drawing/2016/5/10/chartex" xmlns:cx5="http://schemas.microsoft.com/office/drawing/2016/5/11/chartex" xmlns:cx6="http://schemas.microsoft.com/office/drawing/2016/5/12/chartex" xmlns:cx7="http://schemas.microsoft.com/office/drawing/2016/5/13/chartex" xmlns:cx8="http://schemas.microsoft.com/office/drawing/2016/5/14/chartex" xmlns:mc="http://schemas.openxmlformats.org/markup-compatibility/2006" xmlns:aink="http://schemas.microsoft.com/office/drawing/2016/ink" xmlns:am3d="http://schemas.microsoft.com/office/drawing/2017/model3d" xmlns:o="urn:schemas-microsoft-com:office:office" xmlns:oel="http://schemas.microsoft.com/office/2019/extlst" xmlns:r="http://schemas.openxmlformats.org/officeDocument/2006/relationships" xmlns:m="http://schemas.openxmlformats.org/officeDocument/2006/math" xmlns:v="urn:schemas-microsoft-com:vml" xmlns:wp14="http://schemas.microsoft.com/office/word/2010/wordprocessingDrawing" xmlns:wp="http://schemas.openxmlformats.org/drawingml/2006/wordprocessingDrawing" xmlns:w10="urn:schemas-microsoft-com:office:word" xmlns:w="http://schemas.openxmlformats.org/wordprocessingml/2006/main" xmlns:w14="http://schemas.microsoft.com/office/word/2010/wordml" xmlns:w15="http://schemas.microsoft.com/office/word/2012/wordml" xmlns:w16cex="http://schemas.microsoft.com/office/word/2018/wordml/cex" xmlns:w16cid="http://schemas.microsoft.com/office/word/2016/wordml/cid" xmlns:w16="http://schemas.microsoft.com/office/word/2018/wordml" xmlns:w16du="http://schemas.microsoft.com/office/word/2023/wordml/word16du" xmlns:w16sdtdh="http://schemas.microsoft.com/office/word/2020/wordml/sdtdatahash" xmlns:w16sdtfl="http://schemas.microsoft.com/office/word/2024/wordml/sdtformatlock" xmlns:w16se="http://schemas.microsoft.com/office/word/2015/wordml/symex" xmlns:wpg="http://schemas.microsoft.com/office/word/2010/wordprocessingGroup" xmlns:wpi="http://schemas.microsoft.com/office/word/2010/wordprocessingInk" xmlns:wne="http://schemas.microsoft.com/office/word/2006/wordml" xmlns:wps="http://schemas.microsoft.com/office/word/2010/wordprocessingShape" mc:Ignorable="w14 w15 w16se w16cid w16 w16cex w16sdtdh w16sdtfl w16du wp14">
   <w:body>
-    <w:sdt>
-      <w:sdtPr>
-        <w:rPr>
-          <w:b w:val="0"/>
-          <w:bCs w:val="0"/>
-          <w:caps w:val="0"/>
-          <w:color w:val="auto"/>
-          <w:spacing w:val="0"/>
-          <w:kern w:val="2"/>
-          <w:sz w:val="24"/>
-          <w:szCs w:val="24"/>
-        </w:rPr>
-        <w:id w:val="290088328"/>
-        <w:docPartObj>
-          <w:docPartGallery w:val="Table of Contents"/>
-          <w:docPartUnique/>
-        </w:docPartObj>
-      </w:sdtPr>
-      <w:sdtEndPr>
-        <w:rPr>
-          <w:rFonts w:ascii="Cambria" w:hAnsi="Cambria"/>
-          <w:kern w:val="0"/>
-          <w:sz w:val="22"/>
-          <w:szCs w:val="22"/>
-        </w:rPr>
-      </w:sdtEndPr>
-      <w:sdtContent>
-        <w:p>
-          <w:pPr>
-            <w:pStyle w:val="TOCHeading"/>
-          </w:pPr>
-          <w:r>
-            <w:t>Table of Contents</w:t>
-          </w:r>
-        </w:p>
-        <w:p>
-          <w:pPr>
-            <w:tabs>
-              <w:tab w:val="right" w:pos="8828"/>
-            </w:tabs>
-            <w:spacing w:before="240" w:after="120"/>
-            <w:rPr>
-              <w:rFonts w:ascii="Cambria" w:hAnsi="Cambria"/>
-              <w:b/>
-              <w:caps/>
-              <w:noProof/>
-              <w:sz w:val="22"/>
-              <w:szCs w:val="22"/>
-              <w:u w:val="single"/>
-            </w:rPr>
-          </w:pPr>
-          <w:r>
-            <w:rPr>
-              <w:rFonts w:ascii="Cambria" w:hAnsi="Cambria"/>
-              <w:caps/>
-              <w:sz w:val="22"/>
-              <w:szCs w:val="22"/>
-              <w:u w:val="single"/>
-            </w:rPr>
-            <w:t xml:space="preserve">Introduction </w:t>
-          </w:r>
-          <w:r>
-            <w:rPr>
-              <w:rFonts w:ascii="Cambria" w:hAnsi="Cambria"/>
-              <w:b/>
-              <w:caps/>
-              <w:noProof/>
-              <w:sz w:val="22"/>
-              <w:szCs w:val="22"/>
-              <w:u w:val="single"/>
-            </w:rPr>
-            <w:tab/>
-          </w:r>
-          <w:r>
-            <w:rPr>
-              <w:rFonts w:ascii="Cambria" w:hAnsi="Cambria"/>
-              <w:b/>
-              <w:caps/>
-              <w:noProof/>
-              <w:sz w:val="22"/>
-              <w:szCs w:val="22"/>
-              <w:u w:val="single"/>
-            </w:rPr>
-            <w:t>1</w:t>
-          </w:r>
-        </w:p>
-        <w:p>
-          <w:pPr>
-            <w:tabs>
-              <w:tab w:val="right" w:pos="8828"/>
-            </w:tabs>
-            <w:rPr>
-              <w:rFonts w:ascii="Cambria" w:hAnsi="Cambria"/>
-              <w:noProof/>
-            </w:rPr>
-          </w:pPr>
-          <w:sdt>
-            <w:sdtPr>
-              <w:rPr>
-                <w:rFonts w:ascii="Cambria" w:hAnsi="Cambria"/>
-                <w:b/>
-                <w:smallCaps/>
-                <w:sz w:val="22"/>
-                <w:szCs w:val="22"/>
-              </w:rPr>
-              <w:id w:val="290088329"/>
-              <w:placeholder>
-                <w:docPart w:val="0714915DE0F528478FE18BD4827A226C"/>
-              </w:placeholder>
-              <w:temporary/>
-              <w:showingPlcHdr/>
-            </w:sdtPr>
-            <w:sdtContent>
-              <w:r>
-                <w:rPr>
-                  <w:rFonts w:ascii="Cambria" w:hAnsi="Cambria"/>
-                  <w:b/>
-                  <w:smallCaps/>
-                  <w:sz w:val="22"/>
-                  <w:szCs w:val="22"/>
-                </w:rPr>
-                <w:t>Type chapter level (level 2)</w:t>
-              </w:r>
-            </w:sdtContent>
-          </w:sdt>
-          <w:r>
-            <w:rPr>
-              <w:rFonts w:ascii="Cambria" w:hAnsi="Cambria"/>
-              <w:b/>
-              <w:smallCaps/>
-              <w:noProof/>
-              <w:sz w:val="22"/>
-              <w:szCs w:val="22"/>
-            </w:rPr>
-            <w:tab/>
-            <w:t>2</w:t>
-          </w:r>
-        </w:p>
-        <w:p>
-          <w:pPr>
-            <w:tabs>
-              <w:tab w:val="right" w:pos="8828"/>
-            </w:tabs>
-            <w:rPr>
-              <w:rFonts w:ascii="Cambria" w:hAnsi="Cambria"/>
-              <w:smallCaps/>
-              <w:noProof/>
-              <w:sz w:val="22"/>
-              <w:szCs w:val="22"/>
-            </w:rPr>
-          </w:pPr>
-          <w:sdt>
-            <w:sdtPr>
-              <w:rPr>
-                <w:rFonts w:ascii="Cambria" w:hAnsi="Cambria"/>
-                <w:smallCaps/>
-                <w:sz w:val="22"/>
-                <w:szCs w:val="22"/>
-              </w:rPr>
-              <w:id w:val="290088330"/>
-              <w:placeholder>
-                <w:docPart w:val="554F822C47E1284EAAC5C0144CE1412B"/>
-              </w:placeholder>
-              <w:temporary/>
-              <w:showingPlcHdr/>
-            </w:sdtPr>
-            <w:sdtContent>
-              <w:r>
-                <w:rPr>
-                  <w:rFonts w:ascii="Cambria" w:hAnsi="Cambria"/>
-                  <w:smallCaps/>
-                  <w:sz w:val="22"/>
-                  <w:szCs w:val="22"/>
-                </w:rPr>
-                <w:t>Type chapter title (level 3)</w:t>
-              </w:r>
-            </w:sdtContent>
-          </w:sdt>
-          <w:r>
-            <w:rPr>
-              <w:rFonts w:ascii="Cambria" w:hAnsi="Cambria"/>
-              <w:smallCaps/>
-              <w:noProof/>
-              <w:sz w:val="22"/>
-              <w:szCs w:val="22"/>
-            </w:rPr>
-            <w:tab/>
-            <w:t>3</w:t>
-          </w:r>
-        </w:p>
-        <w:p>
-          <w:pPr>
-            <w:tabs>
-              <w:tab w:val="right" w:pos="8828"/>
-            </w:tabs>
-            <w:spacing w:before="240" w:after="120"/>
-            <w:rPr>
-              <w:rFonts w:ascii="Cambria" w:hAnsi="Cambria"/>
-              <w:b/>
-              <w:caps/>
-              <w:noProof/>
-              <w:sz w:val="22"/>
-              <w:szCs w:val="22"/>
-              <w:u w:val="single"/>
-            </w:rPr>
-          </w:pPr>
-          <w:sdt>
-            <w:sdtPr>
-              <w:rPr>
-                <w:rFonts w:ascii="Cambria" w:hAnsi="Cambria"/>
-                <w:caps/>
-                <w:sz w:val="22"/>
-                <w:szCs w:val="22"/>
-                <w:u w:val="single"/>
-              </w:rPr>
-              <w:id w:val="122890944"/>
-              <w:placeholder>
-                <w:docPart w:val="899C9A1049FDBD43AA86CFA585A1403B"/>
-              </w:placeholder>
-              <w:temporary/>
-              <w:showingPlcHdr/>
-            </w:sdtPr>
-            <w:sdtContent>
-              <w:r>
-                <w:rPr>
-                  <w:rFonts w:ascii="Cambria" w:hAnsi="Cambria"/>
-                  <w:b/>
-                  <w:caps/>
-                  <w:sz w:val="22"/>
-                  <w:szCs w:val="22"/>
-                  <w:u w:val="single"/>
-                </w:rPr>
-                <w:t>Type chapter level (level 1)</w:t>
-              </w:r>
-            </w:sdtContent>
-          </w:sdt>
-          <w:r>
-            <w:rPr>
-              <w:rFonts w:ascii="Cambria" w:hAnsi="Cambria"/>
-              <w:b/>
-              <w:caps/>
-              <w:noProof/>
-              <w:sz w:val="22"/>
-              <w:szCs w:val="22"/>
-              <w:u w:val="single"/>
-            </w:rPr>
-            <w:tab/>
-            <w:t>4</w:t>
-          </w:r>
-        </w:p>
-        <w:p>
-          <w:pPr>
-            <w:tabs>
-              <w:tab w:val="right" w:pos="8828"/>
-            </w:tabs>
-            <w:rPr>
-              <w:rFonts w:ascii="Cambria" w:hAnsi="Cambria"/>
-              <w:noProof/>
-            </w:rPr>
-          </w:pPr>
-          <w:sdt>
-            <w:sdtPr>
-              <w:rPr>
-                <w:rFonts w:ascii="Cambria" w:hAnsi="Cambria"/>
-                <w:b/>
-                <w:smallCaps/>
-                <w:sz w:val="22"/>
-                <w:szCs w:val="22"/>
-              </w:rPr>
-              <w:id w:val="289266220"/>
-              <w:placeholder>
-                <w:docPart w:val="61F50AA3A947474CB65C075F83916063"/>
-              </w:placeholder>
-              <w:temporary/>
-              <w:showingPlcHdr/>
-            </w:sdtPr>
-            <w:sdtContent>
-              <w:r>
-                <w:rPr>
-                  <w:rFonts w:ascii="Cambria" w:hAnsi="Cambria"/>
-                  <w:b/>
-                  <w:smallCaps/>
-                  <w:sz w:val="22"/>
-                  <w:szCs w:val="22"/>
-                </w:rPr>
-                <w:t>Type chapter level (level 2)</w:t>
-              </w:r>
-            </w:sdtContent>
-          </w:sdt>
-          <w:r>
-            <w:rPr>
-              <w:rFonts w:ascii="Cambria" w:hAnsi="Cambria"/>
-              <w:b/>
-              <w:smallCaps/>
-              <w:noProof/>
-              <w:sz w:val="22"/>
-              <w:szCs w:val="22"/>
-            </w:rPr>
-            <w:tab/>
-          </w:r>
-          <w:r>
-            <w:rPr>
-              <w:rFonts w:ascii="Cambria" w:hAnsi="Cambria"/>
-              <w:b/>
-              <w:smallCaps/>
-              <w:noProof/>
-              <w:sz w:val="22"/>
-              <w:szCs w:val="22"/>
-            </w:rPr>
-            <w:t>5</w:t>
-          </w:r>
-        </w:p>
-        <w:p>
-          <w:pPr>
-            <w:tabs>
-              <w:tab w:val="right" w:pos="8828"/>
-            </w:tabs>
-            <w:rPr>
-              <w:rFonts w:ascii="Cambria" w:hAnsi="Cambria"/>
-              <w:smallCaps/>
-              <w:noProof/>
-              <w:sz w:val="22"/>
-              <w:szCs w:val="22"/>
-            </w:rPr>
-          </w:pPr>
-          <w:sdt>
-            <w:sdtPr>
-              <w:rPr>
-                <w:rFonts w:ascii="Cambria" w:hAnsi="Cambria"/>
-                <w:smallCaps/>
-                <w:sz w:val="22"/>
-                <w:szCs w:val="22"/>
-              </w:rPr>
-              <w:id w:val="289266221"/>
-              <w:placeholder>
-                <w:docPart w:val="E2E6CF4B6254F940BA7BED485C1892D5"/>
-              </w:placeholder>
-              <w:temporary/>
-              <w:showingPlcHdr/>
-            </w:sdtPr>
-            <w:sdtContent>
-              <w:r>
-                <w:rPr>
-                  <w:rFonts w:ascii="Cambria" w:hAnsi="Cambria"/>
-                  <w:smallCaps/>
-                  <w:sz w:val="22"/>
-                  <w:szCs w:val="22"/>
-                </w:rPr>
-                <w:t>Type chapter title (level 3)</w:t>
-              </w:r>
-            </w:sdtContent>
-          </w:sdt>
-          <w:r>
-            <w:rPr>
-              <w:rFonts w:ascii="Cambria" w:hAnsi="Cambria"/>
-              <w:smallCaps/>
-              <w:noProof/>
-              <w:sz w:val="22"/>
-              <w:szCs w:val="22"/>
-            </w:rPr>
-            <w:tab/>
-          </w:r>
-          <w:r>
-            <w:rPr>
-              <w:rFonts w:ascii="Cambria" w:hAnsi="Cambria"/>
-              <w:smallCaps/>
-              <w:noProof/>
-              <w:sz w:val="22"/>
-              <w:szCs w:val="22"/>
-            </w:rPr>
-            <w:t>6</w:t>
-          </w:r>
-        </w:p>
-      </w:sdtContent>
-    </w:sdt>
-    <w:p/>
-    <w:p/>
-    <w:p/>
-    <w:p/>
-    <w:p/>
-    <w:p/>
-    <w:p/>
-    <w:p/>
-    <w:p/>
-    <w:p/>
-    <w:p/>
-    <w:p/>
-    <w:p/>
-    <w:p/>
-    <w:p/>
-    <w:p/>
-    <w:p/>
-    <w:p/>
-    <w:p/>
+    <w:p/>
+    <w:p/>
+    <w:p/>
+    <w:p/>
+    <w:p/>
+    <w:p/>
+    <w:p/>
+    <w:p/>
+    <w:p/>
+    <w:p/>
+    <w:p/>
+    <w:p/>
+    <w:p/>
+    <w:p/>
+    <w:p/>
+    <w:p/>
+    <w:p/>
+    <w:p/>
+    <w:p/>
+    <w:p/>
+    <w:p/>
+    <w:p/>
+    <w:p/>
+    <w:p/>
+    <w:p/>
+    <w:p>
+      <w:pPr>
+        <w:rPr>
+          <w:sz w:val="28"/>
+          <w:szCs w:val="28"/>
+        </w:rPr>
+      </w:pPr>
+    </w:p>
+    <w:p>
+      <w:pPr>
+        <w:rPr>
+          <w:sz w:val="28"/>
+          <w:szCs w:val="28"/>
+        </w:rPr>
+      </w:pPr>
+      <w:r>
+        <w:rPr>
+          <w:sz w:val="28"/>
+          <w:szCs w:val="28"/>
+        </w:rPr>
+        <w:lastRenderedPageBreak/>
+        <w:t>Int</w:t>
+      </w:r>
+      <w:r>
+        <w:rPr>
+          <w:sz w:val="28"/>
+          <w:szCs w:val="28"/>
+        </w:rPr>
+        <w:t>r</w:t>
+      </w:r>
+      <w:r>
+        <w:rPr>
+          <w:sz w:val="28"/>
+          <w:szCs w:val="28"/>
+        </w:rPr>
+        <w:t xml:space="preserve">oduction – </w:t>
+      </w:r>
+      <w:proofErr w:type="spellStart"/>
+      <w:r>
+        <w:rPr>
+          <w:sz w:val="28"/>
+          <w:szCs w:val="28"/>
+        </w:rPr>
+        <w:t>feito</w:t>
+      </w:r>
+      <w:proofErr w:type="spellEnd"/>
+      <w:r>
+        <w:rPr>
+          <w:sz w:val="28"/>
+          <w:szCs w:val="28"/>
+        </w:rPr>
+        <w:t xml:space="preserve"> </w:t>
+      </w:r>
+      <w:proofErr w:type="spellStart"/>
+      <w:r>
+        <w:rPr>
+          <w:sz w:val="28"/>
+          <w:szCs w:val="28"/>
+        </w:rPr>
+        <w:t>pelo</w:t>
+      </w:r>
+      <w:proofErr w:type="spellEnd"/>
+      <w:r>
+        <w:rPr>
+          <w:sz w:val="28"/>
+          <w:szCs w:val="28"/>
+        </w:rPr>
+        <w:t xml:space="preserve"> chat </w:t>
+      </w:r>
+    </w:p>
+    <w:p/>
+    <w:p>
+      <w:pPr>
+        <w:spacing w:before="100" w:beforeAutospacing="1" w:after="100" w:afterAutospacing="1" w:line="240" w:lineRule="auto"/>
+        <w:jc w:val="both"/>
+        <w:rPr>
+          <w:rFonts w:eastAsia="Times New Roman" w:cstheme="minorHAnsi"/>
+          <w:color w:val="000000"/>
+          <w:sz w:val="21"/>
+          <w:szCs w:val="21"/>
+          <w:lang w:eastAsia="en-GB"/>
+        </w:rPr>
+      </w:pPr>
+      <w:r>
+        <w:rPr>
+          <w:rFonts w:eastAsia="Times New Roman" w:cstheme="minorHAnsi"/>
+          <w:color w:val="000000"/>
+          <w:sz w:val="21"/>
+          <w:szCs w:val="21"/>
+          <w:lang w:eastAsia="en-GB"/>
+        </w:rPr>
+        <w:t>Within the scope of the Optimization Algorithms course, this project aims to apply theoretical concepts of bio-inspired computing and swarm intelligence to a real-world Machine Learning problem. The central focus of this work is to train an Artificial Neural Network (ANN) by replacing the standard gradient-based learning procedure (such as backpropagation) with two population-based meta-heuristic optimization approaches. The selected algorithms for this comparative study are the Genetic Algorithm (GA), previously developed during practical classes, and the Grey Wolf Optimizer (GWO), a stochastic swarm intelligence algorithm inspired by the social hierarchy and hunting behavior of grey wolves.</w:t>
+      </w:r>
+    </w:p>
+    <w:p>
+      <w:pPr>
+        <w:spacing w:before="100" w:beforeAutospacing="1" w:after="100" w:afterAutospacing="1" w:line="240" w:lineRule="auto"/>
+        <w:jc w:val="both"/>
+        <w:rPr>
+          <w:rFonts w:eastAsia="Times New Roman" w:cstheme="minorHAnsi"/>
+          <w:color w:val="000000"/>
+          <w:sz w:val="21"/>
+          <w:szCs w:val="21"/>
+          <w:lang w:eastAsia="en-GB"/>
+        </w:rPr>
+      </w:pPr>
+      <w:r>
+        <w:rPr>
+          <w:rFonts w:eastAsia="Times New Roman" w:cstheme="minorHAnsi"/>
+          <w:color w:val="000000"/>
+          <w:sz w:val="21"/>
+          <w:szCs w:val="21"/>
+          <w:lang w:eastAsia="en-GB"/>
+        </w:rPr>
+        <w:t>The classification task addresses the </w:t>
+      </w:r>
+      <w:r>
+        <w:rPr>
+          <w:rFonts w:eastAsia="Times New Roman" w:cstheme="minorHAnsi"/>
+          <w:i/>
+          <w:iCs/>
+          <w:color w:val="000000"/>
+          <w:sz w:val="21"/>
+          <w:szCs w:val="21"/>
+          <w:lang w:eastAsia="en-GB"/>
+        </w:rPr>
+        <w:t>Oxford Parkinson's Disease Detection Dataset</w:t>
+      </w:r>
+      <w:r>
+        <w:rPr>
+          <w:rFonts w:eastAsia="Times New Roman" w:cstheme="minorHAnsi"/>
+          <w:color w:val="000000"/>
+          <w:sz w:val="21"/>
+          <w:szCs w:val="21"/>
+          <w:lang w:eastAsia="en-GB"/>
+        </w:rPr>
+        <w:t>, provided in a preprocessed and standardized format. The objective is to process a set of biomedical voice measurements collected from multiple individuals and accurately distinguish between healthy subjects and those diagnosed with Parkinson's disease. Since the behavior and generalization capability of a neural network with a fixed architecture are entirely dictated by its internal parameters, the problem is formulated as searching a continuous numerical space for the weight configuration that maximizes the predictive performance of the model.</w:t>
+      </w:r>
+    </w:p>
+    <w:p>
+      <w:pPr>
+        <w:spacing w:before="100" w:beforeAutospacing="1" w:after="100" w:afterAutospacing="1" w:line="240" w:lineRule="auto"/>
+        <w:jc w:val="both"/>
+        <w:rPr>
+          <w:rFonts w:eastAsia="Times New Roman" w:cstheme="minorHAnsi"/>
+          <w:color w:val="000000"/>
+          <w:sz w:val="21"/>
+          <w:szCs w:val="21"/>
+          <w:lang w:eastAsia="en-GB"/>
+        </w:rPr>
+      </w:pPr>
+      <w:r>
+        <w:rPr>
+          <w:rFonts w:eastAsia="Times New Roman" w:cstheme="minorHAnsi"/>
+          <w:color w:val="000000"/>
+          <w:sz w:val="21"/>
+          <w:szCs w:val="21"/>
+          <w:lang w:eastAsia="en-GB"/>
+        </w:rPr>
+        <w:t>As an optional extension designed to elevate the technical rigor of this project and explore further parameters of the </w:t>
+      </w:r>
+      <w:r>
+        <w:rPr>
+          <w:rFonts w:eastAsia="Times New Roman" w:cstheme="minorHAnsi"/>
+          <w:color w:val="000000"/>
+          <w:sz w:val="16"/>
+          <w:szCs w:val="16"/>
+          <w:lang w:eastAsia="en-GB"/>
+        </w:rPr>
+        <w:t>MLPClassifier</w:t>
+      </w:r>
+      <w:r>
+        <w:rPr>
+          <w:rFonts w:eastAsia="Times New Roman" w:cstheme="minorHAnsi"/>
+          <w:color w:val="000000"/>
+          <w:sz w:val="21"/>
+          <w:szCs w:val="21"/>
+          <w:lang w:eastAsia="en-GB"/>
+        </w:rPr>
+        <w:t> from </w:t>
+      </w:r>
+      <w:r>
+        <w:rPr>
+          <w:rFonts w:eastAsia="Times New Roman" w:cstheme="minorHAnsi"/>
+          <w:color w:val="000000"/>
+          <w:sz w:val="16"/>
+          <w:szCs w:val="16"/>
+          <w:lang w:eastAsia="en-GB"/>
+        </w:rPr>
+        <w:t>scikit-learn</w:t>
+      </w:r>
+      <w:r>
+        <w:rPr>
+          <w:rFonts w:eastAsia="Times New Roman" w:cstheme="minorHAnsi"/>
+          <w:color w:val="000000"/>
+          <w:sz w:val="21"/>
+          <w:szCs w:val="21"/>
+          <w:lang w:eastAsia="en-GB"/>
+        </w:rPr>
+        <w:t>, this work introduces a joint optimization strategy. Beyond mapping and optimizing the network's total weights and biases within the solution vector, the GWO algorithm has been adapted to dynamically search for the ideal initial learning rate. This approach allows us to analyze whether the simultaneous tuning of structural parameters and operational hyperparameters yields faster convergence and more statistically robust results for this clinical diagnostic task</w:t>
+      </w:r>
+    </w:p>
+    <w:p>
+      <w:pPr>
+        <w:spacing w:before="100" w:beforeAutospacing="1" w:after="100" w:afterAutospacing="1" w:line="240" w:lineRule="auto"/>
+        <w:jc w:val="both"/>
+        <w:rPr>
+          <w:rFonts w:eastAsia="Times New Roman" w:cstheme="minorHAnsi"/>
+          <w:color w:val="000000"/>
+          <w:sz w:val="21"/>
+          <w:szCs w:val="21"/>
+          <w:lang w:eastAsia="en-GB"/>
+        </w:rPr>
+      </w:pPr>
+    </w:p>
     <w:p>
       <w:pPr>
         <w:pStyle w:val="Heading1"/>
@@ -403,164 +249,6 @@
           <w:ilvl w:val="0"/>
           <w:numId w:val="4"/>
         </w:numPr>
-      </w:pPr>
-      <w:r>
-        <w:lastRenderedPageBreak/>
-        <w:t xml:space="preserve">Intoduction – feito pelo chat </w:t>
-      </w:r>
-    </w:p>
-    <w:p/>
-    <w:p>
-      <w:pPr>
-        <w:spacing w:before="100" w:beforeAutospacing="1" w:after="100" w:afterAutospacing="1" w:line="240" w:lineRule="auto"/>
-        <w:jc w:val="both"/>
-        <w:rPr>
-          <w:rFonts w:eastAsia="Times New Roman" w:cstheme="minorHAnsi"/>
-          <w:color w:val="000000"/>
-          <w:sz w:val="21"/>
-          <w:szCs w:val="21"/>
-          <w:lang w:eastAsia="en-GB"/>
-        </w:rPr>
-      </w:pPr>
-      <w:r>
-        <w:rPr>
-          <w:rFonts w:eastAsia="Times New Roman" w:cstheme="minorHAnsi"/>
-          <w:color w:val="000000"/>
-          <w:sz w:val="21"/>
-          <w:szCs w:val="21"/>
-          <w:lang w:eastAsia="en-GB"/>
-        </w:rPr>
-        <w:t>Within the scope of the Optimization Algorithms course, this project aims to apply theoretical concepts of bio-inspired computing and swarm intelligence to a real-world Machine Learning problem. The central focus of this work is to train an Artificial Neural Network (ANN) by replacing the standard gradient-based learning procedure (such as backpropagation) with two population-based meta-heuristic optimization approaches. The selected algorithms for this comparative study are the Genetic Algorithm (GA), previously developed during practical classes, and the Grey Wolf Optimizer (GWO), a stochastic swarm intelligence algorithm inspired by the social hierarchy and hunting behavior of grey wolves.</w:t>
-      </w:r>
-    </w:p>
-    <w:p>
-      <w:pPr>
-        <w:spacing w:before="100" w:beforeAutospacing="1" w:after="100" w:afterAutospacing="1" w:line="240" w:lineRule="auto"/>
-        <w:jc w:val="both"/>
-        <w:rPr>
-          <w:rFonts w:eastAsia="Times New Roman" w:cstheme="minorHAnsi"/>
-          <w:color w:val="000000"/>
-          <w:sz w:val="21"/>
-          <w:szCs w:val="21"/>
-          <w:lang w:eastAsia="en-GB"/>
-        </w:rPr>
-      </w:pPr>
-      <w:r>
-        <w:rPr>
-          <w:rFonts w:eastAsia="Times New Roman" w:cstheme="minorHAnsi"/>
-          <w:color w:val="000000"/>
-          <w:sz w:val="21"/>
-          <w:szCs w:val="21"/>
-          <w:lang w:eastAsia="en-GB"/>
-        </w:rPr>
-        <w:t>The classification task addresses the </w:t>
-      </w:r>
-      <w:r>
-        <w:rPr>
-          <w:rFonts w:eastAsia="Times New Roman" w:cstheme="minorHAnsi"/>
-          <w:i/>
-          <w:iCs/>
-          <w:color w:val="000000"/>
-          <w:sz w:val="21"/>
-          <w:szCs w:val="21"/>
-          <w:lang w:eastAsia="en-GB"/>
-        </w:rPr>
-        <w:t>Oxford Parkinson's Disease Detection Dataset</w:t>
-      </w:r>
-      <w:r>
-        <w:rPr>
-          <w:rFonts w:eastAsia="Times New Roman" w:cstheme="minorHAnsi"/>
-          <w:color w:val="000000"/>
-          <w:sz w:val="21"/>
-          <w:szCs w:val="21"/>
-          <w:lang w:eastAsia="en-GB"/>
-        </w:rPr>
-        <w:t>, provided in a preprocessed and standardized format. The objective is to process a set of biomedical voice measurements collected from multiple individuals and accurately distinguish between healthy subjects and those diagnosed with Parkinson's disease. Since the behavior and generalization capability of a neural network with a fixed architecture are entirely dictated by its internal parameters, the problem is formulated as searching a continuous numerical space for the weight configuration that maximizes the predictive performance of the model.</w:t>
-      </w:r>
-    </w:p>
-    <w:p>
-      <w:pPr>
-        <w:spacing w:before="100" w:beforeAutospacing="1" w:after="100" w:afterAutospacing="1" w:line="240" w:lineRule="auto"/>
-        <w:jc w:val="both"/>
-        <w:rPr>
-          <w:rFonts w:eastAsia="Times New Roman" w:cstheme="minorHAnsi"/>
-          <w:color w:val="000000"/>
-          <w:sz w:val="21"/>
-          <w:szCs w:val="21"/>
-          <w:lang w:eastAsia="en-GB"/>
-        </w:rPr>
-      </w:pPr>
-      <w:r>
-        <w:rPr>
-          <w:rFonts w:eastAsia="Times New Roman" w:cstheme="minorHAnsi"/>
-          <w:color w:val="000000"/>
-          <w:sz w:val="21"/>
-          <w:szCs w:val="21"/>
-          <w:lang w:eastAsia="en-GB"/>
-        </w:rPr>
-        <w:t>As an optional extension designed to elevate the technical rigor of this project and explore further parameters of the </w:t>
-      </w:r>
-      <w:r>
-        <w:rPr>
-          <w:rFonts w:eastAsia="Times New Roman" w:cstheme="minorHAnsi"/>
-          <w:color w:val="000000"/>
-          <w:sz w:val="16"/>
-          <w:szCs w:val="16"/>
-          <w:lang w:eastAsia="en-GB"/>
-        </w:rPr>
-        <w:t>MLPClassifier</w:t>
-      </w:r>
-      <w:r>
-        <w:rPr>
-          <w:rFonts w:eastAsia="Times New Roman" w:cstheme="minorHAnsi"/>
-          <w:color w:val="000000"/>
-          <w:sz w:val="21"/>
-          <w:szCs w:val="21"/>
-          <w:lang w:eastAsia="en-GB"/>
-        </w:rPr>
-        <w:t> from </w:t>
-      </w:r>
-      <w:r>
-        <w:rPr>
-          <w:rFonts w:eastAsia="Times New Roman" w:cstheme="minorHAnsi"/>
-          <w:color w:val="000000"/>
-          <w:sz w:val="16"/>
-          <w:szCs w:val="16"/>
-          <w:lang w:eastAsia="en-GB"/>
-        </w:rPr>
-        <w:t>scikit-learn</w:t>
-      </w:r>
-      <w:r>
-        <w:rPr>
-          <w:rFonts w:eastAsia="Times New Roman" w:cstheme="minorHAnsi"/>
-          <w:color w:val="000000"/>
-          <w:sz w:val="21"/>
-          <w:szCs w:val="21"/>
-          <w:lang w:eastAsia="en-GB"/>
-        </w:rPr>
-        <w:t>, this work introduces a joint optimization strategy. Beyond mapping and optimizing the network's total weights and biases within the solution vector, the GWO algorithm has been adapted to dynamically search for the ideal initial learning rate. This approach allows us to analyze whether the simultaneous tuning of structural parameters and operational hyperparameters yields faster convergence and more statistically robust results for this clinical diagnostic task</w:t>
-      </w:r>
-    </w:p>
-    <w:p>
-      <w:pPr>
-        <w:spacing w:before="100" w:beforeAutospacing="1" w:after="100" w:afterAutospacing="1" w:line="240" w:lineRule="auto"/>
-        <w:jc w:val="both"/>
-        <w:rPr>
-          <w:rFonts w:eastAsia="Times New Roman" w:cstheme="minorHAnsi"/>
-          <w:color w:val="000000"/>
-          <w:sz w:val="21"/>
-          <w:szCs w:val="21"/>
-          <w:lang w:eastAsia="en-GB"/>
-        </w:rPr>
-      </w:pPr>
-    </w:p>
-    <w:p>
-      <w:pPr>
-        <w:pStyle w:val="Heading1"/>
-        <w:numPr>
-          <w:ilvl w:val="0"/>
-          <w:numId w:val="4"/>
-        </w:numPr>
         <w:rPr>
           <w:lang w:val="pt-PT"/>
         </w:rPr>
@@ -638,17 +326,331 @@
       </w:r>
     </w:p>
     <w:p/>
-    <w:p>
-      <w:pPr>
-        <w:pStyle w:val="Heading1"/>
+    <w:p/>
+    <w:p/>
+    <w:p/>
+    <w:p>
+      <w:pPr>
+        <w:rPr>
+          <w:sz w:val="28"/>
+          <w:szCs w:val="28"/>
+        </w:rPr>
+      </w:pPr>
+      <w:r>
+        <w:rPr>
+          <w:sz w:val="28"/>
+          <w:szCs w:val="28"/>
+        </w:rPr>
+        <w:t>Literature review of genetic algorithms</w:t>
+      </w:r>
+    </w:p>
+    <w:p>
+      <w:pPr>
+        <w:rPr>
+          <w:sz w:val="24"/>
+          <w:szCs w:val="24"/>
+        </w:rPr>
+      </w:pPr>
+      <w:r>
+        <w:rPr>
+          <w:sz w:val="24"/>
+          <w:szCs w:val="24"/>
+        </w:rPr>
+        <w:t>Selection</w:t>
+      </w:r>
+    </w:p>
+    <w:p>
+      <w:pPr>
+        <w:pStyle w:val="ListParagraph"/>
         <w:numPr>
           <w:ilvl w:val="0"/>
-          <w:numId w:val="4"/>
+          <w:numId w:val="8"/>
         </w:numPr>
-      </w:pPr>
-      <w:r>
-        <w:t xml:space="preserve">Implementation Details </w:t>
-      </w:r>
+        <w:jc w:val="both"/>
+        <w:rPr>
+          <w:sz w:val="21"/>
+          <w:szCs w:val="21"/>
+        </w:rPr>
+      </w:pPr>
+      <w:r>
+        <w:rPr>
+          <w:sz w:val="21"/>
+          <w:szCs w:val="21"/>
+        </w:rPr>
+        <w:t>Tournament Selection</w:t>
+      </w:r>
+    </w:p>
+    <w:p>
+      <w:pPr>
+        <w:jc w:val="both"/>
+        <w:rPr>
+          <w:sz w:val="21"/>
+          <w:szCs w:val="21"/>
+        </w:rPr>
+      </w:pPr>
+      <w:r>
+        <w:rPr>
+          <w:sz w:val="21"/>
+          <w:szCs w:val="21"/>
+        </w:rPr>
+        <w:t xml:space="preserve">Tournament selection operates on a straightforward principle: a subset of </w:t>
+      </w:r>
+      <w:r>
+        <w:rPr>
+          <w:i/>
+          <w:iCs/>
+          <w:sz w:val="21"/>
+          <w:szCs w:val="21"/>
+        </w:rPr>
+        <w:t>k</w:t>
+      </w:r>
+      <w:r>
+        <w:rPr>
+          <w:sz w:val="21"/>
+          <w:szCs w:val="21"/>
+        </w:rPr>
+        <w:t xml:space="preserve"> </w:t>
+      </w:r>
+      <w:r>
+        <w:rPr>
+          <w:sz w:val="21"/>
+          <w:szCs w:val="21"/>
+        </w:rPr>
+        <w:t>individuals is randomly selected from the population and compared against one another, with only the fittest individual "surviving" to the next stage.</w:t>
+      </w:r>
+    </w:p>
+    <w:p>
+      <w:pPr>
+        <w:jc w:val="both"/>
+        <w:rPr>
+          <w:sz w:val="21"/>
+          <w:szCs w:val="21"/>
+        </w:rPr>
+      </w:pPr>
+      <w:r>
+        <w:rPr>
+          <w:sz w:val="21"/>
+          <w:szCs w:val="21"/>
+        </w:rPr>
+        <w:t xml:space="preserve">The tournament size, denoted by </w:t>
+      </w:r>
+      <w:r>
+        <w:rPr>
+          <w:i/>
+          <w:iCs/>
+          <w:sz w:val="21"/>
+          <w:szCs w:val="21"/>
+        </w:rPr>
+        <w:t>k</w:t>
+      </w:r>
+      <w:r>
+        <w:rPr>
+          <w:sz w:val="21"/>
+          <w:szCs w:val="21"/>
+        </w:rPr>
+        <w:t xml:space="preserve">, is a critical parameter that directly dictates the </w:t>
+      </w:r>
+      <w:r>
+        <w:rPr>
+          <w:b/>
+          <w:bCs/>
+          <w:sz w:val="21"/>
+          <w:szCs w:val="21"/>
+        </w:rPr>
+        <w:t>selection pressure</w:t>
+      </w:r>
+      <w:r>
+        <w:rPr>
+          <w:sz w:val="21"/>
+          <w:szCs w:val="21"/>
+        </w:rPr>
+        <w:t xml:space="preserve">. A higher value of </w:t>
+      </w:r>
+      <w:r>
+        <w:rPr>
+          <w:i/>
+          <w:iCs/>
+          <w:sz w:val="21"/>
+          <w:szCs w:val="21"/>
+        </w:rPr>
+        <w:t>k</w:t>
+      </w:r>
+      <w:r>
+        <w:rPr>
+          <w:sz w:val="21"/>
+          <w:szCs w:val="21"/>
+        </w:rPr>
+        <w:t xml:space="preserve"> increases selection pressure, making it more probable that the strongest individuals are chosen, whereas a lower value reduces it.</w:t>
+      </w:r>
+    </w:p>
+    <w:p>
+      <w:pPr>
+        <w:jc w:val="both"/>
+        <w:rPr>
+          <w:sz w:val="21"/>
+          <w:szCs w:val="21"/>
+        </w:rPr>
+      </w:pPr>
+      <w:r>
+        <w:rPr>
+          <w:sz w:val="21"/>
+          <w:szCs w:val="21"/>
+        </w:rPr>
+        <w:t>This method can be broken down into two distinct phases:</w:t>
+      </w:r>
+    </w:p>
+    <w:p>
+      <w:pPr>
+        <w:numPr>
+          <w:ilvl w:val="0"/>
+          <w:numId w:val="9"/>
+        </w:numPr>
+        <w:jc w:val="both"/>
+        <w:rPr>
+          <w:sz w:val="21"/>
+          <w:szCs w:val="21"/>
+        </w:rPr>
+      </w:pPr>
+      <w:r>
+        <w:rPr>
+          <w:b/>
+          <w:bCs/>
+          <w:sz w:val="21"/>
+          <w:szCs w:val="21"/>
+        </w:rPr>
+        <w:t>Random Sampling:</w:t>
+      </w:r>
+      <w:r>
+        <w:rPr>
+          <w:sz w:val="21"/>
+          <w:szCs w:val="21"/>
+        </w:rPr>
+        <w:t xml:space="preserve"> A group of individuals is chosen from the population completely at random, independent of their fitness scores.</w:t>
+      </w:r>
+    </w:p>
+    <w:p>
+      <w:pPr>
+        <w:numPr>
+          <w:ilvl w:val="0"/>
+          <w:numId w:val="9"/>
+        </w:numPr>
+        <w:jc w:val="both"/>
+        <w:rPr>
+          <w:sz w:val="21"/>
+          <w:szCs w:val="21"/>
+        </w:rPr>
+      </w:pPr>
+      <w:r>
+        <w:rPr>
+          <w:b/>
+          <w:bCs/>
+          <w:sz w:val="21"/>
+          <w:szCs w:val="21"/>
+        </w:rPr>
+        <w:t>Deterministic Evaluation:</w:t>
+      </w:r>
+      <w:r>
+        <w:rPr>
+          <w:sz w:val="21"/>
+          <w:szCs w:val="21"/>
+        </w:rPr>
+        <w:t xml:space="preserve"> The selected individuals compete based strictly on their fitness. This phase is entirely deterministic, meaning the outcome is entirely predictable for any given subset of individuals.</w:t>
+      </w:r>
+    </w:p>
+    <w:p>
+      <w:pPr>
+        <w:jc w:val="both"/>
+        <w:rPr>
+          <w:sz w:val="21"/>
+          <w:szCs w:val="21"/>
+        </w:rPr>
+      </w:pPr>
+      <w:r>
+        <w:rPr>
+          <w:sz w:val="21"/>
+          <w:szCs w:val="21"/>
+        </w:rPr>
+        <w:t xml:space="preserve">Because this process only selects a single winner from the initial </w:t>
+      </w:r>
+      <w:r>
+        <w:rPr>
+          <w:i/>
+          <w:iCs/>
+          <w:sz w:val="21"/>
+          <w:szCs w:val="21"/>
+        </w:rPr>
+        <w:t>k</w:t>
+      </w:r>
+      <w:r>
+        <w:rPr>
+          <w:sz w:val="21"/>
+          <w:szCs w:val="21"/>
+        </w:rPr>
+        <w:t xml:space="preserve"> individuals, the entire routine must be repeated multiple times to fill the mating pool. This repetition ensures that each tournament execution remains completely independent of the others.</w:t>
+      </w:r>
+    </w:p>
+    <w:p>
+      <w:pPr>
+        <w:jc w:val="both"/>
+        <w:rPr>
+          <w:sz w:val="21"/>
+          <w:szCs w:val="21"/>
+        </w:rPr>
+      </w:pPr>
+      <w:r>
+        <w:rPr>
+          <w:sz w:val="21"/>
+          <w:szCs w:val="21"/>
+        </w:rPr>
+        <w:t>Ultimately, tournament selection is widely considered one of the most efficient selection mechanisms in genetic algorithms. It bypasses the computationally expensive need to sort or search through the entire population, while simultaneously offering an intuitive, easy-to-tune mechanism for adjusting selection pressure.</w:t>
+      </w:r>
+    </w:p>
+    <w:p>
+      <w:pPr>
+        <w:rPr>
+          <w:sz w:val="24"/>
+          <w:szCs w:val="24"/>
+        </w:rPr>
+      </w:pPr>
+      <w:r>
+        <w:rPr>
+          <w:sz w:val="24"/>
+          <w:szCs w:val="24"/>
+        </w:rPr>
+        <w:t>Crossover</w:t>
+      </w:r>
+    </w:p>
+    <w:p>
+      <w:pPr>
+        <w:rPr>
+          <w:sz w:val="28"/>
+          <w:szCs w:val="28"/>
+        </w:rPr>
+      </w:pPr>
+    </w:p>
+    <w:p>
+      <w:pPr>
+        <w:rPr>
+          <w:sz w:val="28"/>
+          <w:szCs w:val="28"/>
+        </w:rPr>
+      </w:pPr>
+    </w:p>
+    <w:p>
+      <w:pPr>
+        <w:rPr>
+          <w:sz w:val="28"/>
+          <w:szCs w:val="28"/>
+        </w:rPr>
+      </w:pPr>
+    </w:p>
+    <w:p>
+      <w:pPr>
+        <w:rPr>
+          <w:sz w:val="28"/>
+          <w:szCs w:val="28"/>
+        </w:rPr>
+      </w:pPr>
     </w:p>
     <w:p/>
     <w:p>
@@ -660,7 +662,6 @@
         </w:numPr>
       </w:pPr>
       <w:r>
-        <w:lastRenderedPageBreak/>
         <w:t xml:space="preserve">key functions and code architecture </w:t>
       </w:r>
     </w:p>
@@ -1114,28 +1115,6 @@
     <w:p>
       <w:pPr>
         <w:spacing w:before="100" w:beforeAutospacing="1" w:after="100" w:afterAutospacing="1" w:line="240" w:lineRule="auto"/>
-        <w:rPr>
-          <w:rFonts w:eastAsia="Times New Roman" w:cstheme="minorHAnsi"/>
-          <w:color w:val="000000"/>
-          <w:sz w:val="21"/>
-          <w:szCs w:val="21"/>
-          <w:lang w:eastAsia="en-GB"/>
-        </w:rPr>
-      </w:pPr>
-      <w:r>
-        <w:rPr>
-          <w:rFonts w:eastAsia="Times New Roman" w:cstheme="minorHAnsi"/>
-          <w:color w:val="000000"/>
-          <w:sz w:val="21"/>
-          <w:szCs w:val="21"/>
-          <w:lang w:eastAsia="en-GB"/>
-        </w:rPr>
-        <w:t>Particle Swarm Optimizer</w:t>
-      </w:r>
-    </w:p>
-    <w:p>
-      <w:pPr>
-        <w:spacing w:before="100" w:beforeAutospacing="1" w:after="100" w:afterAutospacing="1" w:line="240" w:lineRule="auto"/>
         <w:jc w:val="both"/>
         <w:rPr>
           <w:rFonts w:eastAsia="Times New Roman" w:cstheme="minorHAnsi"/>
@@ -1235,8 +1214,69 @@
       </w:r>
     </w:p>
     <w:p/>
+    <w:p/>
+    <w:p/>
+    <w:p/>
+    <w:p/>
+    <w:p/>
+    <w:p/>
+    <w:p/>
+    <w:p/>
+    <w:p/>
+    <w:p/>
+    <w:p/>
+    <w:p/>
+    <w:p/>
+    <w:p/>
+    <w:p/>
+    <w:p/>
+    <w:p/>
+    <w:p>
+      <w:r>
+        <w:t>References</w:t>
+      </w:r>
+    </w:p>
+    <w:p>
+      <w:r>
+        <w:lastRenderedPageBreak/>
+        <w:t xml:space="preserve">Datta, L. (2020). A Survey on Activation Functions and their relation with Xavier and He Normal Initialization. </w:t>
+      </w:r>
+      <w:proofErr w:type="spellStart"/>
+      <w:r>
+        <w:rPr>
+          <w:i/>
+          <w:iCs/>
+        </w:rPr>
+        <w:t>arXiv</w:t>
+      </w:r>
+      <w:proofErr w:type="spellEnd"/>
+      <w:r>
+        <w:rPr>
+          <w:i/>
+          <w:iCs/>
+        </w:rPr>
+        <w:t xml:space="preserve"> preprint arXiv:2004.06632</w:t>
+      </w:r>
+      <w:r>
+        <w:t xml:space="preserve">. </w:t>
+      </w:r>
+      <w:hyperlink r:id="rId8" w:tgtFrame="_blank" w:history="1">
+        <w:r>
+          <w:rPr>
+            <w:rStyle w:val="Hyperlink"/>
+          </w:rPr>
+          <w:t>https://doi.org/10.48550/arXiv.2004.06632</w:t>
+        </w:r>
+      </w:hyperlink>
+    </w:p>
+    <w:p/>
+    <w:p/>
+    <w:p/>
+    <w:p/>
+    <w:p/>
+    <w:p/>
     <w:sectPr>
-      <w:footerReference w:type="default" r:id="rId8"/>
+      <w:footerReference w:type="default" r:id="rId9"/>
       <w:pgSz w:w="12240" w:h="15840" w:code="1"/>
       <w:pgMar w:top="1094" w:right="2448" w:bottom="1771" w:left="1210" w:header="720" w:footer="720" w:gutter="0"/>
       <w:cols w:space="720"/>
@@ -1641,6 +1681,230 @@
     </w:lvl>
   </w:abstractNum>
   <w:abstractNum w:abstractNumId="2" w15:restartNumberingAfterBreak="0">
+    <w:nsid w:val="1FAC4A79"/>
+    <w:multiLevelType w:val="hybridMultilevel"/>
+    <w:tmpl w:val="4776C982"/>
+    <w:lvl w:ilvl="0" w:tplc="DAF689EA">
+      <w:numFmt w:val="bullet"/>
+      <w:lvlText w:val=""/>
+      <w:lvlJc w:val="left"/>
+      <w:pPr>
+        <w:ind w:left="720" w:hanging="360"/>
+      </w:pPr>
+      <w:rPr>
+        <w:rFonts w:ascii="Symbol" w:eastAsiaTheme="minorEastAsia" w:hAnsi="Symbol" w:cstheme="minorBidi" w:hint="default"/>
+      </w:rPr>
+    </w:lvl>
+    <w:lvl w:ilvl="1" w:tplc="04090003" w:tentative="1">
+      <w:start w:val="1"/>
+      <w:numFmt w:val="bullet"/>
+      <w:lvlText w:val="o"/>
+      <w:lvlJc w:val="left"/>
+      <w:pPr>
+        <w:ind w:left="1440" w:hanging="360"/>
+      </w:pPr>
+      <w:rPr>
+        <w:rFonts w:ascii="Courier New" w:hAnsi="Courier New" w:cs="Courier New" w:hint="default"/>
+      </w:rPr>
+    </w:lvl>
+    <w:lvl w:ilvl="2" w:tplc="04090005" w:tentative="1">
+      <w:start w:val="1"/>
+      <w:numFmt w:val="bullet"/>
+      <w:lvlText w:val=""/>
+      <w:lvlJc w:val="left"/>
+      <w:pPr>
+        <w:ind w:left="2160" w:hanging="360"/>
+      </w:pPr>
+      <w:rPr>
+        <w:rFonts w:ascii="Wingdings" w:hAnsi="Wingdings" w:hint="default"/>
+      </w:rPr>
+    </w:lvl>
+    <w:lvl w:ilvl="3" w:tplc="04090001" w:tentative="1">
+      <w:start w:val="1"/>
+      <w:numFmt w:val="bullet"/>
+      <w:lvlText w:val=""/>
+      <w:lvlJc w:val="left"/>
+      <w:pPr>
+        <w:ind w:left="2880" w:hanging="360"/>
+      </w:pPr>
+      <w:rPr>
+        <w:rFonts w:ascii="Symbol" w:hAnsi="Symbol" w:hint="default"/>
+      </w:rPr>
+    </w:lvl>
+    <w:lvl w:ilvl="4" w:tplc="04090003" w:tentative="1">
+      <w:start w:val="1"/>
+      <w:numFmt w:val="bullet"/>
+      <w:lvlText w:val="o"/>
+      <w:lvlJc w:val="left"/>
+      <w:pPr>
+        <w:ind w:left="3600" w:hanging="360"/>
+      </w:pPr>
+      <w:rPr>
+        <w:rFonts w:ascii="Courier New" w:hAnsi="Courier New" w:cs="Courier New" w:hint="default"/>
+      </w:rPr>
+    </w:lvl>
+    <w:lvl w:ilvl="5" w:tplc="04090005" w:tentative="1">
+      <w:start w:val="1"/>
+      <w:numFmt w:val="bullet"/>
+      <w:lvlText w:val=""/>
+      <w:lvlJc w:val="left"/>
+      <w:pPr>
+        <w:ind w:left="4320" w:hanging="360"/>
+      </w:pPr>
+      <w:rPr>
+        <w:rFonts w:ascii="Wingdings" w:hAnsi="Wingdings" w:hint="default"/>
+      </w:rPr>
+    </w:lvl>
+    <w:lvl w:ilvl="6" w:tplc="04090001" w:tentative="1">
+      <w:start w:val="1"/>
+      <w:numFmt w:val="bullet"/>
+      <w:lvlText w:val=""/>
+      <w:lvlJc w:val="left"/>
+      <w:pPr>
+        <w:ind w:left="5040" w:hanging="360"/>
+      </w:pPr>
+      <w:rPr>
+        <w:rFonts w:ascii="Symbol" w:hAnsi="Symbol" w:hint="default"/>
+      </w:rPr>
+    </w:lvl>
+    <w:lvl w:ilvl="7" w:tplc="04090003" w:tentative="1">
+      <w:start w:val="1"/>
+      <w:numFmt w:val="bullet"/>
+      <w:lvlText w:val="o"/>
+      <w:lvlJc w:val="left"/>
+      <w:pPr>
+        <w:ind w:left="5760" w:hanging="360"/>
+      </w:pPr>
+      <w:rPr>
+        <w:rFonts w:ascii="Courier New" w:hAnsi="Courier New" w:cs="Courier New" w:hint="default"/>
+      </w:rPr>
+    </w:lvl>
+    <w:lvl w:ilvl="8" w:tplc="04090005" w:tentative="1">
+      <w:start w:val="1"/>
+      <w:numFmt w:val="bullet"/>
+      <w:lvlText w:val=""/>
+      <w:lvlJc w:val="left"/>
+      <w:pPr>
+        <w:ind w:left="6480" w:hanging="360"/>
+      </w:pPr>
+      <w:rPr>
+        <w:rFonts w:ascii="Wingdings" w:hAnsi="Wingdings" w:hint="default"/>
+      </w:rPr>
+    </w:lvl>
+  </w:abstractNum>
+  <w:abstractNum w:abstractNumId="3" w15:restartNumberingAfterBreak="0">
+    <w:nsid w:val="2D8617F6"/>
+    <w:multiLevelType w:val="hybridMultilevel"/>
+    <w:tmpl w:val="0C36EDF2"/>
+    <w:lvl w:ilvl="0" w:tplc="3B84BCEA">
+      <w:numFmt w:val="bullet"/>
+      <w:lvlText w:val="-"/>
+      <w:lvlJc w:val="left"/>
+      <w:pPr>
+        <w:ind w:left="720" w:hanging="360"/>
+      </w:pPr>
+      <w:rPr>
+        <w:rFonts w:ascii="Tahoma" w:eastAsiaTheme="minorEastAsia" w:hAnsi="Tahoma" w:cs="Tahoma" w:hint="default"/>
+      </w:rPr>
+    </w:lvl>
+    <w:lvl w:ilvl="1" w:tplc="04090003" w:tentative="1">
+      <w:start w:val="1"/>
+      <w:numFmt w:val="bullet"/>
+      <w:lvlText w:val="o"/>
+      <w:lvlJc w:val="left"/>
+      <w:pPr>
+        <w:ind w:left="1440" w:hanging="360"/>
+      </w:pPr>
+      <w:rPr>
+        <w:rFonts w:ascii="Courier New" w:hAnsi="Courier New" w:cs="Courier New" w:hint="default"/>
+      </w:rPr>
+    </w:lvl>
+    <w:lvl w:ilvl="2" w:tplc="04090005" w:tentative="1">
+      <w:start w:val="1"/>
+      <w:numFmt w:val="bullet"/>
+      <w:lvlText w:val=""/>
+      <w:lvlJc w:val="left"/>
+      <w:pPr>
+        <w:ind w:left="2160" w:hanging="360"/>
+      </w:pPr>
+      <w:rPr>
+        <w:rFonts w:ascii="Wingdings" w:hAnsi="Wingdings" w:hint="default"/>
+      </w:rPr>
+    </w:lvl>
+    <w:lvl w:ilvl="3" w:tplc="04090001" w:tentative="1">
+      <w:start w:val="1"/>
+      <w:numFmt w:val="bullet"/>
+      <w:lvlText w:val=""/>
+      <w:lvlJc w:val="left"/>
+      <w:pPr>
+        <w:ind w:left="2880" w:hanging="360"/>
+      </w:pPr>
+      <w:rPr>
+        <w:rFonts w:ascii="Symbol" w:hAnsi="Symbol" w:hint="default"/>
+      </w:rPr>
+    </w:lvl>
+    <w:lvl w:ilvl="4" w:tplc="04090003" w:tentative="1">
+      <w:start w:val="1"/>
+      <w:numFmt w:val="bullet"/>
+      <w:lvlText w:val="o"/>
+      <w:lvlJc w:val="left"/>
+      <w:pPr>
+        <w:ind w:left="3600" w:hanging="360"/>
+      </w:pPr>
+      <w:rPr>
+        <w:rFonts w:ascii="Courier New" w:hAnsi="Courier New" w:cs="Courier New" w:hint="default"/>
+      </w:rPr>
+    </w:lvl>
+    <w:lvl w:ilvl="5" w:tplc="04090005" w:tentative="1">
+      <w:start w:val="1"/>
+      <w:numFmt w:val="bullet"/>
+      <w:lvlText w:val=""/>
+      <w:lvlJc w:val="left"/>
+      <w:pPr>
+        <w:ind w:left="4320" w:hanging="360"/>
+      </w:pPr>
+      <w:rPr>
+        <w:rFonts w:ascii="Wingdings" w:hAnsi="Wingdings" w:hint="default"/>
+      </w:rPr>
+    </w:lvl>
+    <w:lvl w:ilvl="6" w:tplc="04090001" w:tentative="1">
+      <w:start w:val="1"/>
+      <w:numFmt w:val="bullet"/>
+      <w:lvlText w:val=""/>
+      <w:lvlJc w:val="left"/>
+      <w:pPr>
+        <w:ind w:left="5040" w:hanging="360"/>
+      </w:pPr>
+      <w:rPr>
+        <w:rFonts w:ascii="Symbol" w:hAnsi="Symbol" w:hint="default"/>
+      </w:rPr>
+    </w:lvl>
+    <w:lvl w:ilvl="7" w:tplc="04090003" w:tentative="1">
+      <w:start w:val="1"/>
+      <w:numFmt w:val="bullet"/>
+      <w:lvlText w:val="o"/>
+      <w:lvlJc w:val="left"/>
+      <w:pPr>
+        <w:ind w:left="5760" w:hanging="360"/>
+      </w:pPr>
+      <w:rPr>
+        <w:rFonts w:ascii="Courier New" w:hAnsi="Courier New" w:cs="Courier New" w:hint="default"/>
+      </w:rPr>
+    </w:lvl>
+    <w:lvl w:ilvl="8" w:tplc="04090005" w:tentative="1">
+      <w:start w:val="1"/>
+      <w:numFmt w:val="bullet"/>
+      <w:lvlText w:val=""/>
+      <w:lvlJc w:val="left"/>
+      <w:pPr>
+        <w:ind w:left="6480" w:hanging="360"/>
+      </w:pPr>
+      <w:rPr>
+        <w:rFonts w:ascii="Wingdings" w:hAnsi="Wingdings" w:hint="default"/>
+      </w:rPr>
+    </w:lvl>
+  </w:abstractNum>
+  <w:abstractNum w:abstractNumId="4" w15:restartNumberingAfterBreak="0">
     <w:nsid w:val="332F4A8B"/>
     <w:multiLevelType w:val="multilevel"/>
     <w:tmpl w:val="909C4808"/>
@@ -1761,7 +2025,120 @@
       </w:rPr>
     </w:lvl>
   </w:abstractNum>
-  <w:abstractNum w:abstractNumId="3" w15:restartNumberingAfterBreak="0">
+  <w:abstractNum w:abstractNumId="5" w15:restartNumberingAfterBreak="0">
+    <w:nsid w:val="3C042D72"/>
+    <w:multiLevelType w:val="hybridMultilevel"/>
+    <w:tmpl w:val="5330CF10"/>
+    <w:lvl w:ilvl="0" w:tplc="04090001">
+      <w:start w:val="1"/>
+      <w:numFmt w:val="bullet"/>
+      <w:lvlText w:val=""/>
+      <w:lvlJc w:val="left"/>
+      <w:pPr>
+        <w:ind w:left="720" w:hanging="360"/>
+      </w:pPr>
+      <w:rPr>
+        <w:rFonts w:ascii="Symbol" w:hAnsi="Symbol" w:hint="default"/>
+      </w:rPr>
+    </w:lvl>
+    <w:lvl w:ilvl="1" w:tplc="04090003" w:tentative="1">
+      <w:start w:val="1"/>
+      <w:numFmt w:val="bullet"/>
+      <w:lvlText w:val="o"/>
+      <w:lvlJc w:val="left"/>
+      <w:pPr>
+        <w:ind w:left="1440" w:hanging="360"/>
+      </w:pPr>
+      <w:rPr>
+        <w:rFonts w:ascii="Courier New" w:hAnsi="Courier New" w:cs="Courier New" w:hint="default"/>
+      </w:rPr>
+    </w:lvl>
+    <w:lvl w:ilvl="2" w:tplc="04090005" w:tentative="1">
+      <w:start w:val="1"/>
+      <w:numFmt w:val="bullet"/>
+      <w:lvlText w:val=""/>
+      <w:lvlJc w:val="left"/>
+      <w:pPr>
+        <w:ind w:left="2160" w:hanging="360"/>
+      </w:pPr>
+      <w:rPr>
+        <w:rFonts w:ascii="Wingdings" w:hAnsi="Wingdings" w:hint="default"/>
+      </w:rPr>
+    </w:lvl>
+    <w:lvl w:ilvl="3" w:tplc="04090001" w:tentative="1">
+      <w:start w:val="1"/>
+      <w:numFmt w:val="bullet"/>
+      <w:lvlText w:val=""/>
+      <w:lvlJc w:val="left"/>
+      <w:pPr>
+        <w:ind w:left="2880" w:hanging="360"/>
+      </w:pPr>
+      <w:rPr>
+        <w:rFonts w:ascii="Symbol" w:hAnsi="Symbol" w:hint="default"/>
+      </w:rPr>
+    </w:lvl>
+    <w:lvl w:ilvl="4" w:tplc="04090003" w:tentative="1">
+      <w:start w:val="1"/>
+      <w:numFmt w:val="bullet"/>
+      <w:lvlText w:val="o"/>
+      <w:lvlJc w:val="left"/>
+      <w:pPr>
+        <w:ind w:left="3600" w:hanging="360"/>
+      </w:pPr>
+      <w:rPr>
+        <w:rFonts w:ascii="Courier New" w:hAnsi="Courier New" w:cs="Courier New" w:hint="default"/>
+      </w:rPr>
+    </w:lvl>
+    <w:lvl w:ilvl="5" w:tplc="04090005" w:tentative="1">
+      <w:start w:val="1"/>
+      <w:numFmt w:val="bullet"/>
+      <w:lvlText w:val=""/>
+      <w:lvlJc w:val="left"/>
+      <w:pPr>
+        <w:ind w:left="4320" w:hanging="360"/>
+      </w:pPr>
+      <w:rPr>
+        <w:rFonts w:ascii="Wingdings" w:hAnsi="Wingdings" w:hint="default"/>
+      </w:rPr>
+    </w:lvl>
+    <w:lvl w:ilvl="6" w:tplc="04090001" w:tentative="1">
+      <w:start w:val="1"/>
+      <w:numFmt w:val="bullet"/>
+      <w:lvlText w:val=""/>
+      <w:lvlJc w:val="left"/>
+      <w:pPr>
+        <w:ind w:left="5040" w:hanging="360"/>
+      </w:pPr>
+      <w:rPr>
+        <w:rFonts w:ascii="Symbol" w:hAnsi="Symbol" w:hint="default"/>
+      </w:rPr>
+    </w:lvl>
+    <w:lvl w:ilvl="7" w:tplc="04090003" w:tentative="1">
+      <w:start w:val="1"/>
+      <w:numFmt w:val="bullet"/>
+      <w:lvlText w:val="o"/>
+      <w:lvlJc w:val="left"/>
+      <w:pPr>
+        <w:ind w:left="5760" w:hanging="360"/>
+      </w:pPr>
+      <w:rPr>
+        <w:rFonts w:ascii="Courier New" w:hAnsi="Courier New" w:cs="Courier New" w:hint="default"/>
+      </w:rPr>
+    </w:lvl>
+    <w:lvl w:ilvl="8" w:tplc="04090005" w:tentative="1">
+      <w:start w:val="1"/>
+      <w:numFmt w:val="bullet"/>
+      <w:lvlText w:val=""/>
+      <w:lvlJc w:val="left"/>
+      <w:pPr>
+        <w:ind w:left="6480" w:hanging="360"/>
+      </w:pPr>
+      <w:rPr>
+        <w:rFonts w:ascii="Wingdings" w:hAnsi="Wingdings" w:hint="default"/>
+      </w:rPr>
+    </w:lvl>
+  </w:abstractNum>
+  <w:abstractNum w:abstractNumId="6" w15:restartNumberingAfterBreak="0">
     <w:nsid w:val="62203228"/>
     <w:multiLevelType w:val="hybridMultilevel"/>
     <w:tmpl w:val="CA0E14F2"/>
@@ -1868,6 +2245,268 @@
       <w:lvlJc w:val="left"/>
       <w:pPr>
         <w:ind w:left="6120" w:hanging="360"/>
+      </w:pPr>
+      <w:rPr>
+        <w:rFonts w:ascii="Wingdings" w:hAnsi="Wingdings" w:hint="default"/>
+      </w:rPr>
+    </w:lvl>
+  </w:abstractNum>
+  <w:abstractNum w:abstractNumId="7" w15:restartNumberingAfterBreak="0">
+    <w:nsid w:val="76A56127"/>
+    <w:multiLevelType w:val="multilevel"/>
+    <w:tmpl w:val="C0DE8FB0"/>
+    <w:lvl w:ilvl="0">
+      <w:start w:val="1"/>
+      <w:numFmt w:val="bullet"/>
+      <w:lvlText w:val=""/>
+      <w:lvlJc w:val="left"/>
+      <w:pPr>
+        <w:tabs>
+          <w:tab w:val="num" w:pos="720"/>
+        </w:tabs>
+        <w:ind w:left="720" w:hanging="360"/>
+      </w:pPr>
+      <w:rPr>
+        <w:rFonts w:ascii="Symbol" w:hAnsi="Symbol" w:hint="default"/>
+        <w:sz w:val="20"/>
+      </w:rPr>
+    </w:lvl>
+    <w:lvl w:ilvl="1" w:tentative="1">
+      <w:start w:val="1"/>
+      <w:numFmt w:val="bullet"/>
+      <w:lvlText w:val="o"/>
+      <w:lvlJc w:val="left"/>
+      <w:pPr>
+        <w:tabs>
+          <w:tab w:val="num" w:pos="1440"/>
+        </w:tabs>
+        <w:ind w:left="1440" w:hanging="360"/>
+      </w:pPr>
+      <w:rPr>
+        <w:rFonts w:ascii="Courier New" w:hAnsi="Courier New" w:hint="default"/>
+        <w:sz w:val="20"/>
+      </w:rPr>
+    </w:lvl>
+    <w:lvl w:ilvl="2" w:tentative="1">
+      <w:start w:val="1"/>
+      <w:numFmt w:val="bullet"/>
+      <w:lvlText w:val=""/>
+      <w:lvlJc w:val="left"/>
+      <w:pPr>
+        <w:tabs>
+          <w:tab w:val="num" w:pos="2160"/>
+        </w:tabs>
+        <w:ind w:left="2160" w:hanging="360"/>
+      </w:pPr>
+      <w:rPr>
+        <w:rFonts w:ascii="Wingdings" w:hAnsi="Wingdings" w:hint="default"/>
+        <w:sz w:val="20"/>
+      </w:rPr>
+    </w:lvl>
+    <w:lvl w:ilvl="3" w:tentative="1">
+      <w:start w:val="1"/>
+      <w:numFmt w:val="bullet"/>
+      <w:lvlText w:val=""/>
+      <w:lvlJc w:val="left"/>
+      <w:pPr>
+        <w:tabs>
+          <w:tab w:val="num" w:pos="2880"/>
+        </w:tabs>
+        <w:ind w:left="2880" w:hanging="360"/>
+      </w:pPr>
+      <w:rPr>
+        <w:rFonts w:ascii="Wingdings" w:hAnsi="Wingdings" w:hint="default"/>
+        <w:sz w:val="20"/>
+      </w:rPr>
+    </w:lvl>
+    <w:lvl w:ilvl="4" w:tentative="1">
+      <w:start w:val="1"/>
+      <w:numFmt w:val="bullet"/>
+      <w:lvlText w:val=""/>
+      <w:lvlJc w:val="left"/>
+      <w:pPr>
+        <w:tabs>
+          <w:tab w:val="num" w:pos="3600"/>
+        </w:tabs>
+        <w:ind w:left="3600" w:hanging="360"/>
+      </w:pPr>
+      <w:rPr>
+        <w:rFonts w:ascii="Wingdings" w:hAnsi="Wingdings" w:hint="default"/>
+        <w:sz w:val="20"/>
+      </w:rPr>
+    </w:lvl>
+    <w:lvl w:ilvl="5" w:tentative="1">
+      <w:start w:val="1"/>
+      <w:numFmt w:val="bullet"/>
+      <w:lvlText w:val=""/>
+      <w:lvlJc w:val="left"/>
+      <w:pPr>
+        <w:tabs>
+          <w:tab w:val="num" w:pos="4320"/>
+        </w:tabs>
+        <w:ind w:left="4320" w:hanging="360"/>
+      </w:pPr>
+      <w:rPr>
+        <w:rFonts w:ascii="Wingdings" w:hAnsi="Wingdings" w:hint="default"/>
+        <w:sz w:val="20"/>
+      </w:rPr>
+    </w:lvl>
+    <w:lvl w:ilvl="6" w:tentative="1">
+      <w:start w:val="1"/>
+      <w:numFmt w:val="bullet"/>
+      <w:lvlText w:val=""/>
+      <w:lvlJc w:val="left"/>
+      <w:pPr>
+        <w:tabs>
+          <w:tab w:val="num" w:pos="5040"/>
+        </w:tabs>
+        <w:ind w:left="5040" w:hanging="360"/>
+      </w:pPr>
+      <w:rPr>
+        <w:rFonts w:ascii="Wingdings" w:hAnsi="Wingdings" w:hint="default"/>
+        <w:sz w:val="20"/>
+      </w:rPr>
+    </w:lvl>
+    <w:lvl w:ilvl="7" w:tentative="1">
+      <w:start w:val="1"/>
+      <w:numFmt w:val="bullet"/>
+      <w:lvlText w:val=""/>
+      <w:lvlJc w:val="left"/>
+      <w:pPr>
+        <w:tabs>
+          <w:tab w:val="num" w:pos="5760"/>
+        </w:tabs>
+        <w:ind w:left="5760" w:hanging="360"/>
+      </w:pPr>
+      <w:rPr>
+        <w:rFonts w:ascii="Wingdings" w:hAnsi="Wingdings" w:hint="default"/>
+        <w:sz w:val="20"/>
+      </w:rPr>
+    </w:lvl>
+    <w:lvl w:ilvl="8" w:tentative="1">
+      <w:start w:val="1"/>
+      <w:numFmt w:val="bullet"/>
+      <w:lvlText w:val=""/>
+      <w:lvlJc w:val="left"/>
+      <w:pPr>
+        <w:tabs>
+          <w:tab w:val="num" w:pos="6480"/>
+        </w:tabs>
+        <w:ind w:left="6480" w:hanging="360"/>
+      </w:pPr>
+      <w:rPr>
+        <w:rFonts w:ascii="Wingdings" w:hAnsi="Wingdings" w:hint="default"/>
+        <w:sz w:val="20"/>
+      </w:rPr>
+    </w:lvl>
+  </w:abstractNum>
+  <w:abstractNum w:abstractNumId="8" w15:restartNumberingAfterBreak="0">
+    <w:nsid w:val="76C00612"/>
+    <w:multiLevelType w:val="hybridMultilevel"/>
+    <w:tmpl w:val="02CC875E"/>
+    <w:lvl w:ilvl="0" w:tplc="04090001">
+      <w:start w:val="1"/>
+      <w:numFmt w:val="bullet"/>
+      <w:lvlText w:val=""/>
+      <w:lvlJc w:val="left"/>
+      <w:pPr>
+        <w:ind w:left="720" w:hanging="360"/>
+      </w:pPr>
+      <w:rPr>
+        <w:rFonts w:ascii="Symbol" w:hAnsi="Symbol" w:hint="default"/>
+      </w:rPr>
+    </w:lvl>
+    <w:lvl w:ilvl="1" w:tplc="04090003" w:tentative="1">
+      <w:start w:val="1"/>
+      <w:numFmt w:val="bullet"/>
+      <w:lvlText w:val="o"/>
+      <w:lvlJc w:val="left"/>
+      <w:pPr>
+        <w:ind w:left="1440" w:hanging="360"/>
+      </w:pPr>
+      <w:rPr>
+        <w:rFonts w:ascii="Courier New" w:hAnsi="Courier New" w:cs="Courier New" w:hint="default"/>
+      </w:rPr>
+    </w:lvl>
+    <w:lvl w:ilvl="2" w:tplc="04090005" w:tentative="1">
+      <w:start w:val="1"/>
+      <w:numFmt w:val="bullet"/>
+      <w:lvlText w:val=""/>
+      <w:lvlJc w:val="left"/>
+      <w:pPr>
+        <w:ind w:left="2160" w:hanging="360"/>
+      </w:pPr>
+      <w:rPr>
+        <w:rFonts w:ascii="Wingdings" w:hAnsi="Wingdings" w:hint="default"/>
+      </w:rPr>
+    </w:lvl>
+    <w:lvl w:ilvl="3" w:tplc="04090001" w:tentative="1">
+      <w:start w:val="1"/>
+      <w:numFmt w:val="bullet"/>
+      <w:lvlText w:val=""/>
+      <w:lvlJc w:val="left"/>
+      <w:pPr>
+        <w:ind w:left="2880" w:hanging="360"/>
+      </w:pPr>
+      <w:rPr>
+        <w:rFonts w:ascii="Symbol" w:hAnsi="Symbol" w:hint="default"/>
+      </w:rPr>
+    </w:lvl>
+    <w:lvl w:ilvl="4" w:tplc="04090003" w:tentative="1">
+      <w:start w:val="1"/>
+      <w:numFmt w:val="bullet"/>
+      <w:lvlText w:val="o"/>
+      <w:lvlJc w:val="left"/>
+      <w:pPr>
+        <w:ind w:left="3600" w:hanging="360"/>
+      </w:pPr>
+      <w:rPr>
+        <w:rFonts w:ascii="Courier New" w:hAnsi="Courier New" w:cs="Courier New" w:hint="default"/>
+      </w:rPr>
+    </w:lvl>
+    <w:lvl w:ilvl="5" w:tplc="04090005" w:tentative="1">
+      <w:start w:val="1"/>
+      <w:numFmt w:val="bullet"/>
+      <w:lvlText w:val=""/>
+      <w:lvlJc w:val="left"/>
+      <w:pPr>
+        <w:ind w:left="4320" w:hanging="360"/>
+      </w:pPr>
+      <w:rPr>
+        <w:rFonts w:ascii="Wingdings" w:hAnsi="Wingdings" w:hint="default"/>
+      </w:rPr>
+    </w:lvl>
+    <w:lvl w:ilvl="6" w:tplc="04090001" w:tentative="1">
+      <w:start w:val="1"/>
+      <w:numFmt w:val="bullet"/>
+      <w:lvlText w:val=""/>
+      <w:lvlJc w:val="left"/>
+      <w:pPr>
+        <w:ind w:left="5040" w:hanging="360"/>
+      </w:pPr>
+      <w:rPr>
+        <w:rFonts w:ascii="Symbol" w:hAnsi="Symbol" w:hint="default"/>
+      </w:rPr>
+    </w:lvl>
+    <w:lvl w:ilvl="7" w:tplc="04090003" w:tentative="1">
+      <w:start w:val="1"/>
+      <w:numFmt w:val="bullet"/>
+      <w:lvlText w:val="o"/>
+      <w:lvlJc w:val="left"/>
+      <w:pPr>
+        <w:ind w:left="5760" w:hanging="360"/>
+      </w:pPr>
+      <w:rPr>
+        <w:rFonts w:ascii="Courier New" w:hAnsi="Courier New" w:cs="Courier New" w:hint="default"/>
+      </w:rPr>
+    </w:lvl>
+    <w:lvl w:ilvl="8" w:tplc="04090005" w:tentative="1">
+      <w:start w:val="1"/>
+      <w:numFmt w:val="bullet"/>
+      <w:lvlText w:val=""/>
+      <w:lvlJc w:val="left"/>
+      <w:pPr>
+        <w:ind w:left="6480" w:hanging="360"/>
       </w:pPr>
       <w:rPr>
         <w:rFonts w:ascii="Wingdings" w:hAnsi="Wingdings" w:hint="default"/>
@@ -1881,10 +2520,25 @@
     <w:abstractNumId w:val="1"/>
   </w:num>
   <w:num w:numId="3" w16cid:durableId="1749422372">
+    <w:abstractNumId w:val="6"/>
+  </w:num>
+  <w:num w:numId="4" w16cid:durableId="2066249697">
+    <w:abstractNumId w:val="4"/>
+  </w:num>
+  <w:num w:numId="5" w16cid:durableId="1925410644">
+    <w:abstractNumId w:val="5"/>
+  </w:num>
+  <w:num w:numId="6" w16cid:durableId="656232218">
+    <w:abstractNumId w:val="2"/>
+  </w:num>
+  <w:num w:numId="7" w16cid:durableId="1891725759">
+    <w:abstractNumId w:val="8"/>
+  </w:num>
+  <w:num w:numId="8" w16cid:durableId="1989090586">
     <w:abstractNumId w:val="3"/>
   </w:num>
-  <w:num w:numId="4" w16cid:durableId="2066249697">
-    <w:abstractNumId w:val="2"/>
+  <w:num w:numId="9" w16cid:durableId="1787851951">
+    <w:abstractNumId w:val="7"/>
   </w:num>
 </w:numbering>
 </file>
@@ -2518,7 +3172,6 @@
   <w:style w:type="character" w:default="1" w:styleId="DefaultParagraphFont">
     <w:name w:val="Default Paragraph Font"/>
     <w:uiPriority w:val="1"/>
-    <w:semiHidden/>
     <w:unhideWhenUsed/>
   </w:style>
   <w:style w:type="table" w:default="1" w:styleId="TableNormal">
@@ -3559,755 +4212,30 @@
     <w:basedOn w:val="DefaultParagraphFont"/>
     <w:rsid w:val="00CE523E"/>
   </w:style>
-</w:styles>
-</file>
-
-<file path=word/glossary/document.xml><?xml version="1.0" encoding="utf-8"?>
-<w:glossaryDocument xmlns:wpc="http://schemas.microsoft.com/office/word/2010/wordprocessingCanvas" xmlns:cx="http://schemas.microsoft.com/office/drawing/2014/chartex" xmlns:cx1="http://schemas.microsoft.com/office/drawing/2015/9/8/chartex" xmlns:cx2="http://schemas.microsoft.com/office/drawing/2015/10/21/chartex" xmlns:cx3="http://schemas.microsoft.com/office/drawing/2016/5/9/chartex" xmlns:cx4="http://schemas.microsoft.com/office/drawing/2016/5/10/chartex" xmlns:cx5="http://schemas.microsoft.com/office/drawing/2016/5/11/chartex" xmlns:cx6="http://schemas.microsoft.com/office/drawing/2016/5/12/chartex" xmlns:cx7="http://schemas.microsoft.com/office/drawing/2016/5/13/chartex" xmlns:cx8="http://schemas.microsoft.com/office/drawing/2016/5/14/chartex" xmlns:mc="http://schemas.openxmlformats.org/markup-compatibility/2006" xmlns:aink="http://schemas.microsoft.com/office/drawing/2016/ink" xmlns:am3d="http://schemas.microsoft.com/office/drawing/2017/model3d" xmlns:o="urn:schemas-microsoft-com:office:office" xmlns:oel="http://schemas.microsoft.com/office/2019/extlst" xmlns:r="http://schemas.openxmlformats.org/officeDocument/2006/relationships" xmlns:m="http://schemas.openxmlformats.org/officeDocument/2006/math" xmlns:v="urn:schemas-microsoft-com:vml" xmlns:wp14="http://schemas.microsoft.com/office/word/2010/wordprocessingDrawing" xmlns:wp="http://schemas.openxmlformats.org/drawingml/2006/wordprocessingDrawing" xmlns:w10="urn:schemas-microsoft-com:office:word" xmlns:w="http://schemas.openxmlformats.org/wordprocessingml/2006/main" xmlns:w14="http://schemas.microsoft.com/office/word/2010/wordml" xmlns:w15="http://schemas.microsoft.com/office/word/2012/wordml" xmlns:w16cex="http://schemas.microsoft.com/office/word/2018/wordml/cex" xmlns:w16cid="http://schemas.microsoft.com/office/word/2016/wordml/cid" xmlns:w16="http://schemas.microsoft.com/office/word/2018/wordml" xmlns:w16du="http://schemas.microsoft.com/office/word/2023/wordml/word16du" xmlns:w16sdtdh="http://schemas.microsoft.com/office/word/2020/wordml/sdtdatahash" xmlns:w16sdtfl="http://schemas.microsoft.com/office/word/2024/wordml/sdtformatlock" xmlns:w16se="http://schemas.microsoft.com/office/word/2015/wordml/symex" xmlns:wpg="http://schemas.microsoft.com/office/word/2010/wordprocessingGroup" xmlns:wpi="http://schemas.microsoft.com/office/word/2010/wordprocessingInk" xmlns:wne="http://schemas.microsoft.com/office/word/2006/wordml" xmlns:wps="http://schemas.microsoft.com/office/word/2010/wordprocessingShape" mc:Ignorable="w14 w15 w16se w16cid w16 w16cex w16sdtdh w16sdtfl w16du wp14">
-  <w:docParts>
-    <w:docPart>
-      <w:docPartPr>
-        <w:name w:val="0714915DE0F528478FE18BD4827A226C"/>
-        <w:category>
-          <w:name w:val="General"/>
-          <w:gallery w:val="placeholder"/>
-        </w:category>
-        <w:types>
-          <w:type w:val="bbPlcHdr"/>
-        </w:types>
-        <w:behaviors>
-          <w:behavior w:val="content"/>
-        </w:behaviors>
-        <w:guid w:val="{21295E9E-F4C7-714C-93E9-57852CD3452F}"/>
-      </w:docPartPr>
-      <w:docPartBody>
-        <w:p>
-          <w:pPr>
-            <w:pStyle w:val="0714915DE0F528478FE18BD4827A226C"/>
-          </w:pPr>
-          <w:r>
-            <w:rPr>
-              <w:rFonts w:ascii="Cambria" w:hAnsi="Cambria"/>
-              <w:b/>
-              <w:smallCaps/>
-            </w:rPr>
-            <w:t>Type chapter level (level 2)</w:t>
-          </w:r>
-        </w:p>
-      </w:docPartBody>
-    </w:docPart>
-    <w:docPart>
-      <w:docPartPr>
-        <w:name w:val="554F822C47E1284EAAC5C0144CE1412B"/>
-        <w:category>
-          <w:name w:val="General"/>
-          <w:gallery w:val="placeholder"/>
-        </w:category>
-        <w:types>
-          <w:type w:val="bbPlcHdr"/>
-        </w:types>
-        <w:behaviors>
-          <w:behavior w:val="content"/>
-        </w:behaviors>
-        <w:guid w:val="{6CEA6FB5-FF9F-7D4E-BD2D-D4BE2D6A6BAF}"/>
-      </w:docPartPr>
-      <w:docPartBody>
-        <w:p>
-          <w:pPr>
-            <w:pStyle w:val="554F822C47E1284EAAC5C0144CE1412B"/>
-          </w:pPr>
-          <w:r>
-            <w:rPr>
-              <w:rFonts w:ascii="Cambria" w:hAnsi="Cambria"/>
-              <w:smallCaps/>
-            </w:rPr>
-            <w:t>Type chapter title (level 3)</w:t>
-          </w:r>
-        </w:p>
-      </w:docPartBody>
-    </w:docPart>
-    <w:docPart>
-      <w:docPartPr>
-        <w:name w:val="899C9A1049FDBD43AA86CFA585A1403B"/>
-        <w:category>
-          <w:name w:val="General"/>
-          <w:gallery w:val="placeholder"/>
-        </w:category>
-        <w:types>
-          <w:type w:val="bbPlcHdr"/>
-        </w:types>
-        <w:behaviors>
-          <w:behavior w:val="content"/>
-        </w:behaviors>
-        <w:guid w:val="{5782918C-7C01-CB49-88FC-5628232A7189}"/>
-      </w:docPartPr>
-      <w:docPartBody>
-        <w:p>
-          <w:pPr>
-            <w:pStyle w:val="899C9A1049FDBD43AA86CFA585A1403B"/>
-          </w:pPr>
-          <w:r>
-            <w:rPr>
-              <w:rFonts w:ascii="Cambria" w:hAnsi="Cambria"/>
-              <w:b/>
-              <w:caps/>
-              <w:u w:val="single"/>
-            </w:rPr>
-            <w:t>Type chapter level (level 1)</w:t>
-          </w:r>
-        </w:p>
-      </w:docPartBody>
-    </w:docPart>
-    <w:docPart>
-      <w:docPartPr>
-        <w:name w:val="61F50AA3A947474CB65C075F83916063"/>
-        <w:category>
-          <w:name w:val="General"/>
-          <w:gallery w:val="placeholder"/>
-        </w:category>
-        <w:types>
-          <w:type w:val="bbPlcHdr"/>
-        </w:types>
-        <w:behaviors>
-          <w:behavior w:val="content"/>
-        </w:behaviors>
-        <w:guid w:val="{7A15C661-3A28-3041-A552-20207E4FD466}"/>
-      </w:docPartPr>
-      <w:docPartBody>
-        <w:p>
-          <w:pPr>
-            <w:pStyle w:val="61F50AA3A947474CB65C075F83916063"/>
-          </w:pPr>
-          <w:r>
-            <w:rPr>
-              <w:rFonts w:ascii="Cambria" w:hAnsi="Cambria"/>
-              <w:b/>
-              <w:smallCaps/>
-            </w:rPr>
-            <w:t>Type chapter level (level 2)</w:t>
-          </w:r>
-        </w:p>
-      </w:docPartBody>
-    </w:docPart>
-    <w:docPart>
-      <w:docPartPr>
-        <w:name w:val="E2E6CF4B6254F940BA7BED485C1892D5"/>
-        <w:category>
-          <w:name w:val="General"/>
-          <w:gallery w:val="placeholder"/>
-        </w:category>
-        <w:types>
-          <w:type w:val="bbPlcHdr"/>
-        </w:types>
-        <w:behaviors>
-          <w:behavior w:val="content"/>
-        </w:behaviors>
-        <w:guid w:val="{C285C8EA-11E4-B646-95B7-74557541E2F0}"/>
-      </w:docPartPr>
-      <w:docPartBody>
-        <w:p>
-          <w:pPr>
-            <w:pStyle w:val="E2E6CF4B6254F940BA7BED485C1892D5"/>
-          </w:pPr>
-          <w:r>
-            <w:rPr>
-              <w:rFonts w:ascii="Cambria" w:hAnsi="Cambria"/>
-              <w:smallCaps/>
-            </w:rPr>
-            <w:t>Type chapter title (level 3)</w:t>
-          </w:r>
-        </w:p>
-      </w:docPartBody>
-    </w:docPart>
-  </w:docParts>
-</w:glossaryDocument>
-</file>
-
-<file path=word/glossary/fontTable.xml><?xml version="1.0" encoding="utf-8"?>
-<w:fonts xmlns:mc="http://schemas.openxmlformats.org/markup-compatibility/2006" xmlns:r="http://schemas.openxmlformats.org/officeDocument/2006/relationships" xmlns:w="http://schemas.openxmlformats.org/wordprocessingml/2006/main" xmlns:w14="http://schemas.microsoft.com/office/word/2010/wordml" xmlns:w15="http://schemas.microsoft.com/office/word/2012/wordml" xmlns:w16cex="http://schemas.microsoft.com/office/word/2018/wordml/cex" xmlns:w16cid="http://schemas.microsoft.com/office/word/2016/wordml/cid" xmlns:w16="http://schemas.microsoft.com/office/word/2018/wordml" xmlns:w16du="http://schemas.microsoft.com/office/word/2023/wordml/word16du" xmlns:w16sdtdh="http://schemas.microsoft.com/office/word/2020/wordml/sdtdatahash" xmlns:w16sdtfl="http://schemas.microsoft.com/office/word/2024/wordml/sdtformatlock" xmlns:w16se="http://schemas.microsoft.com/office/word/2015/wordml/symex" mc:Ignorable="w14 w15 w16se w16cid w16 w16cex w16sdtdh w16sdtfl w16du">
-  <w:font w:name="Symbol">
-    <w:panose1 w:val="05050102010706020507"/>
-    <w:charset w:val="02"/>
-    <w:family w:val="roman"/>
-    <w:pitch w:val="variable"/>
-    <w:sig w:usb0="00000000" w:usb1="10000000" w:usb2="00000000" w:usb3="00000000" w:csb0="80000000" w:csb1="00000000"/>
-  </w:font>
-  <w:font w:name="Times New Roman">
-    <w:panose1 w:val="02020603050405020304"/>
-    <w:charset w:val="00"/>
-    <w:family w:val="roman"/>
-    <w:pitch w:val="variable"/>
-    <w:sig w:usb0="E0002EFF" w:usb1="C000785B" w:usb2="00000009" w:usb3="00000000" w:csb0="000001FF" w:csb1="00000000"/>
-  </w:font>
-  <w:font w:name="Courier New">
-    <w:panose1 w:val="02070309020205020404"/>
-    <w:charset w:val="00"/>
-    <w:family w:val="modern"/>
-    <w:pitch w:val="fixed"/>
-    <w:sig w:usb0="E0002EFF" w:usb1="C0007843" w:usb2="00000009" w:usb3="00000000" w:csb0="000001FF" w:csb1="00000000"/>
-  </w:font>
-  <w:font w:name="Wingdings">
-    <w:panose1 w:val="05000000000000000000"/>
-    <w:charset w:val="02"/>
-    <w:family w:val="auto"/>
-    <w:pitch w:val="variable"/>
-    <w:sig w:usb0="00000000" w:usb1="10000000" w:usb2="00000000" w:usb3="00000000" w:csb0="80000000" w:csb1="00000000"/>
-  </w:font>
-  <w:font w:name="Tahoma">
-    <w:panose1 w:val="020B0604030504040204"/>
-    <w:charset w:val="00"/>
-    <w:family w:val="swiss"/>
-    <w:pitch w:val="variable"/>
-    <w:sig w:usb0="E1002EFF" w:usb1="C000605B" w:usb2="00000029" w:usb3="00000000" w:csb0="000101FF" w:csb1="00000000"/>
-  </w:font>
-  <w:font w:name="Segoe UI">
-    <w:panose1 w:val="020B0502040204020203"/>
-    <w:charset w:val="00"/>
-    <w:family w:val="swiss"/>
-    <w:pitch w:val="variable"/>
-    <w:sig w:usb0="E4002EFF" w:usb1="C000E47F" w:usb2="00000009" w:usb3="00000000" w:csb0="000001FF" w:csb1="00000000"/>
-  </w:font>
-  <w:font w:name="Cambria">
-    <w:panose1 w:val="02040503050406030204"/>
-    <w:charset w:val="00"/>
-    <w:family w:val="roman"/>
-    <w:pitch w:val="variable"/>
-    <w:sig w:usb0="E00006FF" w:usb1="420024FF" w:usb2="02000000" w:usb3="00000000" w:csb0="0000019F" w:csb1="00000000"/>
-  </w:font>
-  <w:font w:name="Cambria Math">
-    <w:panose1 w:val="02040503050406030204"/>
-    <w:charset w:val="00"/>
-    <w:family w:val="roman"/>
-    <w:pitch w:val="variable"/>
-    <w:sig w:usb0="E00006FF" w:usb1="420024FF" w:usb2="02000000" w:usb3="00000000" w:csb0="0000019F" w:csb1="00000000"/>
-  </w:font>
-  <w:font w:name="-webkit-standard">
-    <w:altName w:val="Cambria"/>
-    <w:panose1 w:val="00000000000000000000"/>
-    <w:charset w:val="00"/>
-    <w:family w:val="roman"/>
-    <w:notTrueType/>
-    <w:pitch w:val="default"/>
-  </w:font>
-  <w:font w:name="Aptos">
-    <w:charset w:val="00"/>
-    <w:family w:val="swiss"/>
-    <w:pitch w:val="variable"/>
-    <w:sig w:usb0="20000287" w:usb1="00000003" w:usb2="00000000" w:usb3="00000000" w:csb0="0000019F" w:csb1="00000000"/>
-  </w:font>
-  <w:font w:name="Aptos Display">
-    <w:charset w:val="00"/>
-    <w:family w:val="swiss"/>
-    <w:pitch w:val="variable"/>
-    <w:sig w:usb0="20000287" w:usb1="00000003" w:usb2="00000000" w:usb3="00000000" w:csb0="0000019F" w:csb1="00000000"/>
-  </w:font>
-</w:fonts>
-</file>
-
-<file path=word/glossary/settings.xml><?xml version="1.0" encoding="utf-8"?>
-<w:settings xmlns:mc="http://schemas.openxmlformats.org/markup-compatibility/2006" xmlns:o="urn:schemas-microsoft-com:office:office" xmlns:r="http://schemas.openxmlformats.org/officeDocument/2006/relationships" xmlns:m="http://schemas.openxmlformats.org/officeDocument/2006/math" xmlns:v="urn:schemas-microsoft-com:vml" xmlns:w10="urn:schemas-microsoft-com:office:word" xmlns:w="http://schemas.openxmlformats.org/wordprocessingml/2006/main" xmlns:w14="http://schemas.microsoft.com/office/word/2010/wordml" xmlns:w15="http://schemas.microsoft.com/office/word/2012/wordml" xmlns:w16cex="http://schemas.microsoft.com/office/word/2018/wordml/cex" xmlns:w16cid="http://schemas.microsoft.com/office/word/2016/wordml/cid" xmlns:w16="http://schemas.microsoft.com/office/word/2018/wordml" xmlns:w16du="http://schemas.microsoft.com/office/word/2023/wordml/word16du" xmlns:w16sdtdh="http://schemas.microsoft.com/office/word/2020/wordml/sdtdatahash" xmlns:w16sdtfl="http://schemas.microsoft.com/office/word/2024/wordml/sdtformatlock" xmlns:w16se="http://schemas.microsoft.com/office/word/2015/wordml/symex" xmlns:sl="http://schemas.openxmlformats.org/schemaLibrary/2006/main" mc:Ignorable="w14 w15 w16se w16cid w16 w16cex w16sdtdh w16sdtfl w16du">
-  <w:view w:val="normal"/>
-  <w:defaultTabStop w:val="720"/>
-  <w:characterSpacingControl w:val="doNotCompress"/>
-  <w:compat>
-    <w:useFELayout/>
-    <w:compatSetting w:name="compatibilityMode" w:uri="http://schemas.microsoft.com/office/word" w:val="15"/>
-    <w:compatSetting w:name="overrideTableStyleFontSizeAndJustification" w:uri="http://schemas.microsoft.com/office/word" w:val="1"/>
-    <w:compatSetting w:name="enableOpenTypeFeatures" w:uri="http://schemas.microsoft.com/office/word" w:val="1"/>
-    <w:compatSetting w:name="doNotFlipMirrorIndents" w:uri="http://schemas.microsoft.com/office/word" w:val="1"/>
-    <w:compatSetting w:name="differentiateMultirowTableHeaders" w:uri="http://schemas.microsoft.com/office/word" w:val="1"/>
-    <w:compatSetting w:name="useWord2013TrackBottomHyphenation" w:uri="http://schemas.microsoft.com/office/word" w:val="0"/>
-  </w:compat>
-  <w:rsids>
-    <w:rsidRoot w:val="002D2290"/>
-    <w:rsid w:val="002D2290"/>
-    <w:rsid w:val="00395405"/>
-    <w:rsid w:val="00BE0FDE"/>
-    <w:rsid w:val="00CE364A"/>
-    <w:rsid w:val="00E73FD2"/>
-    <w:rsid w:val="00EC5675"/>
-  </w:rsids>
-  <m:mathPr>
-    <m:mathFont m:val="Cambria Math"/>
-    <m:brkBin m:val="before"/>
-    <m:brkBinSub m:val="--"/>
-    <m:smallFrac m:val="0"/>
-    <m:dispDef/>
-    <m:lMargin m:val="0"/>
-    <m:rMargin m:val="0"/>
-    <m:defJc m:val="centerGroup"/>
-    <m:wrapIndent m:val="1440"/>
-    <m:intLim m:val="subSup"/>
-    <m:naryLim m:val="undOvr"/>
-  </m:mathPr>
-  <w:themeFontLang/>
-  <w:clrSchemeMapping w:bg1="light1" w:t1="dark1" w:bg2="light2" w:t2="dark2" w:accent1="accent1" w:accent2="accent2" w:accent3="accent3" w:accent4="accent4" w:accent5="accent5" w:accent6="accent6" w:hyperlink="hyperlink" w:followedHyperlink="followedHyperlink"/>
-  <w:decimalSymbol w:val="."/>
-  <w:listSeparator w:val=","/>
-  <w15:chartTrackingRefBased/>
-</w:settings>
-</file>
-
-<file path=word/glossary/styles.xml><?xml version="1.0" encoding="utf-8"?>
-<w:styles xmlns:mc="http://schemas.openxmlformats.org/markup-compatibility/2006" xmlns:r="http://schemas.openxmlformats.org/officeDocument/2006/relationships" xmlns:w="http://schemas.openxmlformats.org/wordprocessingml/2006/main" xmlns:w14="http://schemas.microsoft.com/office/word/2010/wordml" xmlns:w15="http://schemas.microsoft.com/office/word/2012/wordml" xmlns:w16cex="http://schemas.microsoft.com/office/word/2018/wordml/cex" xmlns:w16cid="http://schemas.microsoft.com/office/word/2016/wordml/cid" xmlns:w16="http://schemas.microsoft.com/office/word/2018/wordml" xmlns:w16du="http://schemas.microsoft.com/office/word/2023/wordml/word16du" xmlns:w16sdtdh="http://schemas.microsoft.com/office/word/2020/wordml/sdtdatahash" xmlns:w16sdtfl="http://schemas.microsoft.com/office/word/2024/wordml/sdtformatlock" xmlns:w16se="http://schemas.microsoft.com/office/word/2015/wordml/symex" mc:Ignorable="w14 w15 w16se w16cid w16 w16cex w16sdtdh w16sdtfl w16du">
-  <w:docDefaults>
-    <w:rPrDefault>
-      <w:rPr>
-        <w:rFonts w:asciiTheme="minorHAnsi" w:eastAsiaTheme="minorEastAsia" w:hAnsiTheme="minorHAnsi" w:cstheme="minorBidi"/>
-        <w:sz w:val="24"/>
-        <w:szCs w:val="24"/>
-        <w:lang w:eastAsia="en-GB" w:bidi="ar-SA"/>
-      </w:rPr>
-    </w:rPrDefault>
-    <w:pPrDefault/>
-  </w:docDefaults>
-  <w:latentStyles w:defLockedState="0" w:defUIPriority="99" w:defSemiHidden="0" w:defUnhideWhenUsed="0" w:defQFormat="0" w:count="376">
-    <w:lsdException w:name="Normal" w:uiPriority="0" w:qFormat="1"/>
-    <w:lsdException w:name="heading 1" w:uiPriority="9" w:qFormat="1"/>
-    <w:lsdException w:name="heading 2" w:semiHidden="1" w:uiPriority="9" w:unhideWhenUsed="1" w:qFormat="1"/>
-    <w:lsdException w:name="heading 3" w:semiHidden="1" w:uiPriority="9" w:unhideWhenUsed="1" w:qFormat="1"/>
-    <w:lsdException w:name="heading 4" w:semiHidden="1" w:uiPriority="9" w:unhideWhenUsed="1" w:qFormat="1"/>
-    <w:lsdException w:name="heading 5" w:semiHidden="1" w:uiPriority="9" w:unhideWhenUsed="1" w:qFormat="1"/>
-    <w:lsdException w:name="heading 6" w:semiHidden="1" w:uiPriority="9" w:unhideWhenUsed="1" w:qFormat="1"/>
-    <w:lsdException w:name="heading 7" w:semiHidden="1" w:uiPriority="9" w:unhideWhenUsed="1" w:qFormat="1"/>
-    <w:lsdException w:name="heading 8" w:semiHidden="1" w:uiPriority="9" w:unhideWhenUsed="1" w:qFormat="1"/>
-    <w:lsdException w:name="heading 9" w:semiHidden="1" w:uiPriority="9" w:unhideWhenUsed="1" w:qFormat="1"/>
-    <w:lsdException w:name="index 1" w:semiHidden="1" w:unhideWhenUsed="1"/>
-    <w:lsdException w:name="index 2" w:semiHidden="1" w:unhideWhenUsed="1"/>
-    <w:lsdException w:name="index 3" w:semiHidden="1" w:unhideWhenUsed="1"/>
-    <w:lsdException w:name="index 4" w:semiHidden="1" w:unhideWhenUsed="1"/>
-    <w:lsdException w:name="index 5" w:semiHidden="1" w:unhideWhenUsed="1"/>
-    <w:lsdException w:name="index 6" w:semiHidden="1" w:unhideWhenUsed="1"/>
-    <w:lsdException w:name="index 7" w:semiHidden="1" w:unhideWhenUsed="1"/>
-    <w:lsdException w:name="index 8" w:semiHidden="1" w:unhideWhenUsed="1"/>
-    <w:lsdException w:name="index 9" w:semiHidden="1" w:unhideWhenUsed="1"/>
-    <w:lsdException w:name="toc 1" w:semiHidden="1" w:uiPriority="39" w:unhideWhenUsed="1"/>
-    <w:lsdException w:name="toc 2" w:semiHidden="1" w:uiPriority="39" w:unhideWhenUsed="1"/>
-    <w:lsdException w:name="toc 3" w:semiHidden="1" w:uiPriority="39" w:unhideWhenUsed="1"/>
-    <w:lsdException w:name="toc 4" w:semiHidden="1" w:uiPriority="39" w:unhideWhenUsed="1"/>
-    <w:lsdException w:name="toc 5" w:semiHidden="1" w:uiPriority="39" w:unhideWhenUsed="1"/>
-    <w:lsdException w:name="toc 6" w:semiHidden="1" w:uiPriority="39" w:unhideWhenUsed="1"/>
-    <w:lsdException w:name="toc 7" w:semiHidden="1" w:uiPriority="39" w:unhideWhenUsed="1"/>
-    <w:lsdException w:name="toc 8" w:semiHidden="1" w:uiPriority="39" w:unhideWhenUsed="1"/>
-    <w:lsdException w:name="toc 9" w:semiHidden="1" w:uiPriority="39" w:unhideWhenUsed="1"/>
-    <w:lsdException w:name="Normal Indent" w:semiHidden="1" w:unhideWhenUsed="1"/>
-    <w:lsdException w:name="footnote text" w:semiHidden="1" w:unhideWhenUsed="1"/>
-    <w:lsdException w:name="annotation text" w:semiHidden="1" w:unhideWhenUsed="1"/>
-    <w:lsdException w:name="header" w:semiHidden="1" w:unhideWhenUsed="1"/>
-    <w:lsdException w:name="footer" w:semiHidden="1" w:unhideWhenUsed="1"/>
-    <w:lsdException w:name="index heading" w:semiHidden="1" w:unhideWhenUsed="1"/>
-    <w:lsdException w:name="caption" w:semiHidden="1" w:uiPriority="35" w:unhideWhenUsed="1" w:qFormat="1"/>
-    <w:lsdException w:name="table of figures" w:semiHidden="1" w:unhideWhenUsed="1"/>
-    <w:lsdException w:name="envelope address" w:semiHidden="1" w:unhideWhenUsed="1"/>
-    <w:lsdException w:name="envelope return" w:semiHidden="1" w:unhideWhenUsed="1"/>
-    <w:lsdException w:name="footnote reference" w:semiHidden="1" w:unhideWhenUsed="1"/>
-    <w:lsdException w:name="annotation reference" w:semiHidden="1" w:unhideWhenUsed="1"/>
-    <w:lsdException w:name="line number" w:semiHidden="1" w:unhideWhenUsed="1"/>
-    <w:lsdException w:name="page number" w:semiHidden="1" w:unhideWhenUsed="1"/>
-    <w:lsdException w:name="endnote reference" w:semiHidden="1" w:unhideWhenUsed="1"/>
-    <w:lsdException w:name="endnote text" w:semiHidden="1" w:unhideWhenUsed="1"/>
-    <w:lsdException w:name="table of authorities" w:semiHidden="1" w:unhideWhenUsed="1"/>
-    <w:lsdException w:name="macro" w:semiHidden="1" w:unhideWhenUsed="1"/>
-    <w:lsdException w:name="toa heading" w:semiHidden="1" w:unhideWhenUsed="1"/>
-    <w:lsdException w:name="List" w:semiHidden="1" w:unhideWhenUsed="1"/>
-    <w:lsdException w:name="List Bullet" w:semiHidden="1" w:unhideWhenUsed="1"/>
-    <w:lsdException w:name="List Number" w:semiHidden="1" w:unhideWhenUsed="1"/>
-    <w:lsdException w:name="List 2" w:semiHidden="1" w:unhideWhenUsed="1"/>
-    <w:lsdException w:name="List 3" w:semiHidden="1" w:unhideWhenUsed="1"/>
-    <w:lsdException w:name="List 4" w:semiHidden="1" w:unhideWhenUsed="1"/>
-    <w:lsdException w:name="List 5" w:semiHidden="1" w:unhideWhenUsed="1"/>
-    <w:lsdException w:name="List Bullet 2" w:semiHidden="1" w:unhideWhenUsed="1"/>
-    <w:lsdException w:name="List Bullet 3" w:semiHidden="1" w:unhideWhenUsed="1"/>
-    <w:lsdException w:name="List Bullet 4" w:semiHidden="1" w:unhideWhenUsed="1"/>
-    <w:lsdException w:name="List Bullet 5" w:semiHidden="1" w:unhideWhenUsed="1"/>
-    <w:lsdException w:name="List Number 2" w:semiHidden="1" w:unhideWhenUsed="1"/>
-    <w:lsdException w:name="List Number 3" w:semiHidden="1" w:unhideWhenUsed="1"/>
-    <w:lsdException w:name="List Number 4" w:semiHidden="1" w:unhideWhenUsed="1"/>
-    <w:lsdException w:name="List Number 5" w:semiHidden="1" w:unhideWhenUsed="1"/>
-    <w:lsdException w:name="Title" w:uiPriority="10" w:qFormat="1"/>
-    <w:lsdException w:name="Closing" w:semiHidden="1" w:unhideWhenUsed="1"/>
-    <w:lsdException w:name="Signature" w:semiHidden="1" w:unhideWhenUsed="1"/>
-    <w:lsdException w:name="Default Paragraph Font" w:semiHidden="1" w:uiPriority="1" w:unhideWhenUsed="1"/>
-    <w:lsdException w:name="Body Text" w:semiHidden="1" w:unhideWhenUsed="1"/>
-    <w:lsdException w:name="Body Text Indent" w:semiHidden="1" w:unhideWhenUsed="1"/>
-    <w:lsdException w:name="List Continue" w:semiHidden="1" w:unhideWhenUsed="1"/>
-    <w:lsdException w:name="List Continue 2" w:semiHidden="1" w:unhideWhenUsed="1"/>
-    <w:lsdException w:name="List Continue 3" w:semiHidden="1" w:unhideWhenUsed="1"/>
-    <w:lsdException w:name="List Continue 4" w:semiHidden="1" w:unhideWhenUsed="1"/>
-    <w:lsdException w:name="List Continue 5" w:semiHidden="1" w:unhideWhenUsed="1"/>
-    <w:lsdException w:name="Message Header" w:semiHidden="1" w:unhideWhenUsed="1"/>
-    <w:lsdException w:name="Subtitle" w:uiPriority="11" w:qFormat="1"/>
-    <w:lsdException w:name="Salutation" w:semiHidden="1" w:unhideWhenUsed="1"/>
-    <w:lsdException w:name="Date" w:semiHidden="1" w:unhideWhenUsed="1"/>
-    <w:lsdException w:name="Body Text First Indent" w:semiHidden="1" w:unhideWhenUsed="1"/>
-    <w:lsdException w:name="Body Text First Indent 2" w:semiHidden="1" w:unhideWhenUsed="1"/>
-    <w:lsdException w:name="Note Heading" w:semiHidden="1" w:unhideWhenUsed="1"/>
-    <w:lsdException w:name="Body Text 2" w:semiHidden="1" w:unhideWhenUsed="1"/>
-    <w:lsdException w:name="Body Text 3" w:semiHidden="1" w:unhideWhenUsed="1"/>
-    <w:lsdException w:name="Body Text Indent 2" w:semiHidden="1" w:unhideWhenUsed="1"/>
-    <w:lsdException w:name="Body Text Indent 3" w:semiHidden="1" w:unhideWhenUsed="1"/>
-    <w:lsdException w:name="Block Text" w:semiHidden="1" w:unhideWhenUsed="1"/>
-    <w:lsdException w:name="Hyperlink" w:semiHidden="1" w:unhideWhenUsed="1"/>
-    <w:lsdException w:name="FollowedHyperlink" w:semiHidden="1" w:unhideWhenUsed="1"/>
-    <w:lsdException w:name="Strong" w:uiPriority="22" w:qFormat="1"/>
-    <w:lsdException w:name="Emphasis" w:uiPriority="20" w:qFormat="1"/>
-    <w:lsdException w:name="Document Map" w:semiHidden="1" w:unhideWhenUsed="1"/>
-    <w:lsdException w:name="Plain Text" w:semiHidden="1" w:unhideWhenUsed="1"/>
-    <w:lsdException w:name="E-mail Signature" w:semiHidden="1" w:unhideWhenUsed="1"/>
-    <w:lsdException w:name="HTML Top of Form" w:semiHidden="1" w:unhideWhenUsed="1"/>
-    <w:lsdException w:name="HTML Bottom of Form" w:semiHidden="1" w:unhideWhenUsed="1"/>
-    <w:lsdException w:name="Normal (Web)" w:semiHidden="1" w:unhideWhenUsed="1"/>
-    <w:lsdException w:name="HTML Acronym" w:semiHidden="1" w:unhideWhenUsed="1"/>
-    <w:lsdException w:name="HTML Address" w:semiHidden="1" w:unhideWhenUsed="1"/>
-    <w:lsdException w:name="HTML Cite" w:semiHidden="1" w:unhideWhenUsed="1"/>
-    <w:lsdException w:name="HTML Code" w:semiHidden="1" w:unhideWhenUsed="1"/>
-    <w:lsdException w:name="HTML Definition" w:semiHidden="1" w:unhideWhenUsed="1"/>
-    <w:lsdException w:name="HTML Keyboard" w:semiHidden="1" w:unhideWhenUsed="1"/>
-    <w:lsdException w:name="HTML Preformatted" w:semiHidden="1" w:unhideWhenUsed="1"/>
-    <w:lsdException w:name="HTML Sample" w:semiHidden="1" w:unhideWhenUsed="1"/>
-    <w:lsdException w:name="HTML Typewriter" w:semiHidden="1" w:unhideWhenUsed="1"/>
-    <w:lsdException w:name="HTML Variable" w:semiHidden="1" w:unhideWhenUsed="1"/>
-    <w:lsdException w:name="Normal Table" w:semiHidden="1" w:unhideWhenUsed="1"/>
-    <w:lsdException w:name="annotation subject" w:semiHidden="1" w:unhideWhenUsed="1"/>
-    <w:lsdException w:name="No List" w:semiHidden="1" w:unhideWhenUsed="1"/>
-    <w:lsdException w:name="Outline List 1" w:semiHidden="1" w:unhideWhenUsed="1"/>
-    <w:lsdException w:name="Outline List 2" w:semiHidden="1" w:unhideWhenUsed="1"/>
-    <w:lsdException w:name="Outline List 3" w:semiHidden="1" w:unhideWhenUsed="1"/>
-    <w:lsdException w:name="Table Simple 1" w:semiHidden="1" w:unhideWhenUsed="1"/>
-    <w:lsdException w:name="Table Simple 2" w:semiHidden="1" w:unhideWhenUsed="1"/>
-    <w:lsdException w:name="Table Simple 3" w:semiHidden="1" w:unhideWhenUsed="1"/>
-    <w:lsdException w:name="Table Classic 1" w:semiHidden="1" w:unhideWhenUsed="1"/>
-    <w:lsdException w:name="Table Classic 2" w:semiHidden="1" w:unhideWhenUsed="1"/>
-    <w:lsdException w:name="Table Classic 3" w:semiHidden="1" w:unhideWhenUsed="1"/>
-    <w:lsdException w:name="Table Classic 4" w:semiHidden="1" w:unhideWhenUsed="1"/>
-    <w:lsdException w:name="Table Colorful 1" w:semiHidden="1" w:unhideWhenUsed="1"/>
-    <w:lsdException w:name="Table Colorful 2" w:semiHidden="1" w:unhideWhenUsed="1"/>
-    <w:lsdException w:name="Table Colorful 3" w:semiHidden="1" w:unhideWhenUsed="1"/>
-    <w:lsdException w:name="Table Columns 1" w:semiHidden="1" w:unhideWhenUsed="1"/>
-    <w:lsdException w:name="Table Columns 2" w:semiHidden="1" w:unhideWhenUsed="1"/>
-    <w:lsdException w:name="Table Columns 3" w:semiHidden="1" w:unhideWhenUsed="1"/>
-    <w:lsdException w:name="Table Columns 4" w:semiHidden="1" w:unhideWhenUsed="1"/>
-    <w:lsdException w:name="Table Columns 5" w:semiHidden="1" w:unhideWhenUsed="1"/>
-    <w:lsdException w:name="Table Grid 1" w:semiHidden="1" w:unhideWhenUsed="1"/>
-    <w:lsdException w:name="Table Grid 2" w:semiHidden="1" w:unhideWhenUsed="1"/>
-    <w:lsdException w:name="Table Grid 3" w:semiHidden="1" w:unhideWhenUsed="1"/>
-    <w:lsdException w:name="Table Grid 4" w:semiHidden="1" w:unhideWhenUsed="1"/>
-    <w:lsdException w:name="Table Grid 5" w:semiHidden="1" w:unhideWhenUsed="1"/>
-    <w:lsdException w:name="Table Grid 6" w:semiHidden="1" w:unhideWhenUsed="1"/>
-    <w:lsdException w:name="Table Grid 7" w:semiHidden="1" w:unhideWhenUsed="1"/>
-    <w:lsdException w:name="Table Grid 8" w:semiHidden="1" w:unhideWhenUsed="1"/>
-    <w:lsdException w:name="Table List 1" w:semiHidden="1" w:unhideWhenUsed="1"/>
-    <w:lsdException w:name="Table List 2" w:semiHidden="1" w:unhideWhenUsed="1"/>
-    <w:lsdException w:name="Table List 3" w:semiHidden="1" w:unhideWhenUsed="1"/>
-    <w:lsdException w:name="Table List 4" w:semiHidden="1" w:unhideWhenUsed="1"/>
-    <w:lsdException w:name="Table List 5" w:semiHidden="1" w:unhideWhenUsed="1"/>
-    <w:lsdException w:name="Table List 6" w:semiHidden="1" w:unhideWhenUsed="1"/>
-    <w:lsdException w:name="Table List 7" w:semiHidden="1" w:unhideWhenUsed="1"/>
-    <w:lsdException w:name="Table List 8" w:semiHidden="1" w:unhideWhenUsed="1"/>
-    <w:lsdException w:name="Table 3D effects 1" w:semiHidden="1" w:unhideWhenUsed="1"/>
-    <w:lsdException w:name="Table 3D effects 2" w:semiHidden="1" w:unhideWhenUsed="1"/>
-    <w:lsdException w:name="Table 3D effects 3" w:semiHidden="1" w:unhideWhenUsed="1"/>
-    <w:lsdException w:name="Table Contemporary" w:semiHidden="1" w:unhideWhenUsed="1"/>
-    <w:lsdException w:name="Table Elegant" w:semiHidden="1" w:unhideWhenUsed="1"/>
-    <w:lsdException w:name="Table Professional" w:semiHidden="1" w:unhideWhenUsed="1"/>
-    <w:lsdException w:name="Table Subtle 1" w:semiHidden="1" w:unhideWhenUsed="1"/>
-    <w:lsdException w:name="Table Subtle 2" w:semiHidden="1" w:unhideWhenUsed="1"/>
-    <w:lsdException w:name="Table Web 1" w:semiHidden="1" w:unhideWhenUsed="1"/>
-    <w:lsdException w:name="Table Web 2" w:semiHidden="1" w:unhideWhenUsed="1"/>
-    <w:lsdException w:name="Table Web 3" w:semiHidden="1" w:unhideWhenUsed="1"/>
-    <w:lsdException w:name="Balloon Text" w:semiHidden="1" w:unhideWhenUsed="1"/>
-    <w:lsdException w:name="Table Grid" w:uiPriority="39"/>
-    <w:lsdException w:name="Table Theme" w:semiHidden="1" w:unhideWhenUsed="1"/>
-    <w:lsdException w:name="Placeholder Text" w:semiHidden="1"/>
-    <w:lsdException w:name="No Spacing" w:uiPriority="1" w:qFormat="1"/>
-    <w:lsdException w:name="Light Shading" w:uiPriority="60"/>
-    <w:lsdException w:name="Light List" w:uiPriority="61"/>
-    <w:lsdException w:name="Light Grid" w:uiPriority="62"/>
-    <w:lsdException w:name="Medium Shading 1" w:uiPriority="63"/>
-    <w:lsdException w:name="Medium Shading 2" w:uiPriority="64"/>
-    <w:lsdException w:name="Medium List 1" w:uiPriority="65"/>
-    <w:lsdException w:name="Medium List 2" w:uiPriority="66"/>
-    <w:lsdException w:name="Medium Grid 1" w:uiPriority="67"/>
-    <w:lsdException w:name="Medium Grid 2" w:uiPriority="68"/>
-    <w:lsdException w:name="Medium Grid 3" w:uiPriority="69"/>
-    <w:lsdException w:name="Dark List" w:uiPriority="70"/>
-    <w:lsdException w:name="Colorful Shading" w:uiPriority="71"/>
-    <w:lsdException w:name="Colorful List" w:uiPriority="72"/>
-    <w:lsdException w:name="Colorful Grid" w:uiPriority="73"/>
-    <w:lsdException w:name="Light Shading Accent 1" w:uiPriority="60"/>
-    <w:lsdException w:name="Light List Accent 1" w:uiPriority="61"/>
-    <w:lsdException w:name="Light Grid Accent 1" w:uiPriority="62"/>
-    <w:lsdException w:name="Medium Shading 1 Accent 1" w:uiPriority="63"/>
-    <w:lsdException w:name="Medium Shading 2 Accent 1" w:uiPriority="64"/>
-    <w:lsdException w:name="Medium List 1 Accent 1" w:uiPriority="65"/>
-    <w:lsdException w:name="Revision" w:semiHidden="1"/>
-    <w:lsdException w:name="List Paragraph" w:uiPriority="34" w:qFormat="1"/>
-    <w:lsdException w:name="Quote" w:uiPriority="29" w:qFormat="1"/>
-    <w:lsdException w:name="Intense Quote" w:uiPriority="30" w:qFormat="1"/>
-    <w:lsdException w:name="Medium List 2 Accent 1" w:uiPriority="66"/>
-    <w:lsdException w:name="Medium Grid 1 Accent 1" w:uiPriority="67"/>
-    <w:lsdException w:name="Medium Grid 2 Accent 1" w:uiPriority="68"/>
-    <w:lsdException w:name="Medium Grid 3 Accent 1" w:uiPriority="69"/>
-    <w:lsdException w:name="Dark List Accent 1" w:uiPriority="70"/>
-    <w:lsdException w:name="Colorful Shading Accent 1" w:uiPriority="71"/>
-    <w:lsdException w:name="Colorful List Accent 1" w:uiPriority="72"/>
-    <w:lsdException w:name="Colorful Grid Accent 1" w:uiPriority="73"/>
-    <w:lsdException w:name="Light Shading Accent 2" w:uiPriority="60"/>
-    <w:lsdException w:name="Light List Accent 2" w:uiPriority="61"/>
-    <w:lsdException w:name="Light Grid Accent 2" w:uiPriority="62"/>
-    <w:lsdException w:name="Medium Shading 1 Accent 2" w:uiPriority="63"/>
-    <w:lsdException w:name="Medium Shading 2 Accent 2" w:uiPriority="64"/>
-    <w:lsdException w:name="Medium List 1 Accent 2" w:uiPriority="65"/>
-    <w:lsdException w:name="Medium List 2 Accent 2" w:uiPriority="66"/>
-    <w:lsdException w:name="Medium Grid 1 Accent 2" w:uiPriority="67"/>
-    <w:lsdException w:name="Medium Grid 2 Accent 2" w:uiPriority="68"/>
-    <w:lsdException w:name="Medium Grid 3 Accent 2" w:uiPriority="69"/>
-    <w:lsdException w:name="Dark List Accent 2" w:uiPriority="70"/>
-    <w:lsdException w:name="Colorful Shading Accent 2" w:uiPriority="71"/>
-    <w:lsdException w:name="Colorful List Accent 2" w:uiPriority="72"/>
-    <w:lsdException w:name="Colorful Grid Accent 2" w:uiPriority="73"/>
-    <w:lsdException w:name="Light Shading Accent 3" w:uiPriority="60"/>
-    <w:lsdException w:name="Light List Accent 3" w:uiPriority="61"/>
-    <w:lsdException w:name="Light Grid Accent 3" w:uiPriority="62"/>
-    <w:lsdException w:name="Medium Shading 1 Accent 3" w:uiPriority="63"/>
-    <w:lsdException w:name="Medium Shading 2 Accent 3" w:uiPriority="64"/>
-    <w:lsdException w:name="Medium List 1 Accent 3" w:uiPriority="65"/>
-    <w:lsdException w:name="Medium List 2 Accent 3" w:uiPriority="66"/>
-    <w:lsdException w:name="Medium Grid 1 Accent 3" w:uiPriority="67"/>
-    <w:lsdException w:name="Medium Grid 2 Accent 3" w:uiPriority="68"/>
-    <w:lsdException w:name="Medium Grid 3 Accent 3" w:uiPriority="69"/>
-    <w:lsdException w:name="Dark List Accent 3" w:uiPriority="70"/>
-    <w:lsdException w:name="Colorful Shading Accent 3" w:uiPriority="71"/>
-    <w:lsdException w:name="Colorful List Accent 3" w:uiPriority="72"/>
-    <w:lsdException w:name="Colorful Grid Accent 3" w:uiPriority="73"/>
-    <w:lsdException w:name="Light Shading Accent 4" w:uiPriority="60"/>
-    <w:lsdException w:name="Light List Accent 4" w:uiPriority="61"/>
-    <w:lsdException w:name="Light Grid Accent 4" w:uiPriority="62"/>
-    <w:lsdException w:name="Medium Shading 1 Accent 4" w:uiPriority="63"/>
-    <w:lsdException w:name="Medium Shading 2 Accent 4" w:uiPriority="64"/>
-    <w:lsdException w:name="Medium List 1 Accent 4" w:uiPriority="65"/>
-    <w:lsdException w:name="Medium List 2 Accent 4" w:uiPriority="66"/>
-    <w:lsdException w:name="Medium Grid 1 Accent 4" w:uiPriority="67"/>
-    <w:lsdException w:name="Medium Grid 2 Accent 4" w:uiPriority="68"/>
-    <w:lsdException w:name="Medium Grid 3 Accent 4" w:uiPriority="69"/>
-    <w:lsdException w:name="Dark List Accent 4" w:uiPriority="70"/>
-    <w:lsdException w:name="Colorful Shading Accent 4" w:uiPriority="71"/>
-    <w:lsdException w:name="Colorful List Accent 4" w:uiPriority="72"/>
-    <w:lsdException w:name="Colorful Grid Accent 4" w:uiPriority="73"/>
-    <w:lsdException w:name="Light Shading Accent 5" w:uiPriority="60"/>
-    <w:lsdException w:name="Light List Accent 5" w:uiPriority="61"/>
-    <w:lsdException w:name="Light Grid Accent 5" w:uiPriority="62"/>
-    <w:lsdException w:name="Medium Shading 1 Accent 5" w:uiPriority="63"/>
-    <w:lsdException w:name="Medium Shading 2 Accent 5" w:uiPriority="64"/>
-    <w:lsdException w:name="Medium List 1 Accent 5" w:uiPriority="65"/>
-    <w:lsdException w:name="Medium List 2 Accent 5" w:uiPriority="66"/>
-    <w:lsdException w:name="Medium Grid 1 Accent 5" w:uiPriority="67"/>
-    <w:lsdException w:name="Medium Grid 2 Accent 5" w:uiPriority="68"/>
-    <w:lsdException w:name="Medium Grid 3 Accent 5" w:uiPriority="69"/>
-    <w:lsdException w:name="Dark List Accent 5" w:uiPriority="70"/>
-    <w:lsdException w:name="Colorful Shading Accent 5" w:uiPriority="71"/>
-    <w:lsdException w:name="Colorful List Accent 5" w:uiPriority="72"/>
-    <w:lsdException w:name="Colorful Grid Accent 5" w:uiPriority="73"/>
-    <w:lsdException w:name="Light Shading Accent 6" w:uiPriority="60"/>
-    <w:lsdException w:name="Light List Accent 6" w:uiPriority="61"/>
-    <w:lsdException w:name="Light Grid Accent 6" w:uiPriority="62"/>
-    <w:lsdException w:name="Medium Shading 1 Accent 6" w:uiPriority="63"/>
-    <w:lsdException w:name="Medium Shading 2 Accent 6" w:uiPriority="64"/>
-    <w:lsdException w:name="Medium List 1 Accent 6" w:uiPriority="65"/>
-    <w:lsdException w:name="Medium List 2 Accent 6" w:uiPriority="66"/>
-    <w:lsdException w:name="Medium Grid 1 Accent 6" w:uiPriority="67"/>
-    <w:lsdException w:name="Medium Grid 2 Accent 6" w:uiPriority="68"/>
-    <w:lsdException w:name="Medium Grid 3 Accent 6" w:uiPriority="69"/>
-    <w:lsdException w:name="Dark List Accent 6" w:uiPriority="70"/>
-    <w:lsdException w:name="Colorful Shading Accent 6" w:uiPriority="71"/>
-    <w:lsdException w:name="Colorful List Accent 6" w:uiPriority="72"/>
-    <w:lsdException w:name="Colorful Grid Accent 6" w:uiPriority="73"/>
-    <w:lsdException w:name="Subtle Emphasis" w:uiPriority="19" w:qFormat="1"/>
-    <w:lsdException w:name="Intense Emphasis" w:uiPriority="21" w:qFormat="1"/>
-    <w:lsdException w:name="Subtle Reference" w:uiPriority="31" w:qFormat="1"/>
-    <w:lsdException w:name="Intense Reference" w:uiPriority="32" w:qFormat="1"/>
-    <w:lsdException w:name="Book Title" w:uiPriority="33" w:qFormat="1"/>
-    <w:lsdException w:name="Bibliography" w:semiHidden="1" w:uiPriority="37" w:unhideWhenUsed="1"/>
-    <w:lsdException w:name="TOC Heading" w:semiHidden="1" w:uiPriority="39" w:unhideWhenUsed="1" w:qFormat="1"/>
-    <w:lsdException w:name="Plain Table 1" w:uiPriority="41"/>
-    <w:lsdException w:name="Plain Table 2" w:uiPriority="42"/>
-    <w:lsdException w:name="Plain Table 3" w:uiPriority="43"/>
-    <w:lsdException w:name="Plain Table 4" w:uiPriority="44"/>
-    <w:lsdException w:name="Plain Table 5" w:uiPriority="45"/>
-    <w:lsdException w:name="Grid Table Light" w:uiPriority="40"/>
-    <w:lsdException w:name="Grid Table 1 Light" w:uiPriority="46"/>
-    <w:lsdException w:name="Grid Table 2" w:uiPriority="47"/>
-    <w:lsdException w:name="Grid Table 3" w:uiPriority="48"/>
-    <w:lsdException w:name="Grid Table 4" w:uiPriority="49"/>
-    <w:lsdException w:name="Grid Table 5 Dark" w:uiPriority="50"/>
-    <w:lsdException w:name="Grid Table 6 Colorful" w:uiPriority="51"/>
-    <w:lsdException w:name="Grid Table 7 Colorful" w:uiPriority="52"/>
-    <w:lsdException w:name="Grid Table 1 Light Accent 1" w:uiPriority="46"/>
-    <w:lsdException w:name="Grid Table 2 Accent 1" w:uiPriority="47"/>
-    <w:lsdException w:name="Grid Table 3 Accent 1" w:uiPriority="48"/>
-    <w:lsdException w:name="Grid Table 4 Accent 1" w:uiPriority="49"/>
-    <w:lsdException w:name="Grid Table 5 Dark Accent 1" w:uiPriority="50"/>
-    <w:lsdException w:name="Grid Table 6 Colorful Accent 1" w:uiPriority="51"/>
-    <w:lsdException w:name="Grid Table 7 Colorful Accent 1" w:uiPriority="52"/>
-    <w:lsdException w:name="Grid Table 1 Light Accent 2" w:uiPriority="46"/>
-    <w:lsdException w:name="Grid Table 2 Accent 2" w:uiPriority="47"/>
-    <w:lsdException w:name="Grid Table 3 Accent 2" w:uiPriority="48"/>
-    <w:lsdException w:name="Grid Table 4 Accent 2" w:uiPriority="49"/>
-    <w:lsdException w:name="Grid Table 5 Dark Accent 2" w:uiPriority="50"/>
-    <w:lsdException w:name="Grid Table 6 Colorful Accent 2" w:uiPriority="51"/>
-    <w:lsdException w:name="Grid Table 7 Colorful Accent 2" w:uiPriority="52"/>
-    <w:lsdException w:name="Grid Table 1 Light Accent 3" w:uiPriority="46"/>
-    <w:lsdException w:name="Grid Table 2 Accent 3" w:uiPriority="47"/>
-    <w:lsdException w:name="Grid Table 3 Accent 3" w:uiPriority="48"/>
-    <w:lsdException w:name="Grid Table 4 Accent 3" w:uiPriority="49"/>
-    <w:lsdException w:name="Grid Table 5 Dark Accent 3" w:uiPriority="50"/>
-    <w:lsdException w:name="Grid Table 6 Colorful Accent 3" w:uiPriority="51"/>
-    <w:lsdException w:name="Grid Table 7 Colorful Accent 3" w:uiPriority="52"/>
-    <w:lsdException w:name="Grid Table 1 Light Accent 4" w:uiPriority="46"/>
-    <w:lsdException w:name="Grid Table 2 Accent 4" w:uiPriority="47"/>
-    <w:lsdException w:name="Grid Table 3 Accent 4" w:uiPriority="48"/>
-    <w:lsdException w:name="Grid Table 4 Accent 4" w:uiPriority="49"/>
-    <w:lsdException w:name="Grid Table 5 Dark Accent 4" w:uiPriority="50"/>
-    <w:lsdException w:name="Grid Table 6 Colorful Accent 4" w:uiPriority="51"/>
-    <w:lsdException w:name="Grid Table 7 Colorful Accent 4" w:uiPriority="52"/>
-    <w:lsdException w:name="Grid Table 1 Light Accent 5" w:uiPriority="46"/>
-    <w:lsdException w:name="Grid Table 2 Accent 5" w:uiPriority="47"/>
-    <w:lsdException w:name="Grid Table 3 Accent 5" w:uiPriority="48"/>
-    <w:lsdException w:name="Grid Table 4 Accent 5" w:uiPriority="49"/>
-    <w:lsdException w:name="Grid Table 5 Dark Accent 5" w:uiPriority="50"/>
-    <w:lsdException w:name="Grid Table 6 Colorful Accent 5" w:uiPriority="51"/>
-    <w:lsdException w:name="Grid Table 7 Colorful Accent 5" w:uiPriority="52"/>
-    <w:lsdException w:name="Grid Table 1 Light Accent 6" w:uiPriority="46"/>
-    <w:lsdException w:name="Grid Table 2 Accent 6" w:uiPriority="47"/>
-    <w:lsdException w:name="Grid Table 3 Accent 6" w:uiPriority="48"/>
-    <w:lsdException w:name="Grid Table 4 Accent 6" w:uiPriority="49"/>
-    <w:lsdException w:name="Grid Table 5 Dark Accent 6" w:uiPriority="50"/>
-    <w:lsdException w:name="Grid Table 6 Colorful Accent 6" w:uiPriority="51"/>
-    <w:lsdException w:name="Grid Table 7 Colorful Accent 6" w:uiPriority="52"/>
-    <w:lsdException w:name="List Table 1 Light" w:uiPriority="46"/>
-    <w:lsdException w:name="List Table 2" w:uiPriority="47"/>
-    <w:lsdException w:name="List Table 3" w:uiPriority="48"/>
-    <w:lsdException w:name="List Table 4" w:uiPriority="49"/>
-    <w:lsdException w:name="List Table 5 Dark" w:uiPriority="50"/>
-    <w:lsdException w:name="List Table 6 Colorful" w:uiPriority="51"/>
-    <w:lsdException w:name="List Table 7 Colorful" w:uiPriority="52"/>
-    <w:lsdException w:name="List Table 1 Light Accent 1" w:uiPriority="46"/>
-    <w:lsdException w:name="List Table 2 Accent 1" w:uiPriority="47"/>
-    <w:lsdException w:name="List Table 3 Accent 1" w:uiPriority="48"/>
-    <w:lsdException w:name="List Table 4 Accent 1" w:uiPriority="49"/>
-    <w:lsdException w:name="List Table 5 Dark Accent 1" w:uiPriority="50"/>
-    <w:lsdException w:name="List Table 6 Colorful Accent 1" w:uiPriority="51"/>
-    <w:lsdException w:name="List Table 7 Colorful Accent 1" w:uiPriority="52"/>
-    <w:lsdException w:name="List Table 1 Light Accent 2" w:uiPriority="46"/>
-    <w:lsdException w:name="List Table 2 Accent 2" w:uiPriority="47"/>
-    <w:lsdException w:name="List Table 3 Accent 2" w:uiPriority="48"/>
-    <w:lsdException w:name="List Table 4 Accent 2" w:uiPriority="49"/>
-    <w:lsdException w:name="List Table 5 Dark Accent 2" w:uiPriority="50"/>
-    <w:lsdException w:name="List Table 6 Colorful Accent 2" w:uiPriority="51"/>
-    <w:lsdException w:name="List Table 7 Colorful Accent 2" w:uiPriority="52"/>
-    <w:lsdException w:name="List Table 1 Light Accent 3" w:uiPriority="46"/>
-    <w:lsdException w:name="List Table 2 Accent 3" w:uiPriority="47"/>
-    <w:lsdException w:name="List Table 3 Accent 3" w:uiPriority="48"/>
-    <w:lsdException w:name="List Table 4 Accent 3" w:uiPriority="49"/>
-    <w:lsdException w:name="List Table 5 Dark Accent 3" w:uiPriority="50"/>
-    <w:lsdException w:name="List Table 6 Colorful Accent 3" w:uiPriority="51"/>
-    <w:lsdException w:name="List Table 7 Colorful Accent 3" w:uiPriority="52"/>
-    <w:lsdException w:name="List Table 1 Light Accent 4" w:uiPriority="46"/>
-    <w:lsdException w:name="List Table 2 Accent 4" w:uiPriority="47"/>
-    <w:lsdException w:name="List Table 3 Accent 4" w:uiPriority="48"/>
-    <w:lsdException w:name="List Table 4 Accent 4" w:uiPriority="49"/>
-    <w:lsdException w:name="List Table 5 Dark Accent 4" w:uiPriority="50"/>
-    <w:lsdException w:name="List Table 6 Colorful Accent 4" w:uiPriority="51"/>
-    <w:lsdException w:name="List Table 7 Colorful Accent 4" w:uiPriority="52"/>
-    <w:lsdException w:name="List Table 1 Light Accent 5" w:uiPriority="46"/>
-    <w:lsdException w:name="List Table 2 Accent 5" w:uiPriority="47"/>
-    <w:lsdException w:name="List Table 3 Accent 5" w:uiPriority="48"/>
-    <w:lsdException w:name="List Table 4 Accent 5" w:uiPriority="49"/>
-    <w:lsdException w:name="List Table 5 Dark Accent 5" w:uiPriority="50"/>
-    <w:lsdException w:name="List Table 6 Colorful Accent 5" w:uiPriority="51"/>
-    <w:lsdException w:name="List Table 7 Colorful Accent 5" w:uiPriority="52"/>
-    <w:lsdException w:name="List Table 1 Light Accent 6" w:uiPriority="46"/>
-    <w:lsdException w:name="List Table 2 Accent 6" w:uiPriority="47"/>
-    <w:lsdException w:name="List Table 3 Accent 6" w:uiPriority="48"/>
-    <w:lsdException w:name="List Table 4 Accent 6" w:uiPriority="49"/>
-    <w:lsdException w:name="List Table 5 Dark Accent 6" w:uiPriority="50"/>
-    <w:lsdException w:name="List Table 6 Colorful Accent 6" w:uiPriority="51"/>
-    <w:lsdException w:name="List Table 7 Colorful Accent 6" w:uiPriority="52"/>
-    <w:lsdException w:name="Mention" w:semiHidden="1" w:unhideWhenUsed="1"/>
-    <w:lsdException w:name="Smart Hyperlink" w:semiHidden="1" w:unhideWhenUsed="1"/>
-    <w:lsdException w:name="Hashtag" w:semiHidden="1" w:unhideWhenUsed="1"/>
-    <w:lsdException w:name="Unresolved Mention" w:semiHidden="1" w:unhideWhenUsed="1"/>
-    <w:lsdException w:name="Smart Link" w:semiHidden="1" w:unhideWhenUsed="1"/>
-  </w:latentStyles>
-  <w:style w:type="paragraph" w:default="1" w:styleId="Normal">
-    <w:name w:val="Normal"/>
-    <w:qFormat/>
-  </w:style>
-  <w:style w:type="character" w:default="1" w:styleId="DefaultParagraphFont">
-    <w:name w:val="Default Paragraph Font"/>
-    <w:uiPriority w:val="1"/>
-    <w:semiHidden/>
+  <w:style w:type="character" w:styleId="Hyperlink">
+    <w:name w:val="Hyperlink"/>
+    <w:basedOn w:val="DefaultParagraphFont"/>
+    <w:uiPriority w:val="99"/>
     <w:unhideWhenUsed/>
-  </w:style>
-  <w:style w:type="table" w:default="1" w:styleId="TableNormal">
-    <w:name w:val="Normal Table"/>
+    <w:rsid w:val="00FF0EDF"/>
+    <w:rPr>
+      <w:color w:val="9454C3" w:themeColor="hyperlink"/>
+      <w:u w:val="single"/>
+    </w:rPr>
+  </w:style>
+  <w:style w:type="character" w:styleId="UnresolvedMention">
+    <w:name w:val="Unresolved Mention"/>
+    <w:basedOn w:val="DefaultParagraphFont"/>
     <w:uiPriority w:val="99"/>
     <w:semiHidden/>
     <w:unhideWhenUsed/>
-    <w:tblPr>
-      <w:tblInd w:w="0" w:type="dxa"/>
-      <w:tblCellMar>
-        <w:top w:w="0" w:type="dxa"/>
-        <w:left w:w="108" w:type="dxa"/>
-        <w:bottom w:w="0" w:type="dxa"/>
-        <w:right w:w="108" w:type="dxa"/>
-      </w:tblCellMar>
-    </w:tblPr>
-  </w:style>
-  <w:style w:type="numbering" w:default="1" w:styleId="NoList">
-    <w:name w:val="No List"/>
-    <w:uiPriority w:val="99"/>
-    <w:semiHidden/>
-    <w:unhideWhenUsed/>
-  </w:style>
-  <w:style w:type="paragraph" w:customStyle="1" w:styleId="0714915DE0F528478FE18BD4827A226C">
-    <w:name w:val="0714915DE0F528478FE18BD4827A226C"/>
-    <w:rsid w:val="002D2290"/>
-  </w:style>
-  <w:style w:type="paragraph" w:customStyle="1" w:styleId="554F822C47E1284EAAC5C0144CE1412B">
-    <w:name w:val="554F822C47E1284EAAC5C0144CE1412B"/>
-    <w:rsid w:val="002D2290"/>
-  </w:style>
-  <w:style w:type="paragraph" w:customStyle="1" w:styleId="899C9A1049FDBD43AA86CFA585A1403B">
-    <w:name w:val="899C9A1049FDBD43AA86CFA585A1403B"/>
-    <w:rsid w:val="002D2290"/>
-  </w:style>
-  <w:style w:type="paragraph" w:customStyle="1" w:styleId="61F50AA3A947474CB65C075F83916063">
-    <w:name w:val="61F50AA3A947474CB65C075F83916063"/>
-    <w:rsid w:val="002D2290"/>
-  </w:style>
-  <w:style w:type="paragraph" w:customStyle="1" w:styleId="E2E6CF4B6254F940BA7BED485C1892D5">
-    <w:name w:val="E2E6CF4B6254F940BA7BED485C1892D5"/>
-    <w:rsid w:val="002D2290"/>
-  </w:style>
-  <w:style w:type="character" w:styleId="PlaceholderText">
-    <w:name w:val="Placeholder Text"/>
-    <w:basedOn w:val="DefaultParagraphFont"/>
-    <w:uiPriority w:val="99"/>
-    <w:semiHidden/>
-    <w:rsid w:val="002D2290"/>
-    <w:rPr>
-      <w:color w:val="808080"/>
+    <w:rsid w:val="00FF0EDF"/>
+    <w:rPr>
+      <w:color w:val="605E5C"/>
+      <w:shd w:val="clear" w:color="auto" w:fill="E1DFDD"/>
     </w:rPr>
   </w:style>
 </w:styles>
-</file>
-
-<file path=word/glossary/webSettings.xml><?xml version="1.0" encoding="utf-8"?>
-<w:webSettings xmlns:mc="http://schemas.openxmlformats.org/markup-compatibility/2006" xmlns:r="http://schemas.openxmlformats.org/officeDocument/2006/relationships" xmlns:w="http://schemas.openxmlformats.org/wordprocessingml/2006/main" xmlns:w14="http://schemas.microsoft.com/office/word/2010/wordml" xmlns:w15="http://schemas.microsoft.com/office/word/2012/wordml" xmlns:w16cex="http://schemas.microsoft.com/office/word/2018/wordml/cex" xmlns:w16cid="http://schemas.microsoft.com/office/word/2016/wordml/cid" xmlns:w16="http://schemas.microsoft.com/office/word/2018/wordml" xmlns:w16du="http://schemas.microsoft.com/office/word/2023/wordml/word16du" xmlns:w16sdtdh="http://schemas.microsoft.com/office/word/2020/wordml/sdtdatahash" xmlns:w16sdtfl="http://schemas.microsoft.com/office/word/2024/wordml/sdtformatlock" xmlns:w16se="http://schemas.microsoft.com/office/word/2015/wordml/symex" mc:Ignorable="w14 w15 w16se w16cid w16 w16cex w16sdtdh w16sdtfl w16du">
-  <w:optimizeForBrowser/>
-  <w:allowPNG/>
-</w:webSettings>
 </file>
 
 <file path=word/theme/theme1.xml><?xml version="1.0" encoding="utf-8"?>
